--- a/models/tools/pruning-and-refactoring/backup-and-restore/src/main/resources/backupAndRestore/Gendoc/gendocTemplate.docx
+++ b/models/tools/pruning-and-refactoring/backup-and-restore/src/main/resources/backupAndRestore/Gendoc/gendocTemplate.docx
@@ -1,6 +1,6 @@
 
 <file path=word/document.xml><?xml version="1.0" encoding="utf-8"?>
-<w:document xmlns:wpc="http://schemas.microsoft.com/office/word/2010/wordprocessingCanvas" xmlns:cx="http://schemas.microsoft.com/office/drawing/2014/chartex" xmlns:cx1="http://schemas.microsoft.com/office/drawing/2015/9/8/chartex" xmlns:cx2="http://schemas.microsoft.com/office/drawing/2015/10/21/chartex" xmlns:cx3="http://schemas.microsoft.com/office/drawing/2016/5/9/chartex" xmlns:cx4="http://schemas.microsoft.com/office/drawing/2016/5/10/chartex" xmlns:cx5="http://schemas.microsoft.com/office/drawing/2016/5/11/chartex" xmlns:cx6="http://schemas.microsoft.com/office/drawing/2016/5/12/chartex" xmlns:cx7="http://schemas.microsoft.com/office/drawing/2016/5/13/chartex" xmlns:cx8="http://schemas.microsoft.com/office/drawing/2016/5/14/chartex" xmlns:mc="http://schemas.openxmlformats.org/markup-compatibility/2006" xmlns:aink="http://schemas.microsoft.com/office/drawing/2016/ink" xmlns:am3d="http://schemas.microsoft.com/office/drawing/2017/model3d" xmlns:o="urn:schemas-microsoft-com:office:office" xmlns:oel="http://schemas.microsoft.com/office/2019/extlst" xmlns:r="http://schemas.openxmlformats.org/officeDocument/2006/relationships" xmlns:m="http://schemas.openxmlformats.org/officeDocument/2006/math" xmlns:v="urn:schemas-microsoft-com:vml" xmlns:wp14="http://schemas.microsoft.com/office/word/2010/wordprocessingDrawing" xmlns:wp="http://schemas.openxmlformats.org/drawingml/2006/wordprocessingDrawing" xmlns:w10="urn:schemas-microsoft-com:office:word" xmlns:w="http://schemas.openxmlformats.org/wordprocessingml/2006/main" xmlns:w14="http://schemas.microsoft.com/office/word/2010/wordml" xmlns:w15="http://schemas.microsoft.com/office/word/2012/wordml" xmlns:w16cex="http://schemas.microsoft.com/office/word/2018/wordml/cex" xmlns:w16cid="http://schemas.microsoft.com/office/word/2016/wordml/cid" xmlns:w16="http://schemas.microsoft.com/office/word/2018/wordml" xmlns:w16sdtdh="http://schemas.microsoft.com/office/word/2020/wordml/sdtdatahash" xmlns:w16se="http://schemas.microsoft.com/office/word/2015/wordml/symex" xmlns:wpg="http://schemas.microsoft.com/office/word/2010/wordprocessingGroup" xmlns:wpi="http://schemas.microsoft.com/office/word/2010/wordprocessingInk" xmlns:wne="http://schemas.microsoft.com/office/word/2006/wordml" xmlns:wps="http://schemas.microsoft.com/office/word/2010/wordprocessingShape" mc:Ignorable="w14 w15 w16se w16cid w16 w16cex w16sdtdh wp14">
+<w:document xmlns:wpc="http://schemas.microsoft.com/office/word/2010/wordprocessingCanvas" xmlns:cx="http://schemas.microsoft.com/office/drawing/2014/chartex" xmlns:cx1="http://schemas.microsoft.com/office/drawing/2015/9/8/chartex" xmlns:cx2="http://schemas.microsoft.com/office/drawing/2015/10/21/chartex" xmlns:cx3="http://schemas.microsoft.com/office/drawing/2016/5/9/chartex" xmlns:cx4="http://schemas.microsoft.com/office/drawing/2016/5/10/chartex" xmlns:cx5="http://schemas.microsoft.com/office/drawing/2016/5/11/chartex" xmlns:cx6="http://schemas.microsoft.com/office/drawing/2016/5/12/chartex" xmlns:cx7="http://schemas.microsoft.com/office/drawing/2016/5/13/chartex" xmlns:cx8="http://schemas.microsoft.com/office/drawing/2016/5/14/chartex" xmlns:mc="http://schemas.openxmlformats.org/markup-compatibility/2006" xmlns:aink="http://schemas.microsoft.com/office/drawing/2016/ink" xmlns:am3d="http://schemas.microsoft.com/office/drawing/2017/model3d" xmlns:o="urn:schemas-microsoft-com:office:office" xmlns:oel="http://schemas.microsoft.com/office/2019/extlst" xmlns:r="http://schemas.openxmlformats.org/officeDocument/2006/relationships" xmlns:m="http://schemas.openxmlformats.org/officeDocument/2006/math" xmlns:v="urn:schemas-microsoft-com:vml" xmlns:wp14="http://schemas.microsoft.com/office/word/2010/wordprocessingDrawing" xmlns:wp="http://schemas.openxmlformats.org/drawingml/2006/wordprocessingDrawing" xmlns:w10="urn:schemas-microsoft-com:office:word" xmlns:w="http://schemas.openxmlformats.org/wordprocessingml/2006/main" xmlns:w14="http://schemas.microsoft.com/office/word/2010/wordml" xmlns:w15="http://schemas.microsoft.com/office/word/2012/wordml" xmlns:w16cex="http://schemas.microsoft.com/office/word/2018/wordml/cex" xmlns:w16cid="http://schemas.microsoft.com/office/word/2016/wordml/cid" xmlns:w16="http://schemas.microsoft.com/office/word/2018/wordml" xmlns:w16du="http://schemas.microsoft.com/office/word/2023/wordml/word16du" xmlns:w16sdtdh="http://schemas.microsoft.com/office/word/2020/wordml/sdtdatahash" xmlns:w16se="http://schemas.microsoft.com/office/word/2015/wordml/symex" xmlns:wpg="http://schemas.microsoft.com/office/word/2010/wordprocessingGroup" xmlns:wpi="http://schemas.microsoft.com/office/word/2010/wordprocessingInk" xmlns:wne="http://schemas.microsoft.com/office/word/2006/wordml" xmlns:wps="http://schemas.microsoft.com/office/word/2010/wordprocessingShape" mc:Ignorable="w14 w15 w16se w16cid w16 w16cex w16sdtdh w16du wp14">
   <w:background w:color="FFFFFF"/>
   <w:body>
     <w:p>
@@ -43,15 +43,16 @@
           <w:color w:val="984806" w:themeColor="accent6" w:themeShade="80"/>
           <w:lang w:val="en-GB"/>
         </w:rPr>
-        <w:t>{project_loc}\Gendoc\</w:t>
-      </w:r>
+        <w:t>{project_</w:t>
+      </w:r>
+      <w:proofErr w:type="gramStart"/>
       <w:r>
         <w:rPr>
           <w:rFonts w:asciiTheme="minorHAnsi" w:hAnsiTheme="minorHAnsi"/>
           <w:color w:val="984806" w:themeColor="accent6" w:themeShade="80"/>
           <w:lang w:val="en-GB"/>
         </w:rPr>
-        <w:t>BackupAndRestore_</w:t>
+        <w:t>loc}\Gendoc\</w:t>
       </w:r>
       <w:r>
         <w:rPr>
@@ -59,7 +60,7 @@
           <w:color w:val="984806" w:themeColor="accent6" w:themeShade="80"/>
           <w:lang w:val="en-GB"/>
         </w:rPr>
-        <w:t>1</w:t>
+        <w:t>BackupAndRestore_</w:t>
       </w:r>
       <w:r>
         <w:rPr>
@@ -67,7 +68,7 @@
           <w:color w:val="984806" w:themeColor="accent6" w:themeShade="80"/>
           <w:lang w:val="en-GB"/>
         </w:rPr>
-        <w:t>.0.0</w:t>
+        <w:t>1</w:t>
       </w:r>
       <w:r>
         <w:rPr>
@@ -75,7 +76,7 @@
           <w:color w:val="984806" w:themeColor="accent6" w:themeShade="80"/>
           <w:lang w:val="en-GB"/>
         </w:rPr>
-        <w:t>-</w:t>
+        <w:t>.0.</w:t>
       </w:r>
       <w:r>
         <w:rPr>
@@ -83,7 +84,7 @@
           <w:color w:val="984806" w:themeColor="accent6" w:themeShade="80"/>
           <w:lang w:val="en-GB"/>
         </w:rPr>
-        <w:t>ts</w:t>
+        <w:t>1</w:t>
       </w:r>
       <w:r>
         <w:rPr>
@@ -91,7 +92,7 @@
           <w:color w:val="984806" w:themeColor="accent6" w:themeShade="80"/>
           <w:lang w:val="en-GB"/>
         </w:rPr>
-        <w:t>i</w:t>
+        <w:t>-</w:t>
       </w:r>
       <w:r>
         <w:rPr>
@@ -99,7 +100,7 @@
           <w:color w:val="984806" w:themeColor="accent6" w:themeShade="80"/>
           <w:lang w:val="en-GB"/>
         </w:rPr>
-        <w:t>.</w:t>
+        <w:t>ts.</w:t>
       </w:r>
       <w:r>
         <w:rPr>
@@ -107,7 +108,16 @@
           <w:color w:val="984806" w:themeColor="accent6" w:themeShade="80"/>
           <w:lang w:val="en-GB"/>
         </w:rPr>
-        <w:t>d.t+gendoc.</w:t>
+        <w:t>d.t</w:t>
+      </w:r>
+      <w:proofErr w:type="gramEnd"/>
+      <w:r>
+        <w:rPr>
+          <w:rFonts w:asciiTheme="minorHAnsi" w:hAnsiTheme="minorHAnsi"/>
+          <w:color w:val="984806" w:themeColor="accent6" w:themeShade="80"/>
+          <w:lang w:val="en-GB"/>
+        </w:rPr>
+        <w:t>+gendoc.</w:t>
       </w:r>
       <w:r>
         <w:rPr>
@@ -202,22 +212,52 @@
           <w:color w:val="984806" w:themeColor="accent6" w:themeShade="80"/>
           <w:lang w:val="en-GB"/>
         </w:rPr>
-        <w:t>’${project_loc}\</w:t>
-      </w:r>
+        <w:t>’${</w:t>
+      </w:r>
+      <w:proofErr w:type="spellStart"/>
       <w:r>
         <w:rPr>
           <w:rFonts w:asciiTheme="minorHAnsi" w:hAnsiTheme="minorHAnsi"/>
           <w:color w:val="984806" w:themeColor="accent6" w:themeShade="80"/>
           <w:lang w:val="en-GB"/>
         </w:rPr>
-        <w:t>BackUp.uml</w:t>
-      </w:r>
+        <w:t>project_</w:t>
+      </w:r>
+      <w:proofErr w:type="gramStart"/>
       <w:r>
         <w:rPr>
           <w:rFonts w:asciiTheme="minorHAnsi" w:hAnsiTheme="minorHAnsi"/>
           <w:color w:val="984806" w:themeColor="accent6" w:themeShade="80"/>
           <w:lang w:val="en-GB"/>
         </w:rPr>
+        <w:t>loc</w:t>
+      </w:r>
+      <w:proofErr w:type="spellEnd"/>
+      <w:r>
+        <w:rPr>
+          <w:rFonts w:asciiTheme="minorHAnsi" w:hAnsiTheme="minorHAnsi"/>
+          <w:color w:val="984806" w:themeColor="accent6" w:themeShade="80"/>
+          <w:lang w:val="en-GB"/>
+        </w:rPr>
+        <w:t>}\</w:t>
+      </w:r>
+      <w:proofErr w:type="spellStart"/>
+      <w:proofErr w:type="gramEnd"/>
+      <w:r>
+        <w:rPr>
+          <w:rFonts w:asciiTheme="minorHAnsi" w:hAnsiTheme="minorHAnsi"/>
+          <w:color w:val="984806" w:themeColor="accent6" w:themeShade="80"/>
+          <w:lang w:val="en-GB"/>
+        </w:rPr>
+        <w:t>BackUp.uml</w:t>
+      </w:r>
+      <w:proofErr w:type="spellEnd"/>
+      <w:r>
+        <w:rPr>
+          <w:rFonts w:asciiTheme="minorHAnsi" w:hAnsiTheme="minorHAnsi"/>
+          <w:color w:val="984806" w:themeColor="accent6" w:themeShade="80"/>
+          <w:lang w:val="en-GB"/>
+        </w:rPr>
         <w:t>' element=’{0}’</w:t>
       </w:r>
       <w:r>
@@ -226,7 +266,43 @@
           <w:color w:val="7030A0"/>
           <w:lang w:val="en-GB"/>
         </w:rPr>
-        <w:t xml:space="preserve"> element=’{0}’ importedBundles='gmf;papyrus' /&gt;</w:t>
+        <w:t xml:space="preserve"> element=’{0}’ </w:t>
+      </w:r>
+      <w:proofErr w:type="spellStart"/>
+      <w:r>
+        <w:rPr>
+          <w:rFonts w:asciiTheme="minorHAnsi" w:hAnsiTheme="minorHAnsi"/>
+          <w:color w:val="7030A0"/>
+          <w:lang w:val="en-GB"/>
+        </w:rPr>
+        <w:t>importedBundles</w:t>
+      </w:r>
+      <w:proofErr w:type="spellEnd"/>
+      <w:r>
+        <w:rPr>
+          <w:rFonts w:asciiTheme="minorHAnsi" w:hAnsiTheme="minorHAnsi"/>
+          <w:color w:val="7030A0"/>
+          <w:lang w:val="en-GB"/>
+        </w:rPr>
+        <w:t>='</w:t>
+      </w:r>
+      <w:proofErr w:type="spellStart"/>
+      <w:r>
+        <w:rPr>
+          <w:rFonts w:asciiTheme="minorHAnsi" w:hAnsiTheme="minorHAnsi"/>
+          <w:color w:val="7030A0"/>
+          <w:lang w:val="en-GB"/>
+        </w:rPr>
+        <w:t>gmf;papyrus</w:t>
+      </w:r>
+      <w:proofErr w:type="spellEnd"/>
+      <w:r>
+        <w:rPr>
+          <w:rFonts w:asciiTheme="minorHAnsi" w:hAnsiTheme="minorHAnsi"/>
+          <w:color w:val="7030A0"/>
+          <w:lang w:val="en-GB"/>
+        </w:rPr>
+        <w:t>' /&gt;</w:t>
       </w:r>
       <w:r>
         <w:rPr>
@@ -256,7 +332,29 @@
           <w:sz w:val="20"/>
           <w:szCs w:val="20"/>
         </w:rPr>
-        <w:t>&lt;gendoc&gt;&lt;drop/&gt;</w:t>
+        <w:t>&lt;</w:t>
+      </w:r>
+      <w:proofErr w:type="spellStart"/>
+      <w:r>
+        <w:rPr>
+          <w:rFonts w:asciiTheme="minorHAnsi" w:hAnsiTheme="minorHAnsi"/>
+          <w:bCs/>
+          <w:color w:val="7030A0"/>
+          <w:sz w:val="20"/>
+          <w:szCs w:val="20"/>
+        </w:rPr>
+        <w:t>gendoc</w:t>
+      </w:r>
+      <w:proofErr w:type="spellEnd"/>
+      <w:r>
+        <w:rPr>
+          <w:rFonts w:asciiTheme="minorHAnsi" w:hAnsiTheme="minorHAnsi"/>
+          <w:bCs/>
+          <w:color w:val="7030A0"/>
+          <w:sz w:val="20"/>
+          <w:szCs w:val="20"/>
+        </w:rPr>
+        <w:t>&gt;&lt;drop/&gt;</w:t>
       </w:r>
     </w:p>
     <w:p>
@@ -354,7 +452,29 @@
           <w:sz w:val="20"/>
           <w:szCs w:val="20"/>
         </w:rPr>
-        <w:t>&lt;/gendoc&gt;&lt;drop/&gt;</w:t>
+        <w:t>&lt;/</w:t>
+      </w:r>
+      <w:proofErr w:type="spellStart"/>
+      <w:r>
+        <w:rPr>
+          <w:rFonts w:asciiTheme="minorHAnsi" w:hAnsiTheme="minorHAnsi"/>
+          <w:bCs/>
+          <w:color w:val="7030A0"/>
+          <w:sz w:val="20"/>
+          <w:szCs w:val="20"/>
+        </w:rPr>
+        <w:t>gendoc</w:t>
+      </w:r>
+      <w:proofErr w:type="spellEnd"/>
+      <w:r>
+        <w:rPr>
+          <w:rFonts w:asciiTheme="minorHAnsi" w:hAnsiTheme="minorHAnsi"/>
+          <w:bCs/>
+          <w:color w:val="7030A0"/>
+          <w:sz w:val="20"/>
+          <w:szCs w:val="20"/>
+        </w:rPr>
+        <w:t>&gt;&lt;drop/&gt;</w:t>
       </w:r>
     </w:p>
     <w:p>
@@ -385,8 +505,9 @@
           <w:szCs w:val="20"/>
           <w:lang w:val="en-GB"/>
         </w:rPr>
-        <w:t>’${project_loc}\</w:t>
-      </w:r>
+        <w:t>’${</w:t>
+      </w:r>
+      <w:proofErr w:type="spellStart"/>
       <w:r>
         <w:rPr>
           <w:rFonts w:ascii="Calibri" w:eastAsia="Times New Roman" w:hAnsi="Calibri" w:cs="Calibri"/>
@@ -395,8 +516,9 @@
           <w:szCs w:val="20"/>
           <w:lang w:val="en-GB"/>
         </w:rPr>
-        <w:t>BackUp.uml</w:t>
-      </w:r>
+        <w:t>project_</w:t>
+      </w:r>
+      <w:proofErr w:type="gramStart"/>
       <w:r>
         <w:rPr>
           <w:rFonts w:ascii="Calibri" w:eastAsia="Times New Roman" w:hAnsi="Calibri" w:cs="Calibri"/>
@@ -405,17 +527,95 @@
           <w:szCs w:val="20"/>
           <w:lang w:val="en-GB"/>
         </w:rPr>
-        <w:t>'</w:t>
-      </w:r>
-      <w:r>
-        <w:rPr>
-          <w:rFonts w:asciiTheme="minorHAnsi" w:hAnsiTheme="minorHAnsi"/>
-          <w:color w:val="7030A0"/>
+        <w:t>loc</w:t>
+      </w:r>
+      <w:proofErr w:type="spellEnd"/>
+      <w:r>
+        <w:rPr>
+          <w:rFonts w:ascii="Calibri" w:eastAsia="Times New Roman" w:hAnsi="Calibri" w:cs="Calibri"/>
+          <w:color w:val="984806" w:themeColor="accent6" w:themeShade="80"/>
           <w:sz w:val="20"/>
           <w:szCs w:val="20"/>
           <w:lang w:val="en-GB"/>
         </w:rPr>
-        <w:t xml:space="preserve"> element=’{0}’ importedBundles='gmf;papyrus' /&gt;</w:t>
+        <w:t>}\</w:t>
+      </w:r>
+      <w:proofErr w:type="spellStart"/>
+      <w:proofErr w:type="gramEnd"/>
+      <w:r>
+        <w:rPr>
+          <w:rFonts w:ascii="Calibri" w:eastAsia="Times New Roman" w:hAnsi="Calibri" w:cs="Calibri"/>
+          <w:color w:val="984806" w:themeColor="accent6" w:themeShade="80"/>
+          <w:sz w:val="20"/>
+          <w:szCs w:val="20"/>
+          <w:lang w:val="en-GB"/>
+        </w:rPr>
+        <w:t>BackUp.uml</w:t>
+      </w:r>
+      <w:proofErr w:type="spellEnd"/>
+      <w:r>
+        <w:rPr>
+          <w:rFonts w:ascii="Calibri" w:eastAsia="Times New Roman" w:hAnsi="Calibri" w:cs="Calibri"/>
+          <w:color w:val="984806" w:themeColor="accent6" w:themeShade="80"/>
+          <w:sz w:val="20"/>
+          <w:szCs w:val="20"/>
+          <w:lang w:val="en-GB"/>
+        </w:rPr>
+        <w:t>'</w:t>
+      </w:r>
+      <w:r>
+        <w:rPr>
+          <w:rFonts w:asciiTheme="minorHAnsi" w:hAnsiTheme="minorHAnsi"/>
+          <w:color w:val="7030A0"/>
+          <w:sz w:val="20"/>
+          <w:szCs w:val="20"/>
+          <w:lang w:val="en-GB"/>
+        </w:rPr>
+        <w:t xml:space="preserve"> element=’{0}’ </w:t>
+      </w:r>
+      <w:proofErr w:type="spellStart"/>
+      <w:r>
+        <w:rPr>
+          <w:rFonts w:asciiTheme="minorHAnsi" w:hAnsiTheme="minorHAnsi"/>
+          <w:color w:val="7030A0"/>
+          <w:sz w:val="20"/>
+          <w:szCs w:val="20"/>
+          <w:lang w:val="en-GB"/>
+        </w:rPr>
+        <w:t>importedBundles</w:t>
+      </w:r>
+      <w:proofErr w:type="spellEnd"/>
+      <w:r>
+        <w:rPr>
+          <w:rFonts w:asciiTheme="minorHAnsi" w:hAnsiTheme="minorHAnsi"/>
+          <w:color w:val="7030A0"/>
+          <w:sz w:val="20"/>
+          <w:szCs w:val="20"/>
+          <w:lang w:val="en-GB"/>
+        </w:rPr>
+        <w:t>='</w:t>
+      </w:r>
+      <w:proofErr w:type="spellStart"/>
+      <w:r>
+        <w:rPr>
+          <w:rFonts w:asciiTheme="minorHAnsi" w:hAnsiTheme="minorHAnsi"/>
+          <w:color w:val="7030A0"/>
+          <w:sz w:val="20"/>
+          <w:szCs w:val="20"/>
+          <w:lang w:val="en-GB"/>
+        </w:rPr>
+        <w:t>gmf;papyrus</w:t>
+      </w:r>
+      <w:proofErr w:type="spellEnd"/>
+      <w:r>
+        <w:rPr>
+          <w:rFonts w:asciiTheme="minorHAnsi" w:hAnsiTheme="minorHAnsi"/>
+          <w:color w:val="7030A0"/>
+          <w:sz w:val="20"/>
+          <w:szCs w:val="20"/>
+          <w:lang w:val="en-GB"/>
+        </w:rPr>
+        <w:t>' /&gt;</w:t>
       </w:r>
     </w:p>
     <w:p>
@@ -437,7 +637,29 @@
           <w:sz w:val="20"/>
           <w:szCs w:val="20"/>
         </w:rPr>
-        <w:t>&lt;gendoc&gt;&lt;drop/&gt;</w:t>
+        <w:t>&lt;</w:t>
+      </w:r>
+      <w:proofErr w:type="spellStart"/>
+      <w:r>
+        <w:rPr>
+          <w:rFonts w:asciiTheme="minorHAnsi" w:hAnsiTheme="minorHAnsi"/>
+          <w:bCs/>
+          <w:color w:val="7030A0"/>
+          <w:sz w:val="20"/>
+          <w:szCs w:val="20"/>
+        </w:rPr>
+        <w:t>gendoc</w:t>
+      </w:r>
+      <w:proofErr w:type="spellEnd"/>
+      <w:r>
+        <w:rPr>
+          <w:rFonts w:asciiTheme="minorHAnsi" w:hAnsiTheme="minorHAnsi"/>
+          <w:bCs/>
+          <w:color w:val="7030A0"/>
+          <w:sz w:val="20"/>
+          <w:szCs w:val="20"/>
+        </w:rPr>
+        <w:t>&gt;&lt;drop/&gt;</w:t>
       </w:r>
     </w:p>
     <w:p>
@@ -497,7 +719,57 @@
           <w:bCs/>
           <w:color w:val="7030A0"/>
         </w:rPr>
-        <w:t>[for (cl:Class | Class.allInstances()-&gt;sortedBy(name))]&lt;drop/&gt;</w:t>
+        <w:t>[for (</w:t>
+      </w:r>
+      <w:proofErr w:type="spellStart"/>
+      <w:proofErr w:type="gramStart"/>
+      <w:r>
+        <w:rPr>
+          <w:bCs/>
+          <w:color w:val="7030A0"/>
+        </w:rPr>
+        <w:t>cl:Class</w:t>
+      </w:r>
+      <w:proofErr w:type="spellEnd"/>
+      <w:proofErr w:type="gramEnd"/>
+      <w:r>
+        <w:rPr>
+          <w:bCs/>
+          <w:color w:val="7030A0"/>
+        </w:rPr>
+        <w:t xml:space="preserve"> | </w:t>
+      </w:r>
+      <w:proofErr w:type="spellStart"/>
+      <w:r>
+        <w:rPr>
+          <w:bCs/>
+          <w:color w:val="7030A0"/>
+        </w:rPr>
+        <w:t>Class.allInstances</w:t>
+      </w:r>
+      <w:proofErr w:type="spellEnd"/>
+      <w:r>
+        <w:rPr>
+          <w:bCs/>
+          <w:color w:val="7030A0"/>
+        </w:rPr>
+        <w:t>()-&gt;</w:t>
+      </w:r>
+      <w:proofErr w:type="spellStart"/>
+      <w:r>
+        <w:rPr>
+          <w:bCs/>
+          <w:color w:val="7030A0"/>
+        </w:rPr>
+        <w:t>sortedBy</w:t>
+      </w:r>
+      <w:proofErr w:type="spellEnd"/>
+      <w:r>
+        <w:rPr>
+          <w:bCs/>
+          <w:color w:val="7030A0"/>
+        </w:rPr>
+        <w:t>(name))]&lt;drop/&gt;</w:t>
       </w:r>
     </w:p>
     <w:p>
@@ -519,13 +791,43 @@
         <w:rPr>
           <w:color w:val="7030A0"/>
         </w:rPr>
-        <w:t>[for (co:Com</w:t>
-      </w:r>
-      <w:r>
-        <w:rPr>
-          <w:color w:val="7030A0"/>
-        </w:rPr>
-        <w:t>ment | cl.ownedComment)]&lt;drop/&gt;</w:t>
+        <w:t>[for (</w:t>
+      </w:r>
+      <w:proofErr w:type="spellStart"/>
+      <w:proofErr w:type="gramStart"/>
+      <w:r>
+        <w:rPr>
+          <w:color w:val="7030A0"/>
+        </w:rPr>
+        <w:t>co:Com</w:t>
+      </w:r>
+      <w:r>
+        <w:rPr>
+          <w:color w:val="7030A0"/>
+        </w:rPr>
+        <w:t>ment</w:t>
+      </w:r>
+      <w:proofErr w:type="spellEnd"/>
+      <w:proofErr w:type="gramEnd"/>
+      <w:r>
+        <w:rPr>
+          <w:color w:val="7030A0"/>
+        </w:rPr>
+        <w:t xml:space="preserve"> | </w:t>
+      </w:r>
+      <w:proofErr w:type="spellStart"/>
+      <w:r>
+        <w:rPr>
+          <w:color w:val="7030A0"/>
+        </w:rPr>
+        <w:t>cl.ownedComment</w:t>
+      </w:r>
+      <w:proofErr w:type="spellEnd"/>
+      <w:r>
+        <w:rPr>
+          <w:color w:val="7030A0"/>
+        </w:rPr>
+        <w:t>)]&lt;drop/&gt;</w:t>
       </w:r>
     </w:p>
     <w:p>
@@ -539,13 +841,34 @@
         <w:rPr>
           <w:color w:val="7030A0"/>
         </w:rPr>
-        <w:t>&lt;dropEmpty&gt;</w:t>
+        <w:t>&lt;</w:t>
+      </w:r>
+      <w:proofErr w:type="spellStart"/>
+      <w:r>
+        <w:rPr>
+          <w:color w:val="7030A0"/>
+        </w:rPr>
+        <w:t>dropEmpty</w:t>
+      </w:r>
+      <w:proofErr w:type="spellEnd"/>
+      <w:r>
+        <w:rPr>
+          <w:color w:val="7030A0"/>
+        </w:rPr>
+        <w:t>&gt;</w:t>
       </w:r>
       <w:r>
         <w:t>[co._</w:t>
       </w:r>
-      <w:r>
-        <w:t>body.clean()/</w:t>
+      <w:proofErr w:type="spellStart"/>
+      <w:proofErr w:type="gramStart"/>
+      <w:r>
+        <w:t>body.clean</w:t>
+      </w:r>
+      <w:proofErr w:type="spellEnd"/>
+      <w:proofErr w:type="gramEnd"/>
+      <w:r>
+        <w:t>()/</w:t>
       </w:r>
       <w:r>
         <w:t>]</w:t>
@@ -554,7 +877,21 @@
         <w:rPr>
           <w:color w:val="7030A0"/>
         </w:rPr>
-        <w:t>&lt;/dropEmpty&gt;</w:t>
+        <w:t>&lt;/</w:t>
+      </w:r>
+      <w:proofErr w:type="spellStart"/>
+      <w:r>
+        <w:rPr>
+          <w:color w:val="7030A0"/>
+        </w:rPr>
+        <w:t>dropEmpty</w:t>
+      </w:r>
+      <w:proofErr w:type="spellEnd"/>
+      <w:r>
+        <w:rPr>
+          <w:color w:val="7030A0"/>
+        </w:rPr>
+        <w:t>&gt;</w:t>
       </w:r>
     </w:p>
     <w:p>
@@ -568,7 +905,21 @@
         <w:rPr>
           <w:color w:val="7030A0"/>
         </w:rPr>
-        <w:t>[/for]&lt;drop/&gt;</w:t>
+        <w:t>[/</w:t>
+      </w:r>
+      <w:proofErr w:type="gramStart"/>
+      <w:r>
+        <w:rPr>
+          <w:color w:val="7030A0"/>
+        </w:rPr>
+        <w:t>for]&lt;</w:t>
+      </w:r>
+      <w:proofErr w:type="gramEnd"/>
+      <w:r>
+        <w:rPr>
+          <w:color w:val="7030A0"/>
+        </w:rPr>
+        <w:t>drop/&gt;</w:t>
       </w:r>
     </w:p>
     <w:p>
@@ -595,7 +946,37 @@
         <w:rPr>
           <w:color w:val="7030A0"/>
         </w:rPr>
-        <w:t>[for (st:Stereotype | cl.getAppliedStereotypes())]&lt;drop/&gt;</w:t>
+        <w:t>[for (</w:t>
+      </w:r>
+      <w:proofErr w:type="spellStart"/>
+      <w:proofErr w:type="gramStart"/>
+      <w:r>
+        <w:rPr>
+          <w:color w:val="7030A0"/>
+        </w:rPr>
+        <w:t>st:Stereotype</w:t>
+      </w:r>
+      <w:proofErr w:type="spellEnd"/>
+      <w:proofErr w:type="gramEnd"/>
+      <w:r>
+        <w:rPr>
+          <w:color w:val="7030A0"/>
+        </w:rPr>
+        <w:t xml:space="preserve"> | </w:t>
+      </w:r>
+      <w:proofErr w:type="spellStart"/>
+      <w:r>
+        <w:rPr>
+          <w:color w:val="7030A0"/>
+        </w:rPr>
+        <w:t>cl.getAppliedStereotypes</w:t>
+      </w:r>
+      <w:proofErr w:type="spellEnd"/>
+      <w:r>
+        <w:rPr>
+          <w:color w:val="7030A0"/>
+        </w:rPr>
+        <w:t>())]&lt;drop/&gt;</w:t>
       </w:r>
     </w:p>
     <w:p>
@@ -619,7 +1000,23 @@
         <w:rPr>
           <w:color w:val="7030A0"/>
         </w:rPr>
-        <w:t>[for (oa:Property|st.ownedAttribute)]&lt;drop/&gt;</w:t>
+        <w:t>[for (</w:t>
+      </w:r>
+      <w:proofErr w:type="spellStart"/>
+      <w:proofErr w:type="gramStart"/>
+      <w:r>
+        <w:rPr>
+          <w:color w:val="7030A0"/>
+        </w:rPr>
+        <w:t>oa:Property|st.ownedAttribute</w:t>
+      </w:r>
+      <w:proofErr w:type="spellEnd"/>
+      <w:proofErr w:type="gramEnd"/>
+      <w:r>
+        <w:rPr>
+          <w:color w:val="7030A0"/>
+        </w:rPr>
+        <w:t>)]&lt;drop/&gt;</w:t>
       </w:r>
     </w:p>
     <w:p>
@@ -640,7 +1037,25 @@
           <w:bCs/>
           <w:color w:val="7030A0"/>
         </w:rPr>
-        <w:t>[if (not oa.name.contains('base'))]</w:t>
+        <w:t xml:space="preserve">[if (not </w:t>
+      </w:r>
+      <w:proofErr w:type="spellStart"/>
+      <w:proofErr w:type="gramStart"/>
+      <w:r>
+        <w:rPr>
+          <w:bCs/>
+          <w:color w:val="7030A0"/>
+        </w:rPr>
+        <w:t>oa.name.contains</w:t>
+      </w:r>
+      <w:proofErr w:type="spellEnd"/>
+      <w:proofErr w:type="gramEnd"/>
+      <w:r>
+        <w:rPr>
+          <w:bCs/>
+          <w:color w:val="7030A0"/>
+        </w:rPr>
+        <w:t>('base'))]</w:t>
       </w:r>
       <w:r>
         <w:rPr>
@@ -654,7 +1069,71 @@
           <w:bCs/>
           <w:color w:val="7030A0"/>
         </w:rPr>
-        <w:t>[if (not cl.getValue(st, oa.name).oclIsUndefined())][if oa.name.contains('condition'</w:t>
+        <w:t xml:space="preserve">[if (not </w:t>
+      </w:r>
+      <w:proofErr w:type="spellStart"/>
+      <w:r>
+        <w:rPr>
+          <w:bCs/>
+          <w:color w:val="7030A0"/>
+        </w:rPr>
+        <w:t>cl.getValue</w:t>
+      </w:r>
+      <w:proofErr w:type="spellEnd"/>
+      <w:r>
+        <w:rPr>
+          <w:bCs/>
+          <w:color w:val="7030A0"/>
+        </w:rPr>
+        <w:t>(</w:t>
+      </w:r>
+      <w:proofErr w:type="spellStart"/>
+      <w:r>
+        <w:rPr>
+          <w:bCs/>
+          <w:color w:val="7030A0"/>
+        </w:rPr>
+        <w:t>st</w:t>
+      </w:r>
+      <w:proofErr w:type="spellEnd"/>
+      <w:r>
+        <w:rPr>
+          <w:bCs/>
+          <w:color w:val="7030A0"/>
+        </w:rPr>
+        <w:t>, oa.name).</w:t>
+      </w:r>
+      <w:proofErr w:type="spellStart"/>
+      <w:r>
+        <w:rPr>
+          <w:bCs/>
+          <w:color w:val="7030A0"/>
+        </w:rPr>
+        <w:t>oclIsUndefined</w:t>
+      </w:r>
+      <w:proofErr w:type="spellEnd"/>
+      <w:r>
+        <w:rPr>
+          <w:bCs/>
+          <w:color w:val="7030A0"/>
+        </w:rPr>
+        <w:t xml:space="preserve">())][if </w:t>
+      </w:r>
+      <w:proofErr w:type="spellStart"/>
+      <w:r>
+        <w:rPr>
+          <w:bCs/>
+          <w:color w:val="7030A0"/>
+        </w:rPr>
+        <w:t>oa.name.contains</w:t>
+      </w:r>
+      <w:proofErr w:type="spellEnd"/>
+      <w:r>
+        <w:rPr>
+          <w:bCs/>
+          <w:color w:val="7030A0"/>
+        </w:rPr>
+        <w:t>('condition'</w:t>
       </w:r>
       <w:r>
         <w:rPr>
@@ -667,11 +1146,53 @@
         <w:rPr>
           <w:bCs/>
         </w:rPr>
-        <w:t xml:space="preserve">][cl.getValue(st, oa.name).oclAsType(String)/] </w:t>
-      </w:r>
+        <w:t>][</w:t>
+      </w:r>
+      <w:proofErr w:type="spellStart"/>
       <w:r>
         <w:rPr>
           <w:bCs/>
+        </w:rPr>
+        <w:t>cl.getValue</w:t>
+      </w:r>
+      <w:proofErr w:type="spellEnd"/>
+      <w:r>
+        <w:rPr>
+          <w:bCs/>
+        </w:rPr>
+        <w:t>(</w:t>
+      </w:r>
+      <w:proofErr w:type="spellStart"/>
+      <w:r>
+        <w:rPr>
+          <w:bCs/>
+        </w:rPr>
+        <w:t>st</w:t>
+      </w:r>
+      <w:proofErr w:type="spellEnd"/>
+      <w:r>
+        <w:rPr>
+          <w:bCs/>
+        </w:rPr>
+        <w:t>, oa.name).</w:t>
+      </w:r>
+      <w:proofErr w:type="spellStart"/>
+      <w:r>
+        <w:rPr>
+          <w:bCs/>
+        </w:rPr>
+        <w:t>oclAsType</w:t>
+      </w:r>
+      <w:proofErr w:type="spellEnd"/>
+      <w:r>
+        <w:rPr>
+          <w:bCs/>
+        </w:rPr>
+        <w:t xml:space="preserve">(String)/] </w:t>
+      </w:r>
+      <w:r>
+        <w:rPr>
+          <w:bCs/>
           <w:color w:val="7030A0"/>
         </w:rPr>
         <w:t>[else]</w:t>
@@ -680,7 +1201,35 @@
         <w:rPr>
           <w:bCs/>
         </w:rPr>
-        <w:t>[cl.getValue(st, oa.name).oclAsType(EnumerationLiteral).name/]</w:t>
+        <w:t>[</w:t>
+      </w:r>
+      <w:proofErr w:type="spellStart"/>
+      <w:r>
+        <w:rPr>
+          <w:bCs/>
+        </w:rPr>
+        <w:t>cl.getValue</w:t>
+      </w:r>
+      <w:proofErr w:type="spellEnd"/>
+      <w:r>
+        <w:rPr>
+          <w:bCs/>
+        </w:rPr>
+        <w:t>(</w:t>
+      </w:r>
+      <w:proofErr w:type="spellStart"/>
+      <w:r>
+        <w:rPr>
+          <w:bCs/>
+        </w:rPr>
+        <w:t>st</w:t>
+      </w:r>
+      <w:proofErr w:type="spellEnd"/>
+      <w:r>
+        <w:rPr>
+          <w:bCs/>
+        </w:rPr>
+        <w:t>, oa.name).oclAsType(EnumerationLiteral).name/]</w:t>
       </w:r>
       <w:r>
         <w:rPr>
@@ -718,7 +1267,21 @@
         <w:rPr>
           <w:color w:val="7030A0"/>
         </w:rPr>
-        <w:t>[/for]&lt;drop/&gt;</w:t>
+        <w:t>[/</w:t>
+      </w:r>
+      <w:proofErr w:type="gramStart"/>
+      <w:r>
+        <w:rPr>
+          <w:color w:val="7030A0"/>
+        </w:rPr>
+        <w:t>for]&lt;</w:t>
+      </w:r>
+      <w:proofErr w:type="gramEnd"/>
+      <w:r>
+        <w:rPr>
+          <w:color w:val="7030A0"/>
+        </w:rPr>
+        <w:t>drop/&gt;</w:t>
       </w:r>
     </w:p>
     <w:p>
@@ -739,7 +1302,21 @@
         <w:rPr>
           <w:color w:val="7030A0"/>
         </w:rPr>
-        <w:t>[/for]&lt;drop/&gt;</w:t>
+        <w:t>[/</w:t>
+      </w:r>
+      <w:proofErr w:type="gramStart"/>
+      <w:r>
+        <w:rPr>
+          <w:color w:val="7030A0"/>
+        </w:rPr>
+        <w:t>for]&lt;</w:t>
+      </w:r>
+      <w:proofErr w:type="gramEnd"/>
+      <w:r>
+        <w:rPr>
+          <w:color w:val="7030A0"/>
+        </w:rPr>
+        <w:t>drop/&gt;</w:t>
       </w:r>
       <w:bookmarkStart w:id="4" w:name="_Toc427242242"/>
     </w:p>
@@ -763,7 +1340,55 @@
           <w:bCs/>
           <w:color w:val="7030A0"/>
         </w:rPr>
-        <w:t>[if  cl.ownedAttribute-&gt;notEmpty()]&lt;drop/&gt;</w:t>
+        <w:t>[</w:t>
+      </w:r>
+      <w:proofErr w:type="gramStart"/>
+      <w:r>
+        <w:rPr>
+          <w:bCs/>
+          <w:color w:val="7030A0"/>
+        </w:rPr>
+        <w:t xml:space="preserve">if  </w:t>
+      </w:r>
+      <w:proofErr w:type="spellStart"/>
+      <w:r>
+        <w:rPr>
+          <w:bCs/>
+          <w:color w:val="7030A0"/>
+        </w:rPr>
+        <w:t>cl</w:t>
+      </w:r>
+      <w:proofErr w:type="gramEnd"/>
+      <w:r>
+        <w:rPr>
+          <w:bCs/>
+          <w:color w:val="7030A0"/>
+        </w:rPr>
+        <w:t>.ownedAttribute</w:t>
+      </w:r>
+      <w:proofErr w:type="spellEnd"/>
+      <w:r>
+        <w:rPr>
+          <w:bCs/>
+          <w:color w:val="7030A0"/>
+        </w:rPr>
+        <w:t>-&gt;</w:t>
+      </w:r>
+      <w:proofErr w:type="spellStart"/>
+      <w:r>
+        <w:rPr>
+          <w:bCs/>
+          <w:color w:val="7030A0"/>
+        </w:rPr>
+        <w:t>notEmpty</w:t>
+      </w:r>
+      <w:proofErr w:type="spellEnd"/>
+      <w:r>
+        <w:rPr>
+          <w:bCs/>
+          <w:color w:val="7030A0"/>
+        </w:rPr>
+        <w:t>()]&lt;drop/&gt;</w:t>
       </w:r>
     </w:p>
     <w:p>
@@ -1039,7 +1664,23 @@
         <w:rPr>
           <w:color w:val="7030A0"/>
         </w:rPr>
-        <w:t>[for (p:Property|cl.ownedAttribute)]&lt;drop/&gt;</w:t>
+        <w:t>[for (</w:t>
+      </w:r>
+      <w:proofErr w:type="spellStart"/>
+      <w:proofErr w:type="gramStart"/>
+      <w:r>
+        <w:rPr>
+          <w:color w:val="7030A0"/>
+        </w:rPr>
+        <w:t>p:Property|cl.ownedAttribute</w:t>
+      </w:r>
+      <w:proofErr w:type="spellEnd"/>
+      <w:proofErr w:type="gramEnd"/>
+      <w:r>
+        <w:rPr>
+          <w:color w:val="7030A0"/>
+        </w:rPr>
+        <w:t>)]&lt;drop/&gt;</w:t>
       </w:r>
     </w:p>
     <w:tbl>
@@ -1075,7 +1716,39 @@
                 <w:sz w:val="16"/>
                 <w:szCs w:val="16"/>
               </w:rPr>
-              <w:t>[p.name/][if(not p.qualifiedName.contains(cl.name))], Inherited[/if]</w:t>
+              <w:t>[p.name</w:t>
+            </w:r>
+            <w:proofErr w:type="gramStart"/>
+            <w:r>
+              <w:rPr>
+                <w:sz w:val="16"/>
+                <w:szCs w:val="16"/>
+              </w:rPr>
+              <w:t>/][</w:t>
+            </w:r>
+            <w:proofErr w:type="gramEnd"/>
+            <w:r>
+              <w:rPr>
+                <w:sz w:val="16"/>
+                <w:szCs w:val="16"/>
+              </w:rPr>
+              <w:t xml:space="preserve">if(not </w:t>
+            </w:r>
+            <w:proofErr w:type="spellStart"/>
+            <w:r>
+              <w:rPr>
+                <w:sz w:val="16"/>
+                <w:szCs w:val="16"/>
+              </w:rPr>
+              <w:t>p.qualifiedName.contains</w:t>
+            </w:r>
+            <w:proofErr w:type="spellEnd"/>
+            <w:r>
+              <w:rPr>
+                <w:sz w:val="16"/>
+                <w:szCs w:val="16"/>
+              </w:rPr>
+              <w:t>(cl.name))], Inherited[/if]</w:t>
             </w:r>
           </w:p>
         </w:tc>
@@ -1095,7 +1768,23 @@
                 <w:sz w:val="16"/>
                 <w:szCs w:val="16"/>
               </w:rPr>
-              <w:t>[p.type.name/]</w:t>
+              <w:t>[</w:t>
+            </w:r>
+            <w:proofErr w:type="gramStart"/>
+            <w:r>
+              <w:rPr>
+                <w:sz w:val="16"/>
+                <w:szCs w:val="16"/>
+              </w:rPr>
+              <w:t>p.type.name</w:t>
+            </w:r>
+            <w:proofErr w:type="gramEnd"/>
+            <w:r>
+              <w:rPr>
+                <w:sz w:val="16"/>
+                <w:szCs w:val="16"/>
+              </w:rPr>
+              <w:t>/]</w:t>
             </w:r>
           </w:p>
           <w:p>
@@ -1110,7 +1799,23 @@
                 <w:sz w:val="16"/>
                 <w:szCs w:val="16"/>
               </w:rPr>
-              <w:t>[if p.defaultValue-&gt;notEmpty()][p.defaultValue.stringValue()/][else]./.[/if]</w:t>
+              <w:t xml:space="preserve">[if </w:t>
+            </w:r>
+            <w:proofErr w:type="gramStart"/>
+            <w:r>
+              <w:rPr>
+                <w:sz w:val="16"/>
+                <w:szCs w:val="16"/>
+              </w:rPr>
+              <w:t>p.defaultValue</w:t>
+            </w:r>
+            <w:proofErr w:type="gramEnd"/>
+            <w:r>
+              <w:rPr>
+                <w:sz w:val="16"/>
+                <w:szCs w:val="16"/>
+              </w:rPr>
+              <w:t>-&gt;notEmpty()][p.defaultValue.stringValue()/][else]./.[/if]</w:t>
             </w:r>
           </w:p>
         </w:tc>
@@ -1130,7 +1835,23 @@
                 <w:sz w:val="16"/>
                 <w:szCs w:val="16"/>
               </w:rPr>
-              <w:t>[if(p.lower=p.upper)]1[else][p.lower/]..[if(p.upper=-1)]*[else][p.upper/][/if][/if]</w:t>
+              <w:t>[if(</w:t>
+            </w:r>
+            <w:proofErr w:type="gramStart"/>
+            <w:r>
+              <w:rPr>
+                <w:sz w:val="16"/>
+                <w:szCs w:val="16"/>
+              </w:rPr>
+              <w:t>p.lower</w:t>
+            </w:r>
+            <w:proofErr w:type="gramEnd"/>
+            <w:r>
+              <w:rPr>
+                <w:sz w:val="16"/>
+                <w:szCs w:val="16"/>
+              </w:rPr>
+              <w:t>=p.upper)]1[else][p.lower/]..[if(p.upper=-1)]*[else][p.upper/][/if][/if]</w:t>
             </w:r>
           </w:p>
         </w:tc>
@@ -1150,7 +1871,25 @@
                 <w:sz w:val="16"/>
                 <w:szCs w:val="16"/>
               </w:rPr>
-              <w:t>[if(not(p.isReadOnly))]RW[else]R[/if]</w:t>
+              <w:t>[if(not(</w:t>
+            </w:r>
+            <w:proofErr w:type="spellStart"/>
+            <w:proofErr w:type="gramStart"/>
+            <w:r>
+              <w:rPr>
+                <w:sz w:val="16"/>
+                <w:szCs w:val="16"/>
+              </w:rPr>
+              <w:t>p.isReadOnly</w:t>
+            </w:r>
+            <w:proofErr w:type="spellEnd"/>
+            <w:proofErr w:type="gramEnd"/>
+            <w:r>
+              <w:rPr>
+                <w:sz w:val="16"/>
+                <w:szCs w:val="16"/>
+              </w:rPr>
+              <w:t>))]RW[else]R[/if]</w:t>
             </w:r>
           </w:p>
         </w:tc>
@@ -1174,7 +1913,45 @@
                 <w:sz w:val="16"/>
                 <w:szCs w:val="16"/>
               </w:rPr>
-              <w:t>[for (st:Stereotype | p.getAppliedStereotypes())]&lt;drop/&gt;</w:t>
+              <w:t>[for (</w:t>
+            </w:r>
+            <w:proofErr w:type="spellStart"/>
+            <w:proofErr w:type="gramStart"/>
+            <w:r>
+              <w:rPr>
+                <w:color w:val="7030A0"/>
+                <w:sz w:val="16"/>
+                <w:szCs w:val="16"/>
+              </w:rPr>
+              <w:t>st:Stereotype</w:t>
+            </w:r>
+            <w:proofErr w:type="spellEnd"/>
+            <w:proofErr w:type="gramEnd"/>
+            <w:r>
+              <w:rPr>
+                <w:color w:val="7030A0"/>
+                <w:sz w:val="16"/>
+                <w:szCs w:val="16"/>
+              </w:rPr>
+              <w:t xml:space="preserve"> | </w:t>
+            </w:r>
+            <w:proofErr w:type="spellStart"/>
+            <w:r>
+              <w:rPr>
+                <w:color w:val="7030A0"/>
+                <w:sz w:val="16"/>
+                <w:szCs w:val="16"/>
+              </w:rPr>
+              <w:t>p.getAppliedStereotypes</w:t>
+            </w:r>
+            <w:proofErr w:type="spellEnd"/>
+            <w:r>
+              <w:rPr>
+                <w:color w:val="7030A0"/>
+                <w:sz w:val="16"/>
+                <w:szCs w:val="16"/>
+              </w:rPr>
+              <w:t>())]&lt;drop/&gt;</w:t>
             </w:r>
           </w:p>
           <w:p>
@@ -1211,7 +1988,27 @@
                 <w:sz w:val="16"/>
                 <w:szCs w:val="16"/>
               </w:rPr>
-              <w:t>[for(oa:Property|st.ownedAttribute)]&lt;drop/&gt;</w:t>
+              <w:t>[for(</w:t>
+            </w:r>
+            <w:proofErr w:type="spellStart"/>
+            <w:proofErr w:type="gramStart"/>
+            <w:r>
+              <w:rPr>
+                <w:color w:val="7030A0"/>
+                <w:sz w:val="16"/>
+                <w:szCs w:val="16"/>
+              </w:rPr>
+              <w:t>oa:Property|st.ownedAttribute</w:t>
+            </w:r>
+            <w:proofErr w:type="spellEnd"/>
+            <w:proofErr w:type="gramEnd"/>
+            <w:r>
+              <w:rPr>
+                <w:color w:val="7030A0"/>
+                <w:sz w:val="16"/>
+                <w:szCs w:val="16"/>
+              </w:rPr>
+              <w:t>)]&lt;drop/&gt;</w:t>
             </w:r>
           </w:p>
           <w:p>
@@ -1247,14 +2044,91 @@
                 <w:sz w:val="16"/>
                 <w:szCs w:val="16"/>
               </w:rPr>
-              <w:t>[if oa.name.contains('part')]</w:t>
-            </w:r>
-            <w:r>
-              <w:rPr>
-                <w:sz w:val="16"/>
-                <w:szCs w:val="16"/>
-              </w:rPr>
-              <w:t>partOfObjectKey: [p.getValue(st, oa.name).oclAsType(Integer)/]</w:t>
+              <w:t xml:space="preserve">[if </w:t>
+            </w:r>
+            <w:proofErr w:type="spellStart"/>
+            <w:proofErr w:type="gramStart"/>
+            <w:r>
+              <w:rPr>
+                <w:color w:val="7030A0"/>
+                <w:sz w:val="16"/>
+                <w:szCs w:val="16"/>
+              </w:rPr>
+              <w:t>oa.name.contains</w:t>
+            </w:r>
+            <w:proofErr w:type="spellEnd"/>
+            <w:proofErr w:type="gramEnd"/>
+            <w:r>
+              <w:rPr>
+                <w:color w:val="7030A0"/>
+                <w:sz w:val="16"/>
+                <w:szCs w:val="16"/>
+              </w:rPr>
+              <w:t>('part')]</w:t>
+            </w:r>
+            <w:proofErr w:type="spellStart"/>
+            <w:r>
+              <w:rPr>
+                <w:sz w:val="16"/>
+                <w:szCs w:val="16"/>
+              </w:rPr>
+              <w:t>partOfObjectKey</w:t>
+            </w:r>
+            <w:proofErr w:type="spellEnd"/>
+            <w:r>
+              <w:rPr>
+                <w:sz w:val="16"/>
+                <w:szCs w:val="16"/>
+              </w:rPr>
+              <w:t>: [</w:t>
+            </w:r>
+            <w:proofErr w:type="spellStart"/>
+            <w:r>
+              <w:rPr>
+                <w:sz w:val="16"/>
+                <w:szCs w:val="16"/>
+              </w:rPr>
+              <w:t>p.getValue</w:t>
+            </w:r>
+            <w:proofErr w:type="spellEnd"/>
+            <w:r>
+              <w:rPr>
+                <w:sz w:val="16"/>
+                <w:szCs w:val="16"/>
+              </w:rPr>
+              <w:t>(</w:t>
+            </w:r>
+            <w:proofErr w:type="spellStart"/>
+            <w:r>
+              <w:rPr>
+                <w:sz w:val="16"/>
+                <w:szCs w:val="16"/>
+              </w:rPr>
+              <w:t>st</w:t>
+            </w:r>
+            <w:proofErr w:type="spellEnd"/>
+            <w:r>
+              <w:rPr>
+                <w:sz w:val="16"/>
+                <w:szCs w:val="16"/>
+              </w:rPr>
+              <w:t>, oa.name).</w:t>
+            </w:r>
+            <w:proofErr w:type="spellStart"/>
+            <w:r>
+              <w:rPr>
+                <w:sz w:val="16"/>
+                <w:szCs w:val="16"/>
+              </w:rPr>
+              <w:t>oclAsType</w:t>
+            </w:r>
+            <w:proofErr w:type="spellEnd"/>
+            <w:r>
+              <w:rPr>
+                <w:sz w:val="16"/>
+                <w:szCs w:val="16"/>
+              </w:rPr>
+              <w:t>(Integer)/]</w:t>
             </w:r>
           </w:p>
           <w:p>
@@ -1298,7 +2172,89 @@
                 <w:sz w:val="16"/>
                 <w:szCs w:val="16"/>
               </w:rPr>
-              <w:t>[if oa.name.contains('attribute')]AVC: [p.getValue(st, oa.name).oclAsType(EnumerationLiteral).name/]</w:t>
+              <w:t xml:space="preserve">[if </w:t>
+            </w:r>
+            <w:proofErr w:type="spellStart"/>
+            <w:proofErr w:type="gramStart"/>
+            <w:r>
+              <w:rPr>
+                <w:sz w:val="16"/>
+                <w:szCs w:val="16"/>
+              </w:rPr>
+              <w:t>oa.name.contains</w:t>
+            </w:r>
+            <w:proofErr w:type="spellEnd"/>
+            <w:proofErr w:type="gramEnd"/>
+            <w:r>
+              <w:rPr>
+                <w:sz w:val="16"/>
+                <w:szCs w:val="16"/>
+              </w:rPr>
+              <w:t>('attribute')]AVC: [</w:t>
+            </w:r>
+            <w:proofErr w:type="spellStart"/>
+            <w:r>
+              <w:rPr>
+                <w:sz w:val="16"/>
+                <w:szCs w:val="16"/>
+              </w:rPr>
+              <w:t>p.getValue</w:t>
+            </w:r>
+            <w:proofErr w:type="spellEnd"/>
+            <w:r>
+              <w:rPr>
+                <w:sz w:val="16"/>
+                <w:szCs w:val="16"/>
+              </w:rPr>
+              <w:t>(</w:t>
+            </w:r>
+            <w:proofErr w:type="spellStart"/>
+            <w:r>
+              <w:rPr>
+                <w:sz w:val="16"/>
+                <w:szCs w:val="16"/>
+              </w:rPr>
+              <w:t>st</w:t>
+            </w:r>
+            <w:proofErr w:type="spellEnd"/>
+            <w:r>
+              <w:rPr>
+                <w:sz w:val="16"/>
+                <w:szCs w:val="16"/>
+              </w:rPr>
+              <w:t>, oa.name).</w:t>
+            </w:r>
+            <w:proofErr w:type="spellStart"/>
+            <w:r>
+              <w:rPr>
+                <w:sz w:val="16"/>
+                <w:szCs w:val="16"/>
+              </w:rPr>
+              <w:t>oclAsType</w:t>
+            </w:r>
+            <w:proofErr w:type="spellEnd"/>
+            <w:r>
+              <w:rPr>
+                <w:sz w:val="16"/>
+                <w:szCs w:val="16"/>
+              </w:rPr>
+              <w:t>(</w:t>
+            </w:r>
+            <w:proofErr w:type="spellStart"/>
+            <w:r>
+              <w:rPr>
+                <w:sz w:val="16"/>
+                <w:szCs w:val="16"/>
+              </w:rPr>
+              <w:t>EnumerationLiteral</w:t>
+            </w:r>
+            <w:proofErr w:type="spellEnd"/>
+            <w:r>
+              <w:rPr>
+                <w:sz w:val="16"/>
+                <w:szCs w:val="16"/>
+              </w:rPr>
+              <w:t>).name/]</w:t>
             </w:r>
           </w:p>
           <w:p>
@@ -1344,7 +2300,89 @@
                 <w:szCs w:val="16"/>
               </w:rPr>
               <w:tab/>
-              <w:t>[if oa.name.contains('Invariant')]isInvariant: [p.getValue(st, oa.name).oclAsType(Boolean)/]</w:t>
+              <w:t xml:space="preserve">[if </w:t>
+            </w:r>
+            <w:proofErr w:type="spellStart"/>
+            <w:proofErr w:type="gramStart"/>
+            <w:r>
+              <w:rPr>
+                <w:sz w:val="16"/>
+                <w:szCs w:val="16"/>
+              </w:rPr>
+              <w:t>oa.name.contains</w:t>
+            </w:r>
+            <w:proofErr w:type="spellEnd"/>
+            <w:proofErr w:type="gramEnd"/>
+            <w:r>
+              <w:rPr>
+                <w:sz w:val="16"/>
+                <w:szCs w:val="16"/>
+              </w:rPr>
+              <w:t>('Invariant')]</w:t>
+            </w:r>
+            <w:proofErr w:type="spellStart"/>
+            <w:r>
+              <w:rPr>
+                <w:sz w:val="16"/>
+                <w:szCs w:val="16"/>
+              </w:rPr>
+              <w:t>isInvariant</w:t>
+            </w:r>
+            <w:proofErr w:type="spellEnd"/>
+            <w:r>
+              <w:rPr>
+                <w:sz w:val="16"/>
+                <w:szCs w:val="16"/>
+              </w:rPr>
+              <w:t>: [</w:t>
+            </w:r>
+            <w:proofErr w:type="spellStart"/>
+            <w:r>
+              <w:rPr>
+                <w:sz w:val="16"/>
+                <w:szCs w:val="16"/>
+              </w:rPr>
+              <w:t>p.getValue</w:t>
+            </w:r>
+            <w:proofErr w:type="spellEnd"/>
+            <w:r>
+              <w:rPr>
+                <w:sz w:val="16"/>
+                <w:szCs w:val="16"/>
+              </w:rPr>
+              <w:t>(</w:t>
+            </w:r>
+            <w:proofErr w:type="spellStart"/>
+            <w:r>
+              <w:rPr>
+                <w:sz w:val="16"/>
+                <w:szCs w:val="16"/>
+              </w:rPr>
+              <w:t>st</w:t>
+            </w:r>
+            <w:proofErr w:type="spellEnd"/>
+            <w:r>
+              <w:rPr>
+                <w:sz w:val="16"/>
+                <w:szCs w:val="16"/>
+              </w:rPr>
+              <w:t>, oa.name).</w:t>
+            </w:r>
+            <w:proofErr w:type="spellStart"/>
+            <w:r>
+              <w:rPr>
+                <w:sz w:val="16"/>
+                <w:szCs w:val="16"/>
+              </w:rPr>
+              <w:t>oclAsType</w:t>
+            </w:r>
+            <w:proofErr w:type="spellEnd"/>
+            <w:r>
+              <w:rPr>
+                <w:sz w:val="16"/>
+                <w:szCs w:val="16"/>
+              </w:rPr>
+              <w:t>(Boolean)/]</w:t>
             </w:r>
           </w:p>
           <w:p>
@@ -1390,7 +2428,137 @@
                 <w:szCs w:val="16"/>
               </w:rPr>
               <w:tab/>
-              <w:t>[if oa.name.contains('value')]valueRange: [if (not p.getValue(st, oa.name).oclIsUndefined())][p.getValue(st, oa.name).oclAsType(String)/][else]no range constraint[/if]</w:t>
+              <w:t xml:space="preserve">[if </w:t>
+            </w:r>
+            <w:proofErr w:type="spellStart"/>
+            <w:proofErr w:type="gramStart"/>
+            <w:r>
+              <w:rPr>
+                <w:sz w:val="16"/>
+                <w:szCs w:val="16"/>
+              </w:rPr>
+              <w:t>oa.name.contains</w:t>
+            </w:r>
+            <w:proofErr w:type="spellEnd"/>
+            <w:proofErr w:type="gramEnd"/>
+            <w:r>
+              <w:rPr>
+                <w:sz w:val="16"/>
+                <w:szCs w:val="16"/>
+              </w:rPr>
+              <w:t>('value')]</w:t>
+            </w:r>
+            <w:proofErr w:type="spellStart"/>
+            <w:r>
+              <w:rPr>
+                <w:sz w:val="16"/>
+                <w:szCs w:val="16"/>
+              </w:rPr>
+              <w:t>valueRange</w:t>
+            </w:r>
+            <w:proofErr w:type="spellEnd"/>
+            <w:r>
+              <w:rPr>
+                <w:sz w:val="16"/>
+                <w:szCs w:val="16"/>
+              </w:rPr>
+              <w:t xml:space="preserve">: [if (not </w:t>
+            </w:r>
+            <w:proofErr w:type="spellStart"/>
+            <w:r>
+              <w:rPr>
+                <w:sz w:val="16"/>
+                <w:szCs w:val="16"/>
+              </w:rPr>
+              <w:t>p.getValue</w:t>
+            </w:r>
+            <w:proofErr w:type="spellEnd"/>
+            <w:r>
+              <w:rPr>
+                <w:sz w:val="16"/>
+                <w:szCs w:val="16"/>
+              </w:rPr>
+              <w:t>(</w:t>
+            </w:r>
+            <w:proofErr w:type="spellStart"/>
+            <w:r>
+              <w:rPr>
+                <w:sz w:val="16"/>
+                <w:szCs w:val="16"/>
+              </w:rPr>
+              <w:t>st</w:t>
+            </w:r>
+            <w:proofErr w:type="spellEnd"/>
+            <w:r>
+              <w:rPr>
+                <w:sz w:val="16"/>
+                <w:szCs w:val="16"/>
+              </w:rPr>
+              <w:t>, oa.name).</w:t>
+            </w:r>
+            <w:proofErr w:type="spellStart"/>
+            <w:r>
+              <w:rPr>
+                <w:sz w:val="16"/>
+                <w:szCs w:val="16"/>
+              </w:rPr>
+              <w:t>oclIsUndefined</w:t>
+            </w:r>
+            <w:proofErr w:type="spellEnd"/>
+            <w:r>
+              <w:rPr>
+                <w:sz w:val="16"/>
+                <w:szCs w:val="16"/>
+              </w:rPr>
+              <w:t>())][</w:t>
+            </w:r>
+            <w:proofErr w:type="spellStart"/>
+            <w:r>
+              <w:rPr>
+                <w:sz w:val="16"/>
+                <w:szCs w:val="16"/>
+              </w:rPr>
+              <w:t>p.getValue</w:t>
+            </w:r>
+            <w:proofErr w:type="spellEnd"/>
+            <w:r>
+              <w:rPr>
+                <w:sz w:val="16"/>
+                <w:szCs w:val="16"/>
+              </w:rPr>
+              <w:t>(</w:t>
+            </w:r>
+            <w:proofErr w:type="spellStart"/>
+            <w:r>
+              <w:rPr>
+                <w:sz w:val="16"/>
+                <w:szCs w:val="16"/>
+              </w:rPr>
+              <w:t>st</w:t>
+            </w:r>
+            <w:proofErr w:type="spellEnd"/>
+            <w:r>
+              <w:rPr>
+                <w:sz w:val="16"/>
+                <w:szCs w:val="16"/>
+              </w:rPr>
+              <w:t>, oa.name).</w:t>
+            </w:r>
+            <w:proofErr w:type="spellStart"/>
+            <w:r>
+              <w:rPr>
+                <w:sz w:val="16"/>
+                <w:szCs w:val="16"/>
+              </w:rPr>
+              <w:t>oclAsType</w:t>
+            </w:r>
+            <w:proofErr w:type="spellEnd"/>
+            <w:r>
+              <w:rPr>
+                <w:sz w:val="16"/>
+                <w:szCs w:val="16"/>
+              </w:rPr>
+              <w:t>(String)/][else]no range constraint[/if]</w:t>
             </w:r>
           </w:p>
           <w:p>
@@ -1436,7 +2604,105 @@
                 <w:szCs w:val="16"/>
               </w:rPr>
               <w:tab/>
-              <w:t>[if oa.name.contains('Length')]bitLength: [p.getValue(st, oa.name).oclAsType(EnumerationLiteral).name/]</w:t>
+              <w:t xml:space="preserve">[if </w:t>
+            </w:r>
+            <w:proofErr w:type="spellStart"/>
+            <w:proofErr w:type="gramStart"/>
+            <w:r>
+              <w:rPr>
+                <w:sz w:val="16"/>
+                <w:szCs w:val="16"/>
+              </w:rPr>
+              <w:t>oa.name.contains</w:t>
+            </w:r>
+            <w:proofErr w:type="spellEnd"/>
+            <w:proofErr w:type="gramEnd"/>
+            <w:r>
+              <w:rPr>
+                <w:sz w:val="16"/>
+                <w:szCs w:val="16"/>
+              </w:rPr>
+              <w:t>('Length')]</w:t>
+            </w:r>
+            <w:proofErr w:type="spellStart"/>
+            <w:r>
+              <w:rPr>
+                <w:sz w:val="16"/>
+                <w:szCs w:val="16"/>
+              </w:rPr>
+              <w:t>bitLength</w:t>
+            </w:r>
+            <w:proofErr w:type="spellEnd"/>
+            <w:r>
+              <w:rPr>
+                <w:sz w:val="16"/>
+                <w:szCs w:val="16"/>
+              </w:rPr>
+              <w:t>: [</w:t>
+            </w:r>
+            <w:proofErr w:type="spellStart"/>
+            <w:r>
+              <w:rPr>
+                <w:sz w:val="16"/>
+                <w:szCs w:val="16"/>
+              </w:rPr>
+              <w:t>p.getValue</w:t>
+            </w:r>
+            <w:proofErr w:type="spellEnd"/>
+            <w:r>
+              <w:rPr>
+                <w:sz w:val="16"/>
+                <w:szCs w:val="16"/>
+              </w:rPr>
+              <w:t>(</w:t>
+            </w:r>
+            <w:proofErr w:type="spellStart"/>
+            <w:r>
+              <w:rPr>
+                <w:sz w:val="16"/>
+                <w:szCs w:val="16"/>
+              </w:rPr>
+              <w:t>st</w:t>
+            </w:r>
+            <w:proofErr w:type="spellEnd"/>
+            <w:r>
+              <w:rPr>
+                <w:sz w:val="16"/>
+                <w:szCs w:val="16"/>
+              </w:rPr>
+              <w:t>, oa.name).</w:t>
+            </w:r>
+            <w:proofErr w:type="spellStart"/>
+            <w:r>
+              <w:rPr>
+                <w:sz w:val="16"/>
+                <w:szCs w:val="16"/>
+              </w:rPr>
+              <w:t>oclAsType</w:t>
+            </w:r>
+            <w:proofErr w:type="spellEnd"/>
+            <w:r>
+              <w:rPr>
+                <w:sz w:val="16"/>
+                <w:szCs w:val="16"/>
+              </w:rPr>
+              <w:t>(</w:t>
+            </w:r>
+            <w:proofErr w:type="spellStart"/>
+            <w:r>
+              <w:rPr>
+                <w:sz w:val="16"/>
+                <w:szCs w:val="16"/>
+              </w:rPr>
+              <w:t>EnumerationLiteral</w:t>
+            </w:r>
+            <w:proofErr w:type="spellEnd"/>
+            <w:r>
+              <w:rPr>
+                <w:sz w:val="16"/>
+                <w:szCs w:val="16"/>
+              </w:rPr>
+              <w:t>).name/]</w:t>
             </w:r>
           </w:p>
           <w:p>
@@ -1482,7 +2748,121 @@
                 <w:szCs w:val="16"/>
               </w:rPr>
               <w:tab/>
-              <w:t>[if oa.name.contains('unit')]unit: [if (not p.getValue(st, oa.name).oclIsUndefined())][p.getValue(st, oa.name).oclAsType(String)/][else]no unit defined[/if]</w:t>
+              <w:t xml:space="preserve">[if </w:t>
+            </w:r>
+            <w:proofErr w:type="spellStart"/>
+            <w:proofErr w:type="gramStart"/>
+            <w:r>
+              <w:rPr>
+                <w:sz w:val="16"/>
+                <w:szCs w:val="16"/>
+              </w:rPr>
+              <w:t>oa.name.contains</w:t>
+            </w:r>
+            <w:proofErr w:type="spellEnd"/>
+            <w:proofErr w:type="gramEnd"/>
+            <w:r>
+              <w:rPr>
+                <w:sz w:val="16"/>
+                <w:szCs w:val="16"/>
+              </w:rPr>
+              <w:t xml:space="preserve">('unit')]unit: [if (not </w:t>
+            </w:r>
+            <w:proofErr w:type="spellStart"/>
+            <w:r>
+              <w:rPr>
+                <w:sz w:val="16"/>
+                <w:szCs w:val="16"/>
+              </w:rPr>
+              <w:t>p.getValue</w:t>
+            </w:r>
+            <w:proofErr w:type="spellEnd"/>
+            <w:r>
+              <w:rPr>
+                <w:sz w:val="16"/>
+                <w:szCs w:val="16"/>
+              </w:rPr>
+              <w:t>(</w:t>
+            </w:r>
+            <w:proofErr w:type="spellStart"/>
+            <w:r>
+              <w:rPr>
+                <w:sz w:val="16"/>
+                <w:szCs w:val="16"/>
+              </w:rPr>
+              <w:t>st</w:t>
+            </w:r>
+            <w:proofErr w:type="spellEnd"/>
+            <w:r>
+              <w:rPr>
+                <w:sz w:val="16"/>
+                <w:szCs w:val="16"/>
+              </w:rPr>
+              <w:t>, oa.name).</w:t>
+            </w:r>
+            <w:proofErr w:type="spellStart"/>
+            <w:r>
+              <w:rPr>
+                <w:sz w:val="16"/>
+                <w:szCs w:val="16"/>
+              </w:rPr>
+              <w:t>oclIsUndefined</w:t>
+            </w:r>
+            <w:proofErr w:type="spellEnd"/>
+            <w:r>
+              <w:rPr>
+                <w:sz w:val="16"/>
+                <w:szCs w:val="16"/>
+              </w:rPr>
+              <w:t>())][</w:t>
+            </w:r>
+            <w:proofErr w:type="spellStart"/>
+            <w:r>
+              <w:rPr>
+                <w:sz w:val="16"/>
+                <w:szCs w:val="16"/>
+              </w:rPr>
+              <w:t>p.getValue</w:t>
+            </w:r>
+            <w:proofErr w:type="spellEnd"/>
+            <w:r>
+              <w:rPr>
+                <w:sz w:val="16"/>
+                <w:szCs w:val="16"/>
+              </w:rPr>
+              <w:t>(</w:t>
+            </w:r>
+            <w:proofErr w:type="spellStart"/>
+            <w:r>
+              <w:rPr>
+                <w:sz w:val="16"/>
+                <w:szCs w:val="16"/>
+              </w:rPr>
+              <w:t>st</w:t>
+            </w:r>
+            <w:proofErr w:type="spellEnd"/>
+            <w:r>
+              <w:rPr>
+                <w:sz w:val="16"/>
+                <w:szCs w:val="16"/>
+              </w:rPr>
+              <w:t>, oa.name).</w:t>
+            </w:r>
+            <w:proofErr w:type="spellStart"/>
+            <w:r>
+              <w:rPr>
+                <w:sz w:val="16"/>
+                <w:szCs w:val="16"/>
+              </w:rPr>
+              <w:t>oclAsType</w:t>
+            </w:r>
+            <w:proofErr w:type="spellEnd"/>
+            <w:r>
+              <w:rPr>
+                <w:sz w:val="16"/>
+                <w:szCs w:val="16"/>
+              </w:rPr>
+              <w:t>(String)/][else]no unit defined[/if]</w:t>
             </w:r>
           </w:p>
           <w:p>
@@ -1529,7 +2909,89 @@
                 <w:szCs w:val="16"/>
               </w:rPr>
               <w:tab/>
-              <w:t>[if oa.name.contains('support')]support: [p.getValue(st, oa.name).oclAsType(EnumerationLiteral).name/]</w:t>
+              <w:t xml:space="preserve">[if </w:t>
+            </w:r>
+            <w:proofErr w:type="spellStart"/>
+            <w:proofErr w:type="gramStart"/>
+            <w:r>
+              <w:rPr>
+                <w:sz w:val="16"/>
+                <w:szCs w:val="16"/>
+              </w:rPr>
+              <w:t>oa.name.contains</w:t>
+            </w:r>
+            <w:proofErr w:type="spellEnd"/>
+            <w:proofErr w:type="gramEnd"/>
+            <w:r>
+              <w:rPr>
+                <w:sz w:val="16"/>
+                <w:szCs w:val="16"/>
+              </w:rPr>
+              <w:t>('support')]support: [</w:t>
+            </w:r>
+            <w:proofErr w:type="spellStart"/>
+            <w:r>
+              <w:rPr>
+                <w:sz w:val="16"/>
+                <w:szCs w:val="16"/>
+              </w:rPr>
+              <w:t>p.getValue</w:t>
+            </w:r>
+            <w:proofErr w:type="spellEnd"/>
+            <w:r>
+              <w:rPr>
+                <w:sz w:val="16"/>
+                <w:szCs w:val="16"/>
+              </w:rPr>
+              <w:t>(</w:t>
+            </w:r>
+            <w:proofErr w:type="spellStart"/>
+            <w:r>
+              <w:rPr>
+                <w:sz w:val="16"/>
+                <w:szCs w:val="16"/>
+              </w:rPr>
+              <w:t>st</w:t>
+            </w:r>
+            <w:proofErr w:type="spellEnd"/>
+            <w:r>
+              <w:rPr>
+                <w:sz w:val="16"/>
+                <w:szCs w:val="16"/>
+              </w:rPr>
+              <w:t>, oa.name).</w:t>
+            </w:r>
+            <w:proofErr w:type="spellStart"/>
+            <w:r>
+              <w:rPr>
+                <w:sz w:val="16"/>
+                <w:szCs w:val="16"/>
+              </w:rPr>
+              <w:t>oclAsType</w:t>
+            </w:r>
+            <w:proofErr w:type="spellEnd"/>
+            <w:r>
+              <w:rPr>
+                <w:sz w:val="16"/>
+                <w:szCs w:val="16"/>
+              </w:rPr>
+              <w:t>(</w:t>
+            </w:r>
+            <w:proofErr w:type="spellStart"/>
+            <w:r>
+              <w:rPr>
+                <w:sz w:val="16"/>
+                <w:szCs w:val="16"/>
+              </w:rPr>
+              <w:t>EnumerationLiteral</w:t>
+            </w:r>
+            <w:proofErr w:type="spellEnd"/>
+            <w:r>
+              <w:rPr>
+                <w:sz w:val="16"/>
+                <w:szCs w:val="16"/>
+              </w:rPr>
+              <w:t>).name/]</w:t>
             </w:r>
           </w:p>
           <w:p>
@@ -1575,7 +3037,121 @@
                 <w:szCs w:val="16"/>
               </w:rPr>
               <w:tab/>
-              <w:t>[if oa.name.contains('condition')][if (not p.getValue(st, oa.name).oclIsUndefined())]condition:[p.getValue(st, oa.name).oclAsType(String)/][else] &lt;drop/&gt; [/if]</w:t>
+              <w:t xml:space="preserve">[if </w:t>
+            </w:r>
+            <w:proofErr w:type="spellStart"/>
+            <w:proofErr w:type="gramStart"/>
+            <w:r>
+              <w:rPr>
+                <w:sz w:val="16"/>
+                <w:szCs w:val="16"/>
+              </w:rPr>
+              <w:t>oa.name.contains</w:t>
+            </w:r>
+            <w:proofErr w:type="spellEnd"/>
+            <w:proofErr w:type="gramEnd"/>
+            <w:r>
+              <w:rPr>
+                <w:sz w:val="16"/>
+                <w:szCs w:val="16"/>
+              </w:rPr>
+              <w:t xml:space="preserve">('condition')][if (not </w:t>
+            </w:r>
+            <w:proofErr w:type="spellStart"/>
+            <w:r>
+              <w:rPr>
+                <w:sz w:val="16"/>
+                <w:szCs w:val="16"/>
+              </w:rPr>
+              <w:t>p.getValue</w:t>
+            </w:r>
+            <w:proofErr w:type="spellEnd"/>
+            <w:r>
+              <w:rPr>
+                <w:sz w:val="16"/>
+                <w:szCs w:val="16"/>
+              </w:rPr>
+              <w:t>(</w:t>
+            </w:r>
+            <w:proofErr w:type="spellStart"/>
+            <w:r>
+              <w:rPr>
+                <w:sz w:val="16"/>
+                <w:szCs w:val="16"/>
+              </w:rPr>
+              <w:t>st</w:t>
+            </w:r>
+            <w:proofErr w:type="spellEnd"/>
+            <w:r>
+              <w:rPr>
+                <w:sz w:val="16"/>
+                <w:szCs w:val="16"/>
+              </w:rPr>
+              <w:t>, oa.name).</w:t>
+            </w:r>
+            <w:proofErr w:type="spellStart"/>
+            <w:r>
+              <w:rPr>
+                <w:sz w:val="16"/>
+                <w:szCs w:val="16"/>
+              </w:rPr>
+              <w:t>oclIsUndefined</w:t>
+            </w:r>
+            <w:proofErr w:type="spellEnd"/>
+            <w:r>
+              <w:rPr>
+                <w:sz w:val="16"/>
+                <w:szCs w:val="16"/>
+              </w:rPr>
+              <w:t>())]condition:[</w:t>
+            </w:r>
+            <w:proofErr w:type="spellStart"/>
+            <w:r>
+              <w:rPr>
+                <w:sz w:val="16"/>
+                <w:szCs w:val="16"/>
+              </w:rPr>
+              <w:t>p.getValue</w:t>
+            </w:r>
+            <w:proofErr w:type="spellEnd"/>
+            <w:r>
+              <w:rPr>
+                <w:sz w:val="16"/>
+                <w:szCs w:val="16"/>
+              </w:rPr>
+              <w:t>(</w:t>
+            </w:r>
+            <w:proofErr w:type="spellStart"/>
+            <w:r>
+              <w:rPr>
+                <w:sz w:val="16"/>
+                <w:szCs w:val="16"/>
+              </w:rPr>
+              <w:t>st</w:t>
+            </w:r>
+            <w:proofErr w:type="spellEnd"/>
+            <w:r>
+              <w:rPr>
+                <w:sz w:val="16"/>
+                <w:szCs w:val="16"/>
+              </w:rPr>
+              <w:t>, oa.name).</w:t>
+            </w:r>
+            <w:proofErr w:type="spellStart"/>
+            <w:r>
+              <w:rPr>
+                <w:sz w:val="16"/>
+                <w:szCs w:val="16"/>
+              </w:rPr>
+              <w:t>oclAsType</w:t>
+            </w:r>
+            <w:proofErr w:type="spellEnd"/>
+            <w:r>
+              <w:rPr>
+                <w:sz w:val="16"/>
+                <w:szCs w:val="16"/>
+              </w:rPr>
+              <w:t>(String)/][else] &lt;drop/&gt; [/if]</w:t>
             </w:r>
           </w:p>
           <w:p>
@@ -1613,7 +3189,25 @@
                 <w:sz w:val="16"/>
                 <w:szCs w:val="16"/>
               </w:rPr>
-              <w:t>[/if]&lt;drop/&gt;</w:t>
+              <w:t>[/</w:t>
+            </w:r>
+            <w:proofErr w:type="gramStart"/>
+            <w:r>
+              <w:rPr>
+                <w:color w:val="7030A0"/>
+                <w:sz w:val="16"/>
+                <w:szCs w:val="16"/>
+              </w:rPr>
+              <w:t>if]&lt;</w:t>
+            </w:r>
+            <w:proofErr w:type="gramEnd"/>
+            <w:r>
+              <w:rPr>
+                <w:color w:val="7030A0"/>
+                <w:sz w:val="16"/>
+                <w:szCs w:val="16"/>
+              </w:rPr>
+              <w:t>drop/&gt;</w:t>
             </w:r>
           </w:p>
           <w:p>
@@ -1632,7 +3226,25 @@
                 <w:sz w:val="16"/>
                 <w:szCs w:val="16"/>
               </w:rPr>
-              <w:t>[/if]&lt;drop/&gt;</w:t>
+              <w:t>[/</w:t>
+            </w:r>
+            <w:proofErr w:type="gramStart"/>
+            <w:r>
+              <w:rPr>
+                <w:color w:val="7030A0"/>
+                <w:sz w:val="16"/>
+                <w:szCs w:val="16"/>
+              </w:rPr>
+              <w:t>if]&lt;</w:t>
+            </w:r>
+            <w:proofErr w:type="gramEnd"/>
+            <w:r>
+              <w:rPr>
+                <w:color w:val="7030A0"/>
+                <w:sz w:val="16"/>
+                <w:szCs w:val="16"/>
+              </w:rPr>
+              <w:t>drop/&gt;</w:t>
             </w:r>
           </w:p>
           <w:p>
@@ -1651,7 +3263,25 @@
                 <w:sz w:val="16"/>
                 <w:szCs w:val="16"/>
               </w:rPr>
-              <w:t>[/if]&lt;drop/&gt;</w:t>
+              <w:t>[/</w:t>
+            </w:r>
+            <w:proofErr w:type="gramStart"/>
+            <w:r>
+              <w:rPr>
+                <w:color w:val="7030A0"/>
+                <w:sz w:val="16"/>
+                <w:szCs w:val="16"/>
+              </w:rPr>
+              <w:t>if]&lt;</w:t>
+            </w:r>
+            <w:proofErr w:type="gramEnd"/>
+            <w:r>
+              <w:rPr>
+                <w:color w:val="7030A0"/>
+                <w:sz w:val="16"/>
+                <w:szCs w:val="16"/>
+              </w:rPr>
+              <w:t>drop/&gt;</w:t>
             </w:r>
           </w:p>
           <w:p>
@@ -1670,7 +3300,25 @@
                 <w:sz w:val="16"/>
                 <w:szCs w:val="16"/>
               </w:rPr>
-              <w:t>[/if]&lt;drop/&gt;</w:t>
+              <w:t>[/</w:t>
+            </w:r>
+            <w:proofErr w:type="gramStart"/>
+            <w:r>
+              <w:rPr>
+                <w:color w:val="7030A0"/>
+                <w:sz w:val="16"/>
+                <w:szCs w:val="16"/>
+              </w:rPr>
+              <w:t>if]&lt;</w:t>
+            </w:r>
+            <w:proofErr w:type="gramEnd"/>
+            <w:r>
+              <w:rPr>
+                <w:color w:val="7030A0"/>
+                <w:sz w:val="16"/>
+                <w:szCs w:val="16"/>
+              </w:rPr>
+              <w:t>drop/&gt;</w:t>
             </w:r>
           </w:p>
           <w:p>
@@ -1689,7 +3337,25 @@
                 <w:sz w:val="16"/>
                 <w:szCs w:val="16"/>
               </w:rPr>
-              <w:t>[/if]&lt;drop/&gt;</w:t>
+              <w:t>[/</w:t>
+            </w:r>
+            <w:proofErr w:type="gramStart"/>
+            <w:r>
+              <w:rPr>
+                <w:color w:val="7030A0"/>
+                <w:sz w:val="16"/>
+                <w:szCs w:val="16"/>
+              </w:rPr>
+              <w:t>if]&lt;</w:t>
+            </w:r>
+            <w:proofErr w:type="gramEnd"/>
+            <w:r>
+              <w:rPr>
+                <w:color w:val="7030A0"/>
+                <w:sz w:val="16"/>
+                <w:szCs w:val="16"/>
+              </w:rPr>
+              <w:t>drop/&gt;</w:t>
             </w:r>
           </w:p>
           <w:p>
@@ -1708,7 +3374,25 @@
                 <w:sz w:val="16"/>
                 <w:szCs w:val="16"/>
               </w:rPr>
-              <w:t>[/if]&lt;drop/&gt;</w:t>
+              <w:t>[/</w:t>
+            </w:r>
+            <w:proofErr w:type="gramStart"/>
+            <w:r>
+              <w:rPr>
+                <w:color w:val="7030A0"/>
+                <w:sz w:val="16"/>
+                <w:szCs w:val="16"/>
+              </w:rPr>
+              <w:t>if]&lt;</w:t>
+            </w:r>
+            <w:proofErr w:type="gramEnd"/>
+            <w:r>
+              <w:rPr>
+                <w:color w:val="7030A0"/>
+                <w:sz w:val="16"/>
+                <w:szCs w:val="16"/>
+              </w:rPr>
+              <w:t>drop/&gt;</w:t>
             </w:r>
           </w:p>
           <w:p>
@@ -1727,7 +3411,25 @@
                 <w:sz w:val="16"/>
                 <w:szCs w:val="16"/>
               </w:rPr>
-              <w:t>[/if]&lt;drop/&gt;</w:t>
+              <w:t>[/</w:t>
+            </w:r>
+            <w:proofErr w:type="gramStart"/>
+            <w:r>
+              <w:rPr>
+                <w:color w:val="7030A0"/>
+                <w:sz w:val="16"/>
+                <w:szCs w:val="16"/>
+              </w:rPr>
+              <w:t>if]&lt;</w:t>
+            </w:r>
+            <w:proofErr w:type="gramEnd"/>
+            <w:r>
+              <w:rPr>
+                <w:color w:val="7030A0"/>
+                <w:sz w:val="16"/>
+                <w:szCs w:val="16"/>
+              </w:rPr>
+              <w:t>drop/&gt;</w:t>
             </w:r>
           </w:p>
           <w:p>
@@ -1746,7 +3448,25 @@
                 <w:sz w:val="16"/>
                 <w:szCs w:val="16"/>
               </w:rPr>
-              <w:t>[/if]&lt;drop/&gt;</w:t>
+              <w:t>[/</w:t>
+            </w:r>
+            <w:proofErr w:type="gramStart"/>
+            <w:r>
+              <w:rPr>
+                <w:color w:val="7030A0"/>
+                <w:sz w:val="16"/>
+                <w:szCs w:val="16"/>
+              </w:rPr>
+              <w:t>if]&lt;</w:t>
+            </w:r>
+            <w:proofErr w:type="gramEnd"/>
+            <w:r>
+              <w:rPr>
+                <w:color w:val="7030A0"/>
+                <w:sz w:val="16"/>
+                <w:szCs w:val="16"/>
+              </w:rPr>
+              <w:t>drop/&gt;</w:t>
             </w:r>
           </w:p>
           <w:p>
@@ -1765,7 +3485,25 @@
                 <w:sz w:val="16"/>
                 <w:szCs w:val="16"/>
               </w:rPr>
-              <w:t>[/for]&lt;drop/&gt;</w:t>
+              <w:t>[/</w:t>
+            </w:r>
+            <w:proofErr w:type="gramStart"/>
+            <w:r>
+              <w:rPr>
+                <w:color w:val="7030A0"/>
+                <w:sz w:val="16"/>
+                <w:szCs w:val="16"/>
+              </w:rPr>
+              <w:t>for]&lt;</w:t>
+            </w:r>
+            <w:proofErr w:type="gramEnd"/>
+            <w:r>
+              <w:rPr>
+                <w:color w:val="7030A0"/>
+                <w:sz w:val="16"/>
+                <w:szCs w:val="16"/>
+              </w:rPr>
+              <w:t>drop/&gt;</w:t>
             </w:r>
           </w:p>
           <w:p>
@@ -1784,7 +3522,25 @@
                 <w:sz w:val="16"/>
                 <w:szCs w:val="16"/>
               </w:rPr>
-              <w:t>[/for]&lt;drop/&gt;</w:t>
+              <w:t>[/</w:t>
+            </w:r>
+            <w:proofErr w:type="gramStart"/>
+            <w:r>
+              <w:rPr>
+                <w:color w:val="7030A0"/>
+                <w:sz w:val="16"/>
+                <w:szCs w:val="16"/>
+              </w:rPr>
+              <w:t>for]&lt;</w:t>
+            </w:r>
+            <w:proofErr w:type="gramEnd"/>
+            <w:r>
+              <w:rPr>
+                <w:color w:val="7030A0"/>
+                <w:sz w:val="16"/>
+                <w:szCs w:val="16"/>
+              </w:rPr>
+              <w:t>drop/&gt;</w:t>
             </w:r>
           </w:p>
         </w:tc>
@@ -1808,7 +3564,45 @@
                 <w:szCs w:val="16"/>
               </w:rPr>
               <w:lastRenderedPageBreak/>
-              <w:t>[if p.ownedComment-&gt;notEmpty()]&lt;drop/&gt;</w:t>
+              <w:t xml:space="preserve">[if </w:t>
+            </w:r>
+            <w:proofErr w:type="spellStart"/>
+            <w:proofErr w:type="gramStart"/>
+            <w:r>
+              <w:rPr>
+                <w:color w:val="7030A0"/>
+                <w:sz w:val="16"/>
+                <w:szCs w:val="16"/>
+              </w:rPr>
+              <w:t>p.ownedComment</w:t>
+            </w:r>
+            <w:proofErr w:type="spellEnd"/>
+            <w:proofErr w:type="gramEnd"/>
+            <w:r>
+              <w:rPr>
+                <w:color w:val="7030A0"/>
+                <w:sz w:val="16"/>
+                <w:szCs w:val="16"/>
+              </w:rPr>
+              <w:t>-&gt;</w:t>
+            </w:r>
+            <w:proofErr w:type="spellStart"/>
+            <w:r>
+              <w:rPr>
+                <w:color w:val="7030A0"/>
+                <w:sz w:val="16"/>
+                <w:szCs w:val="16"/>
+              </w:rPr>
+              <w:t>notEmpty</w:t>
+            </w:r>
+            <w:proofErr w:type="spellEnd"/>
+            <w:r>
+              <w:rPr>
+                <w:color w:val="7030A0"/>
+                <w:sz w:val="16"/>
+                <w:szCs w:val="16"/>
+              </w:rPr>
+              <w:t>()]&lt;drop/&gt;</w:t>
             </w:r>
           </w:p>
           <w:p>
@@ -1826,7 +3620,45 @@
                 <w:sz w:val="16"/>
                 <w:szCs w:val="16"/>
               </w:rPr>
-              <w:t>[for (c:Comment | p.ownedComment)] &lt;drop/&gt;</w:t>
+              <w:t>[for (</w:t>
+            </w:r>
+            <w:proofErr w:type="spellStart"/>
+            <w:proofErr w:type="gramStart"/>
+            <w:r>
+              <w:rPr>
+                <w:color w:val="7030A0"/>
+                <w:sz w:val="16"/>
+                <w:szCs w:val="16"/>
+              </w:rPr>
+              <w:t>c:Comment</w:t>
+            </w:r>
+            <w:proofErr w:type="spellEnd"/>
+            <w:proofErr w:type="gramEnd"/>
+            <w:r>
+              <w:rPr>
+                <w:color w:val="7030A0"/>
+                <w:sz w:val="16"/>
+                <w:szCs w:val="16"/>
+              </w:rPr>
+              <w:t xml:space="preserve"> | </w:t>
+            </w:r>
+            <w:proofErr w:type="spellStart"/>
+            <w:r>
+              <w:rPr>
+                <w:color w:val="7030A0"/>
+                <w:sz w:val="16"/>
+                <w:szCs w:val="16"/>
+              </w:rPr>
+              <w:t>p.ownedComment</w:t>
+            </w:r>
+            <w:proofErr w:type="spellEnd"/>
+            <w:r>
+              <w:rPr>
+                <w:color w:val="7030A0"/>
+                <w:sz w:val="16"/>
+                <w:szCs w:val="16"/>
+              </w:rPr>
+              <w:t>)] &lt;drop/&gt;</w:t>
             </w:r>
           </w:p>
           <w:p>
@@ -1843,7 +3675,25 @@
                 <w:sz w:val="16"/>
                 <w:szCs w:val="16"/>
               </w:rPr>
-              <w:t>[c._body.clean()/]</w:t>
+              <w:t>[c._</w:t>
+            </w:r>
+            <w:proofErr w:type="spellStart"/>
+            <w:proofErr w:type="gramStart"/>
+            <w:r>
+              <w:rPr>
+                <w:sz w:val="16"/>
+                <w:szCs w:val="16"/>
+              </w:rPr>
+              <w:t>body.clean</w:t>
+            </w:r>
+            <w:proofErr w:type="spellEnd"/>
+            <w:proofErr w:type="gramEnd"/>
+            <w:r>
+              <w:rPr>
+                <w:sz w:val="16"/>
+                <w:szCs w:val="16"/>
+              </w:rPr>
+              <w:t>()/]</w:t>
             </w:r>
           </w:p>
           <w:p>
@@ -1861,7 +3711,25 @@
                 <w:sz w:val="16"/>
                 <w:szCs w:val="16"/>
               </w:rPr>
-              <w:t>[/for]&lt;drop/&gt;</w:t>
+              <w:t>[/</w:t>
+            </w:r>
+            <w:proofErr w:type="gramStart"/>
+            <w:r>
+              <w:rPr>
+                <w:color w:val="7030A0"/>
+                <w:sz w:val="16"/>
+                <w:szCs w:val="16"/>
+              </w:rPr>
+              <w:t>for]&lt;</w:t>
+            </w:r>
+            <w:proofErr w:type="gramEnd"/>
+            <w:r>
+              <w:rPr>
+                <w:color w:val="7030A0"/>
+                <w:sz w:val="16"/>
+                <w:szCs w:val="16"/>
+              </w:rPr>
+              <w:t>drop/&gt;</w:t>
             </w:r>
           </w:p>
           <w:p>
@@ -1879,7 +3747,43 @@
                 <w:sz w:val="16"/>
                 <w:szCs w:val="16"/>
               </w:rPr>
-              <w:t>[else][if (p.name.contains (‘_’))] See referenced class</w:t>
+              <w:t>[else</w:t>
+            </w:r>
+            <w:proofErr w:type="gramStart"/>
+            <w:r>
+              <w:rPr>
+                <w:color w:val="7030A0"/>
+                <w:sz w:val="16"/>
+                <w:szCs w:val="16"/>
+              </w:rPr>
+              <w:t>][</w:t>
+            </w:r>
+            <w:proofErr w:type="gramEnd"/>
+            <w:r>
+              <w:rPr>
+                <w:color w:val="7030A0"/>
+                <w:sz w:val="16"/>
+                <w:szCs w:val="16"/>
+              </w:rPr>
+              <w:t>if (</w:t>
+            </w:r>
+            <w:proofErr w:type="spellStart"/>
+            <w:r>
+              <w:rPr>
+                <w:color w:val="7030A0"/>
+                <w:sz w:val="16"/>
+                <w:szCs w:val="16"/>
+              </w:rPr>
+              <w:t>p.name.contains</w:t>
+            </w:r>
+            <w:proofErr w:type="spellEnd"/>
+            <w:r>
+              <w:rPr>
+                <w:color w:val="7030A0"/>
+                <w:sz w:val="16"/>
+                <w:szCs w:val="16"/>
+              </w:rPr>
+              <w:t xml:space="preserve"> (‘_’))] See referenced class</w:t>
             </w:r>
           </w:p>
           <w:p>
@@ -1915,7 +3819,25 @@
                 <w:sz w:val="16"/>
                 <w:szCs w:val="16"/>
               </w:rPr>
-              <w:t xml:space="preserve">[/if]&lt;drop/&gt; </w:t>
+              <w:t>[/</w:t>
+            </w:r>
+            <w:proofErr w:type="gramStart"/>
+            <w:r>
+              <w:rPr>
+                <w:color w:val="7030A0"/>
+                <w:sz w:val="16"/>
+                <w:szCs w:val="16"/>
+              </w:rPr>
+              <w:t>if]&lt;</w:t>
+            </w:r>
+            <w:proofErr w:type="gramEnd"/>
+            <w:r>
+              <w:rPr>
+                <w:color w:val="7030A0"/>
+                <w:sz w:val="16"/>
+                <w:szCs w:val="16"/>
+              </w:rPr>
+              <w:t xml:space="preserve">drop/&gt; </w:t>
             </w:r>
           </w:p>
           <w:p>
@@ -1933,7 +3855,25 @@
                 <w:sz w:val="16"/>
                 <w:szCs w:val="16"/>
               </w:rPr>
-              <w:t>[/if]&lt;drop/&gt;</w:t>
+              <w:t>[/</w:t>
+            </w:r>
+            <w:proofErr w:type="gramStart"/>
+            <w:r>
+              <w:rPr>
+                <w:color w:val="7030A0"/>
+                <w:sz w:val="16"/>
+                <w:szCs w:val="16"/>
+              </w:rPr>
+              <w:t>if]&lt;</w:t>
+            </w:r>
+            <w:proofErr w:type="gramEnd"/>
+            <w:r>
+              <w:rPr>
+                <w:color w:val="7030A0"/>
+                <w:sz w:val="16"/>
+                <w:szCs w:val="16"/>
+              </w:rPr>
+              <w:t>drop/&gt;</w:t>
             </w:r>
           </w:p>
         </w:tc>
@@ -1950,7 +3890,21 @@
         <w:rPr>
           <w:color w:val="7030A0"/>
         </w:rPr>
-        <w:t>[/for]&lt;drop/&gt;</w:t>
+        <w:t>[/</w:t>
+      </w:r>
+      <w:proofErr w:type="gramStart"/>
+      <w:r>
+        <w:rPr>
+          <w:color w:val="7030A0"/>
+        </w:rPr>
+        <w:t>for]&lt;</w:t>
+      </w:r>
+      <w:proofErr w:type="gramEnd"/>
+      <w:r>
+        <w:rPr>
+          <w:color w:val="7030A0"/>
+        </w:rPr>
+        <w:t>drop/&gt;</w:t>
       </w:r>
     </w:p>
     <w:p>
@@ -1978,7 +3932,21 @@
         <w:rPr>
           <w:color w:val="7030A0"/>
         </w:rPr>
-        <w:t>[else][/if]&lt;drop/&gt;</w:t>
+        <w:t>[else][/</w:t>
+      </w:r>
+      <w:proofErr w:type="gramStart"/>
+      <w:r>
+        <w:rPr>
+          <w:color w:val="7030A0"/>
+        </w:rPr>
+        <w:t>if]&lt;</w:t>
+      </w:r>
+      <w:proofErr w:type="gramEnd"/>
+      <w:r>
+        <w:rPr>
+          <w:color w:val="7030A0"/>
+        </w:rPr>
+        <w:t>drop/&gt;</w:t>
       </w:r>
     </w:p>
     <w:p>
@@ -1992,7 +3960,21 @@
         <w:rPr>
           <w:color w:val="7030A0"/>
         </w:rPr>
-        <w:t>[/for]&lt;drop/&gt;</w:t>
+        <w:t>[/</w:t>
+      </w:r>
+      <w:proofErr w:type="gramStart"/>
+      <w:r>
+        <w:rPr>
+          <w:color w:val="7030A0"/>
+        </w:rPr>
+        <w:t>for]&lt;</w:t>
+      </w:r>
+      <w:proofErr w:type="gramEnd"/>
+      <w:r>
+        <w:rPr>
+          <w:color w:val="7030A0"/>
+        </w:rPr>
+        <w:t>drop/&gt;</w:t>
       </w:r>
     </w:p>
     <w:p>
@@ -2014,7 +3996,51 @@
         <w:rPr>
           <w:color w:val="7030A0"/>
         </w:rPr>
-        <w:t>[for (dt:DataType | DataType.allInstances()-&gt;sortedBy(name))]&lt;drop/&gt;</w:t>
+        <w:t>[for (</w:t>
+      </w:r>
+      <w:proofErr w:type="spellStart"/>
+      <w:proofErr w:type="gramStart"/>
+      <w:r>
+        <w:rPr>
+          <w:color w:val="7030A0"/>
+        </w:rPr>
+        <w:t>dt:DataType</w:t>
+      </w:r>
+      <w:proofErr w:type="spellEnd"/>
+      <w:proofErr w:type="gramEnd"/>
+      <w:r>
+        <w:rPr>
+          <w:color w:val="7030A0"/>
+        </w:rPr>
+        <w:t xml:space="preserve"> | </w:t>
+      </w:r>
+      <w:proofErr w:type="spellStart"/>
+      <w:r>
+        <w:rPr>
+          <w:color w:val="7030A0"/>
+        </w:rPr>
+        <w:t>DataType.allInstances</w:t>
+      </w:r>
+      <w:proofErr w:type="spellEnd"/>
+      <w:r>
+        <w:rPr>
+          <w:color w:val="7030A0"/>
+        </w:rPr>
+        <w:t>()-&gt;</w:t>
+      </w:r>
+      <w:proofErr w:type="spellStart"/>
+      <w:r>
+        <w:rPr>
+          <w:color w:val="7030A0"/>
+        </w:rPr>
+        <w:t>sortedBy</w:t>
+      </w:r>
+      <w:proofErr w:type="spellEnd"/>
+      <w:r>
+        <w:rPr>
+          <w:color w:val="7030A0"/>
+        </w:rPr>
+        <w:t>(name))]&lt;drop/&gt;</w:t>
       </w:r>
     </w:p>
     <w:p>
@@ -2028,7 +4054,37 @@
         <w:rPr>
           <w:color w:val="7030A0"/>
         </w:rPr>
-        <w:t>[if dt.oclIsTypeOf(DataType)]&lt;drop/&gt;</w:t>
+        <w:t xml:space="preserve">[if </w:t>
+      </w:r>
+      <w:proofErr w:type="spellStart"/>
+      <w:proofErr w:type="gramStart"/>
+      <w:r>
+        <w:rPr>
+          <w:color w:val="7030A0"/>
+        </w:rPr>
+        <w:t>dt.oclIsTypeOf</w:t>
+      </w:r>
+      <w:proofErr w:type="spellEnd"/>
+      <w:proofErr w:type="gramEnd"/>
+      <w:r>
+        <w:rPr>
+          <w:color w:val="7030A0"/>
+        </w:rPr>
+        <w:t>(</w:t>
+      </w:r>
+      <w:proofErr w:type="spellStart"/>
+      <w:r>
+        <w:rPr>
+          <w:color w:val="7030A0"/>
+        </w:rPr>
+        <w:t>DataType</w:t>
+      </w:r>
+      <w:proofErr w:type="spellEnd"/>
+      <w:r>
+        <w:rPr>
+          <w:color w:val="7030A0"/>
+        </w:rPr>
+        <w:t>)]&lt;drop/&gt;</w:t>
       </w:r>
     </w:p>
     <w:p>
@@ -2056,13 +4112,43 @@
         <w:rPr>
           <w:color w:val="7030A0"/>
         </w:rPr>
-        <w:t>[for (co:Com</w:t>
-      </w:r>
-      <w:r>
-        <w:rPr>
-          <w:color w:val="7030A0"/>
-        </w:rPr>
-        <w:t>ment | dt.ownedComment)]&lt;drop/&gt;</w:t>
+        <w:t>[for (</w:t>
+      </w:r>
+      <w:proofErr w:type="spellStart"/>
+      <w:proofErr w:type="gramStart"/>
+      <w:r>
+        <w:rPr>
+          <w:color w:val="7030A0"/>
+        </w:rPr>
+        <w:t>co:Com</w:t>
+      </w:r>
+      <w:r>
+        <w:rPr>
+          <w:color w:val="7030A0"/>
+        </w:rPr>
+        <w:t>ment</w:t>
+      </w:r>
+      <w:proofErr w:type="spellEnd"/>
+      <w:proofErr w:type="gramEnd"/>
+      <w:r>
+        <w:rPr>
+          <w:color w:val="7030A0"/>
+        </w:rPr>
+        <w:t xml:space="preserve"> | </w:t>
+      </w:r>
+      <w:proofErr w:type="spellStart"/>
+      <w:r>
+        <w:rPr>
+          <w:color w:val="7030A0"/>
+        </w:rPr>
+        <w:t>dt.ownedComment</w:t>
+      </w:r>
+      <w:proofErr w:type="spellEnd"/>
+      <w:r>
+        <w:rPr>
+          <w:color w:val="7030A0"/>
+        </w:rPr>
+        <w:t>)]&lt;drop/&gt;</w:t>
       </w:r>
     </w:p>
     <w:p>
@@ -2076,13 +4162,34 @@
         <w:rPr>
           <w:color w:val="7030A0"/>
         </w:rPr>
-        <w:t>&lt;dropEmpty&gt;</w:t>
+        <w:t>&lt;</w:t>
+      </w:r>
+      <w:proofErr w:type="spellStart"/>
+      <w:r>
+        <w:rPr>
+          <w:color w:val="7030A0"/>
+        </w:rPr>
+        <w:t>dropEmpty</w:t>
+      </w:r>
+      <w:proofErr w:type="spellEnd"/>
+      <w:r>
+        <w:rPr>
+          <w:color w:val="7030A0"/>
+        </w:rPr>
+        <w:t>&gt;</w:t>
       </w:r>
       <w:r>
         <w:t>[co._</w:t>
       </w:r>
-      <w:r>
-        <w:t>body.clean()/</w:t>
+      <w:proofErr w:type="spellStart"/>
+      <w:proofErr w:type="gramStart"/>
+      <w:r>
+        <w:t>body.clean</w:t>
+      </w:r>
+      <w:proofErr w:type="spellEnd"/>
+      <w:proofErr w:type="gramEnd"/>
+      <w:r>
+        <w:t>()/</w:t>
       </w:r>
       <w:r>
         <w:t>]</w:t>
@@ -2091,7 +4198,21 @@
         <w:rPr>
           <w:color w:val="7030A0"/>
         </w:rPr>
-        <w:t>&lt;/dropEmpty&gt;</w:t>
+        <w:t>&lt;/</w:t>
+      </w:r>
+      <w:proofErr w:type="spellStart"/>
+      <w:r>
+        <w:rPr>
+          <w:color w:val="7030A0"/>
+        </w:rPr>
+        <w:t>dropEmpty</w:t>
+      </w:r>
+      <w:proofErr w:type="spellEnd"/>
+      <w:r>
+        <w:rPr>
+          <w:color w:val="7030A0"/>
+        </w:rPr>
+        <w:t>&gt;</w:t>
       </w:r>
     </w:p>
     <w:p>
@@ -2105,7 +4226,21 @@
         <w:rPr>
           <w:color w:val="7030A0"/>
         </w:rPr>
-        <w:t>[/for]&lt;drop/&gt;</w:t>
+        <w:t>[/</w:t>
+      </w:r>
+      <w:proofErr w:type="gramStart"/>
+      <w:r>
+        <w:rPr>
+          <w:color w:val="7030A0"/>
+        </w:rPr>
+        <w:t>for]&lt;</w:t>
+      </w:r>
+      <w:proofErr w:type="gramEnd"/>
+      <w:r>
+        <w:rPr>
+          <w:color w:val="7030A0"/>
+        </w:rPr>
+        <w:t>drop/&gt;</w:t>
       </w:r>
     </w:p>
     <w:p>
@@ -2127,7 +4262,37 @@
         <w:rPr>
           <w:color w:val="7030A0"/>
         </w:rPr>
-        <w:t>[for (st:Stereotype | dt.getAppliedStereotypes())]&lt;drop/&gt;</w:t>
+        <w:t>[for (</w:t>
+      </w:r>
+      <w:proofErr w:type="spellStart"/>
+      <w:proofErr w:type="gramStart"/>
+      <w:r>
+        <w:rPr>
+          <w:color w:val="7030A0"/>
+        </w:rPr>
+        <w:t>st:Stereotype</w:t>
+      </w:r>
+      <w:proofErr w:type="spellEnd"/>
+      <w:proofErr w:type="gramEnd"/>
+      <w:r>
+        <w:rPr>
+          <w:color w:val="7030A0"/>
+        </w:rPr>
+        <w:t xml:space="preserve"> | </w:t>
+      </w:r>
+      <w:proofErr w:type="spellStart"/>
+      <w:r>
+        <w:rPr>
+          <w:color w:val="7030A0"/>
+        </w:rPr>
+        <w:t>dt.getAppliedStereotypes</w:t>
+      </w:r>
+      <w:proofErr w:type="spellEnd"/>
+      <w:r>
+        <w:rPr>
+          <w:color w:val="7030A0"/>
+        </w:rPr>
+        <w:t>())]&lt;drop/&gt;</w:t>
       </w:r>
     </w:p>
     <w:p>
@@ -2154,7 +4319,21 @@
         <w:rPr>
           <w:color w:val="7030A0"/>
         </w:rPr>
-        <w:t>[/for]&lt;drop/&gt;</w:t>
+        <w:t>[/</w:t>
+      </w:r>
+      <w:proofErr w:type="gramStart"/>
+      <w:r>
+        <w:rPr>
+          <w:color w:val="7030A0"/>
+        </w:rPr>
+        <w:t>for]&lt;</w:t>
+      </w:r>
+      <w:proofErr w:type="gramEnd"/>
+      <w:r>
+        <w:rPr>
+          <w:color w:val="7030A0"/>
+        </w:rPr>
+        <w:t>drop/&gt;</w:t>
       </w:r>
     </w:p>
     <w:p>
@@ -2168,7 +4347,49 @@
         <w:rPr>
           <w:color w:val="7030A0"/>
         </w:rPr>
-        <w:t>[if  dt.ownedAttribute-&gt;notEmpty()]&lt;drop/&gt;</w:t>
+        <w:t>[</w:t>
+      </w:r>
+      <w:proofErr w:type="gramStart"/>
+      <w:r>
+        <w:rPr>
+          <w:color w:val="7030A0"/>
+        </w:rPr>
+        <w:t xml:space="preserve">if  </w:t>
+      </w:r>
+      <w:proofErr w:type="spellStart"/>
+      <w:r>
+        <w:rPr>
+          <w:color w:val="7030A0"/>
+        </w:rPr>
+        <w:t>dt</w:t>
+      </w:r>
+      <w:proofErr w:type="gramEnd"/>
+      <w:r>
+        <w:rPr>
+          <w:color w:val="7030A0"/>
+        </w:rPr>
+        <w:t>.ownedAttribute</w:t>
+      </w:r>
+      <w:proofErr w:type="spellEnd"/>
+      <w:r>
+        <w:rPr>
+          <w:color w:val="7030A0"/>
+        </w:rPr>
+        <w:t>-&gt;</w:t>
+      </w:r>
+      <w:proofErr w:type="spellStart"/>
+      <w:r>
+        <w:rPr>
+          <w:color w:val="7030A0"/>
+        </w:rPr>
+        <w:t>notEmpty</w:t>
+      </w:r>
+      <w:proofErr w:type="spellEnd"/>
+      <w:r>
+        <w:rPr>
+          <w:color w:val="7030A0"/>
+        </w:rPr>
+        <w:t>()]&lt;drop/&gt;</w:t>
       </w:r>
     </w:p>
     <w:p>
@@ -2463,7 +4684,25 @@
           <w:bCs/>
           <w:color w:val="7030A0"/>
         </w:rPr>
-        <w:t>[for (p:Property|dt.ownedAttribute)]&lt;drop/&gt;</w:t>
+        <w:t>[for (</w:t>
+      </w:r>
+      <w:proofErr w:type="spellStart"/>
+      <w:proofErr w:type="gramStart"/>
+      <w:r>
+        <w:rPr>
+          <w:bCs/>
+          <w:color w:val="7030A0"/>
+        </w:rPr>
+        <w:t>p:Property|dt.ownedAttribute</w:t>
+      </w:r>
+      <w:proofErr w:type="spellEnd"/>
+      <w:proofErr w:type="gramEnd"/>
+      <w:r>
+        <w:rPr>
+          <w:bCs/>
+          <w:color w:val="7030A0"/>
+        </w:rPr>
+        <w:t>)]&lt;drop/&gt;</w:t>
       </w:r>
     </w:p>
     <w:tbl>
@@ -2528,7 +4767,29 @@
                 <w:szCs w:val="16"/>
                 <w:lang w:eastAsia="ja-JP"/>
               </w:rPr>
-              <w:t>[p.type.name/]</w:t>
+              <w:t>[</w:t>
+            </w:r>
+            <w:proofErr w:type="gramStart"/>
+            <w:r>
+              <w:rPr>
+                <w:rFonts w:asciiTheme="minorHAnsi" w:eastAsia="SimHei" w:hAnsiTheme="minorHAnsi" w:cs="Times New Roman"/>
+                <w:color w:val="141313"/>
+                <w:sz w:val="16"/>
+                <w:szCs w:val="16"/>
+                <w:lang w:eastAsia="ja-JP"/>
+              </w:rPr>
+              <w:t>p.type.name</w:t>
+            </w:r>
+            <w:proofErr w:type="gramEnd"/>
+            <w:r>
+              <w:rPr>
+                <w:rFonts w:asciiTheme="minorHAnsi" w:eastAsia="SimHei" w:hAnsiTheme="minorHAnsi" w:cs="Times New Roman"/>
+                <w:color w:val="141313"/>
+                <w:sz w:val="16"/>
+                <w:szCs w:val="16"/>
+                <w:lang w:eastAsia="ja-JP"/>
+              </w:rPr>
+              <w:t>/]</w:t>
             </w:r>
           </w:p>
           <w:p>
@@ -2547,7 +4808,29 @@
                 <w:szCs w:val="16"/>
                 <w:lang w:eastAsia="ja-JP"/>
               </w:rPr>
-              <w:t>[if p.defaultValue-&gt;notEmpty()]</w:t>
+              <w:t xml:space="preserve">[if </w:t>
+            </w:r>
+            <w:proofErr w:type="gramStart"/>
+            <w:r>
+              <w:rPr>
+                <w:rFonts w:asciiTheme="minorHAnsi" w:eastAsia="SimHei" w:hAnsiTheme="minorHAnsi" w:cs="Times New Roman"/>
+                <w:color w:val="7030A0"/>
+                <w:sz w:val="16"/>
+                <w:szCs w:val="16"/>
+                <w:lang w:eastAsia="ja-JP"/>
+              </w:rPr>
+              <w:t>p.defaultValue</w:t>
+            </w:r>
+            <w:proofErr w:type="gramEnd"/>
+            <w:r>
+              <w:rPr>
+                <w:rFonts w:asciiTheme="minorHAnsi" w:eastAsia="SimHei" w:hAnsiTheme="minorHAnsi" w:cs="Times New Roman"/>
+                <w:color w:val="7030A0"/>
+                <w:sz w:val="16"/>
+                <w:szCs w:val="16"/>
+                <w:lang w:eastAsia="ja-JP"/>
+              </w:rPr>
+              <w:t>-&gt;notEmpty()]</w:t>
             </w:r>
             <w:r>
               <w:rPr>
@@ -2609,7 +4892,27 @@
                 <w:sz w:val="16"/>
                 <w:szCs w:val="16"/>
               </w:rPr>
-              <w:t>[if(p.lower=p.upper)]</w:t>
+              <w:t>[if(</w:t>
+            </w:r>
+            <w:proofErr w:type="gramStart"/>
+            <w:r>
+              <w:rPr>
+                <w:rFonts w:asciiTheme="minorHAnsi" w:hAnsiTheme="minorHAnsi"/>
+                <w:color w:val="7030A0"/>
+                <w:sz w:val="16"/>
+                <w:szCs w:val="16"/>
+              </w:rPr>
+              <w:t>p.lower</w:t>
+            </w:r>
+            <w:proofErr w:type="gramEnd"/>
+            <w:r>
+              <w:rPr>
+                <w:rFonts w:asciiTheme="minorHAnsi" w:hAnsiTheme="minorHAnsi"/>
+                <w:color w:val="7030A0"/>
+                <w:sz w:val="16"/>
+                <w:szCs w:val="16"/>
+              </w:rPr>
+              <w:t>=p.upper)]</w:t>
             </w:r>
             <w:r>
               <w:rPr>
@@ -2700,7 +5003,29 @@
                 <w:sz w:val="16"/>
                 <w:szCs w:val="16"/>
               </w:rPr>
-              <w:t>[if(not(p.isReadOnly))]</w:t>
+              <w:t>[if(not(</w:t>
+            </w:r>
+            <w:proofErr w:type="spellStart"/>
+            <w:proofErr w:type="gramStart"/>
+            <w:r>
+              <w:rPr>
+                <w:rFonts w:asciiTheme="minorHAnsi" w:hAnsiTheme="minorHAnsi"/>
+                <w:color w:val="7030A0"/>
+                <w:sz w:val="16"/>
+                <w:szCs w:val="16"/>
+              </w:rPr>
+              <w:t>p.isReadOnly</w:t>
+            </w:r>
+            <w:proofErr w:type="spellEnd"/>
+            <w:proofErr w:type="gramEnd"/>
+            <w:r>
+              <w:rPr>
+                <w:rFonts w:asciiTheme="minorHAnsi" w:hAnsiTheme="minorHAnsi"/>
+                <w:color w:val="7030A0"/>
+                <w:sz w:val="16"/>
+                <w:szCs w:val="16"/>
+              </w:rPr>
+              <w:t>))]</w:t>
             </w:r>
             <w:r>
               <w:rPr>
@@ -2761,7 +5086,53 @@
                 <w:szCs w:val="16"/>
                 <w:lang w:eastAsia="ja-JP"/>
               </w:rPr>
-              <w:t>[for (st:Stereotype | p.getAppliedStereotypes())]&lt;drop/&gt;</w:t>
+              <w:t>[for (</w:t>
+            </w:r>
+            <w:proofErr w:type="spellStart"/>
+            <w:proofErr w:type="gramStart"/>
+            <w:r>
+              <w:rPr>
+                <w:rFonts w:asciiTheme="minorHAnsi" w:eastAsia="SimHei" w:hAnsiTheme="minorHAnsi" w:cs="Times New Roman"/>
+                <w:color w:val="7030A0"/>
+                <w:sz w:val="16"/>
+                <w:szCs w:val="16"/>
+                <w:lang w:eastAsia="ja-JP"/>
+              </w:rPr>
+              <w:t>st:Stereotype</w:t>
+            </w:r>
+            <w:proofErr w:type="spellEnd"/>
+            <w:proofErr w:type="gramEnd"/>
+            <w:r>
+              <w:rPr>
+                <w:rFonts w:asciiTheme="minorHAnsi" w:eastAsia="SimHei" w:hAnsiTheme="minorHAnsi" w:cs="Times New Roman"/>
+                <w:color w:val="7030A0"/>
+                <w:sz w:val="16"/>
+                <w:szCs w:val="16"/>
+                <w:lang w:eastAsia="ja-JP"/>
+              </w:rPr>
+              <w:t xml:space="preserve"> | </w:t>
+            </w:r>
+            <w:proofErr w:type="spellStart"/>
+            <w:r>
+              <w:rPr>
+                <w:rFonts w:asciiTheme="minorHAnsi" w:eastAsia="SimHei" w:hAnsiTheme="minorHAnsi" w:cs="Times New Roman"/>
+                <w:color w:val="7030A0"/>
+                <w:sz w:val="16"/>
+                <w:szCs w:val="16"/>
+                <w:lang w:eastAsia="ja-JP"/>
+              </w:rPr>
+              <w:t>p.getAppliedStereotypes</w:t>
+            </w:r>
+            <w:proofErr w:type="spellEnd"/>
+            <w:r>
+              <w:rPr>
+                <w:rFonts w:asciiTheme="minorHAnsi" w:eastAsia="SimHei" w:hAnsiTheme="minorHAnsi" w:cs="Times New Roman"/>
+                <w:color w:val="7030A0"/>
+                <w:sz w:val="16"/>
+                <w:szCs w:val="16"/>
+                <w:lang w:eastAsia="ja-JP"/>
+              </w:rPr>
+              <w:t>())]&lt;drop/&gt;</w:t>
             </w:r>
           </w:p>
           <w:p>
@@ -2804,7 +5175,31 @@
                 <w:szCs w:val="16"/>
                 <w:lang w:eastAsia="ja-JP"/>
               </w:rPr>
-              <w:t>[for(oa:Property|st.ownedAttribute)]&lt;drop/&gt;</w:t>
+              <w:t>[for(</w:t>
+            </w:r>
+            <w:proofErr w:type="spellStart"/>
+            <w:proofErr w:type="gramStart"/>
+            <w:r>
+              <w:rPr>
+                <w:rFonts w:asciiTheme="minorHAnsi" w:eastAsia="SimHei" w:hAnsiTheme="minorHAnsi" w:cs="Times New Roman"/>
+                <w:color w:val="7030A0"/>
+                <w:sz w:val="16"/>
+                <w:szCs w:val="16"/>
+                <w:lang w:eastAsia="ja-JP"/>
+              </w:rPr>
+              <w:t>oa:Property|st.ownedAttribute</w:t>
+            </w:r>
+            <w:proofErr w:type="spellEnd"/>
+            <w:proofErr w:type="gramEnd"/>
+            <w:r>
+              <w:rPr>
+                <w:rFonts w:asciiTheme="minorHAnsi" w:eastAsia="SimHei" w:hAnsiTheme="minorHAnsi" w:cs="Times New Roman"/>
+                <w:color w:val="7030A0"/>
+                <w:sz w:val="16"/>
+                <w:szCs w:val="16"/>
+                <w:lang w:eastAsia="ja-JP"/>
+              </w:rPr>
+              <w:t>)]&lt;drop/&gt;</w:t>
             </w:r>
           </w:p>
           <w:p>
@@ -2829,15 +5224,101 @@
                 <w:sz w:val="16"/>
                 <w:szCs w:val="16"/>
               </w:rPr>
-              <w:t>[if oa.name.contains('part')]</w:t>
-            </w:r>
-            <w:r>
-              <w:rPr>
-                <w:rFonts w:asciiTheme="minorHAnsi" w:eastAsia="SimHei" w:hAnsiTheme="minorHAnsi" w:cs="Times New Roman"/>
-                <w:sz w:val="16"/>
-                <w:szCs w:val="16"/>
-              </w:rPr>
-              <w:t>partOfObjectKey: [p.getValue(st, oa.name).oclAsType(Integer)/]</w:t>
+              <w:t xml:space="preserve">[if </w:t>
+            </w:r>
+            <w:proofErr w:type="spellStart"/>
+            <w:proofErr w:type="gramStart"/>
+            <w:r>
+              <w:rPr>
+                <w:rFonts w:asciiTheme="minorHAnsi" w:eastAsia="SimHei" w:hAnsiTheme="minorHAnsi" w:cs="Times New Roman"/>
+                <w:color w:val="7030A0"/>
+                <w:sz w:val="16"/>
+                <w:szCs w:val="16"/>
+              </w:rPr>
+              <w:t>oa.name.contains</w:t>
+            </w:r>
+            <w:proofErr w:type="spellEnd"/>
+            <w:proofErr w:type="gramEnd"/>
+            <w:r>
+              <w:rPr>
+                <w:rFonts w:asciiTheme="minorHAnsi" w:eastAsia="SimHei" w:hAnsiTheme="minorHAnsi" w:cs="Times New Roman"/>
+                <w:color w:val="7030A0"/>
+                <w:sz w:val="16"/>
+                <w:szCs w:val="16"/>
+              </w:rPr>
+              <w:t>('part')]</w:t>
+            </w:r>
+            <w:proofErr w:type="spellStart"/>
+            <w:r>
+              <w:rPr>
+                <w:rFonts w:asciiTheme="minorHAnsi" w:eastAsia="SimHei" w:hAnsiTheme="minorHAnsi" w:cs="Times New Roman"/>
+                <w:sz w:val="16"/>
+                <w:szCs w:val="16"/>
+              </w:rPr>
+              <w:t>partOfObjectKey</w:t>
+            </w:r>
+            <w:proofErr w:type="spellEnd"/>
+            <w:r>
+              <w:rPr>
+                <w:rFonts w:asciiTheme="minorHAnsi" w:eastAsia="SimHei" w:hAnsiTheme="minorHAnsi" w:cs="Times New Roman"/>
+                <w:sz w:val="16"/>
+                <w:szCs w:val="16"/>
+              </w:rPr>
+              <w:t>: [</w:t>
+            </w:r>
+            <w:proofErr w:type="spellStart"/>
+            <w:r>
+              <w:rPr>
+                <w:rFonts w:asciiTheme="minorHAnsi" w:eastAsia="SimHei" w:hAnsiTheme="minorHAnsi" w:cs="Times New Roman"/>
+                <w:sz w:val="16"/>
+                <w:szCs w:val="16"/>
+              </w:rPr>
+              <w:t>p.getValue</w:t>
+            </w:r>
+            <w:proofErr w:type="spellEnd"/>
+            <w:r>
+              <w:rPr>
+                <w:rFonts w:asciiTheme="minorHAnsi" w:eastAsia="SimHei" w:hAnsiTheme="minorHAnsi" w:cs="Times New Roman"/>
+                <w:sz w:val="16"/>
+                <w:szCs w:val="16"/>
+              </w:rPr>
+              <w:t>(</w:t>
+            </w:r>
+            <w:proofErr w:type="spellStart"/>
+            <w:r>
+              <w:rPr>
+                <w:rFonts w:asciiTheme="minorHAnsi" w:eastAsia="SimHei" w:hAnsiTheme="minorHAnsi" w:cs="Times New Roman"/>
+                <w:sz w:val="16"/>
+                <w:szCs w:val="16"/>
+              </w:rPr>
+              <w:t>st</w:t>
+            </w:r>
+            <w:proofErr w:type="spellEnd"/>
+            <w:r>
+              <w:rPr>
+                <w:rFonts w:asciiTheme="minorHAnsi" w:eastAsia="SimHei" w:hAnsiTheme="minorHAnsi" w:cs="Times New Roman"/>
+                <w:sz w:val="16"/>
+                <w:szCs w:val="16"/>
+              </w:rPr>
+              <w:t>, oa.name).</w:t>
+            </w:r>
+            <w:proofErr w:type="spellStart"/>
+            <w:r>
+              <w:rPr>
+                <w:rFonts w:asciiTheme="minorHAnsi" w:eastAsia="SimHei" w:hAnsiTheme="minorHAnsi" w:cs="Times New Roman"/>
+                <w:sz w:val="16"/>
+                <w:szCs w:val="16"/>
+              </w:rPr>
+              <w:t>oclAsType</w:t>
+            </w:r>
+            <w:proofErr w:type="spellEnd"/>
+            <w:r>
+              <w:rPr>
+                <w:rFonts w:asciiTheme="minorHAnsi" w:eastAsia="SimHei" w:hAnsiTheme="minorHAnsi" w:cs="Times New Roman"/>
+                <w:sz w:val="16"/>
+                <w:szCs w:val="16"/>
+              </w:rPr>
+              <w:t>(Integer)/]</w:t>
             </w:r>
           </w:p>
           <w:p>
@@ -2886,15 +5367,109 @@
                 <w:sz w:val="16"/>
                 <w:szCs w:val="16"/>
               </w:rPr>
-              <w:t>[if oa.name.contains('attribute')]</w:t>
-            </w:r>
-            <w:r>
-              <w:rPr>
-                <w:rFonts w:asciiTheme="minorHAnsi" w:eastAsia="SimHei" w:hAnsiTheme="minorHAnsi" w:cs="Times New Roman"/>
-                <w:sz w:val="16"/>
-                <w:szCs w:val="16"/>
-              </w:rPr>
-              <w:t>AVC: [p.getValue(st, oa.name).oclAsType(EnumerationLiteral).name/]</w:t>
+              <w:t xml:space="preserve">[if </w:t>
+            </w:r>
+            <w:proofErr w:type="spellStart"/>
+            <w:proofErr w:type="gramStart"/>
+            <w:r>
+              <w:rPr>
+                <w:rFonts w:asciiTheme="minorHAnsi" w:eastAsia="SimHei" w:hAnsiTheme="minorHAnsi" w:cs="Times New Roman"/>
+                <w:color w:val="7030A0"/>
+                <w:sz w:val="16"/>
+                <w:szCs w:val="16"/>
+              </w:rPr>
+              <w:t>oa.name.contains</w:t>
+            </w:r>
+            <w:proofErr w:type="spellEnd"/>
+            <w:proofErr w:type="gramEnd"/>
+            <w:r>
+              <w:rPr>
+                <w:rFonts w:asciiTheme="minorHAnsi" w:eastAsia="SimHei" w:hAnsiTheme="minorHAnsi" w:cs="Times New Roman"/>
+                <w:color w:val="7030A0"/>
+                <w:sz w:val="16"/>
+                <w:szCs w:val="16"/>
+              </w:rPr>
+              <w:t>('attribute')]</w:t>
+            </w:r>
+            <w:r>
+              <w:rPr>
+                <w:rFonts w:asciiTheme="minorHAnsi" w:eastAsia="SimHei" w:hAnsiTheme="minorHAnsi" w:cs="Times New Roman"/>
+                <w:sz w:val="16"/>
+                <w:szCs w:val="16"/>
+              </w:rPr>
+              <w:t>AVC: [</w:t>
+            </w:r>
+            <w:proofErr w:type="spellStart"/>
+            <w:r>
+              <w:rPr>
+                <w:rFonts w:asciiTheme="minorHAnsi" w:eastAsia="SimHei" w:hAnsiTheme="minorHAnsi" w:cs="Times New Roman"/>
+                <w:sz w:val="16"/>
+                <w:szCs w:val="16"/>
+              </w:rPr>
+              <w:t>p.getValue</w:t>
+            </w:r>
+            <w:proofErr w:type="spellEnd"/>
+            <w:r>
+              <w:rPr>
+                <w:rFonts w:asciiTheme="minorHAnsi" w:eastAsia="SimHei" w:hAnsiTheme="minorHAnsi" w:cs="Times New Roman"/>
+                <w:sz w:val="16"/>
+                <w:szCs w:val="16"/>
+              </w:rPr>
+              <w:t>(</w:t>
+            </w:r>
+            <w:proofErr w:type="spellStart"/>
+            <w:r>
+              <w:rPr>
+                <w:rFonts w:asciiTheme="minorHAnsi" w:eastAsia="SimHei" w:hAnsiTheme="minorHAnsi" w:cs="Times New Roman"/>
+                <w:sz w:val="16"/>
+                <w:szCs w:val="16"/>
+              </w:rPr>
+              <w:t>st</w:t>
+            </w:r>
+            <w:proofErr w:type="spellEnd"/>
+            <w:r>
+              <w:rPr>
+                <w:rFonts w:asciiTheme="minorHAnsi" w:eastAsia="SimHei" w:hAnsiTheme="minorHAnsi" w:cs="Times New Roman"/>
+                <w:sz w:val="16"/>
+                <w:szCs w:val="16"/>
+              </w:rPr>
+              <w:t>, oa.name).</w:t>
+            </w:r>
+            <w:proofErr w:type="spellStart"/>
+            <w:r>
+              <w:rPr>
+                <w:rFonts w:asciiTheme="minorHAnsi" w:eastAsia="SimHei" w:hAnsiTheme="minorHAnsi" w:cs="Times New Roman"/>
+                <w:sz w:val="16"/>
+                <w:szCs w:val="16"/>
+              </w:rPr>
+              <w:t>oclAsType</w:t>
+            </w:r>
+            <w:proofErr w:type="spellEnd"/>
+            <w:r>
+              <w:rPr>
+                <w:rFonts w:asciiTheme="minorHAnsi" w:eastAsia="SimHei" w:hAnsiTheme="minorHAnsi" w:cs="Times New Roman"/>
+                <w:sz w:val="16"/>
+                <w:szCs w:val="16"/>
+              </w:rPr>
+              <w:t>(</w:t>
+            </w:r>
+            <w:proofErr w:type="spellStart"/>
+            <w:r>
+              <w:rPr>
+                <w:rFonts w:asciiTheme="minorHAnsi" w:eastAsia="SimHei" w:hAnsiTheme="minorHAnsi" w:cs="Times New Roman"/>
+                <w:sz w:val="16"/>
+                <w:szCs w:val="16"/>
+              </w:rPr>
+              <w:t>EnumerationLiteral</w:t>
+            </w:r>
+            <w:proofErr w:type="spellEnd"/>
+            <w:r>
+              <w:rPr>
+                <w:rFonts w:asciiTheme="minorHAnsi" w:eastAsia="SimHei" w:hAnsiTheme="minorHAnsi" w:cs="Times New Roman"/>
+                <w:sz w:val="16"/>
+                <w:szCs w:val="16"/>
+              </w:rPr>
+              <w:t>).name/]</w:t>
             </w:r>
           </w:p>
           <w:p>
@@ -2943,15 +5518,101 @@
                 <w:sz w:val="16"/>
                 <w:szCs w:val="16"/>
               </w:rPr>
-              <w:t>[if oa.name.contains('Invariant')]</w:t>
-            </w:r>
-            <w:r>
-              <w:rPr>
-                <w:rFonts w:asciiTheme="minorHAnsi" w:eastAsia="SimHei" w:hAnsiTheme="minorHAnsi" w:cs="Times New Roman"/>
-                <w:sz w:val="16"/>
-                <w:szCs w:val="16"/>
-              </w:rPr>
-              <w:t>isInvariant: [p.getValue(st, oa.name).oclAsType(Boolean)/]</w:t>
+              <w:t xml:space="preserve">[if </w:t>
+            </w:r>
+            <w:proofErr w:type="spellStart"/>
+            <w:proofErr w:type="gramStart"/>
+            <w:r>
+              <w:rPr>
+                <w:rFonts w:asciiTheme="minorHAnsi" w:eastAsia="SimHei" w:hAnsiTheme="minorHAnsi" w:cs="Times New Roman"/>
+                <w:color w:val="7030A0"/>
+                <w:sz w:val="16"/>
+                <w:szCs w:val="16"/>
+              </w:rPr>
+              <w:t>oa.name.contains</w:t>
+            </w:r>
+            <w:proofErr w:type="spellEnd"/>
+            <w:proofErr w:type="gramEnd"/>
+            <w:r>
+              <w:rPr>
+                <w:rFonts w:asciiTheme="minorHAnsi" w:eastAsia="SimHei" w:hAnsiTheme="minorHAnsi" w:cs="Times New Roman"/>
+                <w:color w:val="7030A0"/>
+                <w:sz w:val="16"/>
+                <w:szCs w:val="16"/>
+              </w:rPr>
+              <w:t>('Invariant')]</w:t>
+            </w:r>
+            <w:proofErr w:type="spellStart"/>
+            <w:r>
+              <w:rPr>
+                <w:rFonts w:asciiTheme="minorHAnsi" w:eastAsia="SimHei" w:hAnsiTheme="minorHAnsi" w:cs="Times New Roman"/>
+                <w:sz w:val="16"/>
+                <w:szCs w:val="16"/>
+              </w:rPr>
+              <w:t>isInvariant</w:t>
+            </w:r>
+            <w:proofErr w:type="spellEnd"/>
+            <w:r>
+              <w:rPr>
+                <w:rFonts w:asciiTheme="minorHAnsi" w:eastAsia="SimHei" w:hAnsiTheme="minorHAnsi" w:cs="Times New Roman"/>
+                <w:sz w:val="16"/>
+                <w:szCs w:val="16"/>
+              </w:rPr>
+              <w:t>: [</w:t>
+            </w:r>
+            <w:proofErr w:type="spellStart"/>
+            <w:r>
+              <w:rPr>
+                <w:rFonts w:asciiTheme="minorHAnsi" w:eastAsia="SimHei" w:hAnsiTheme="minorHAnsi" w:cs="Times New Roman"/>
+                <w:sz w:val="16"/>
+                <w:szCs w:val="16"/>
+              </w:rPr>
+              <w:t>p.getValue</w:t>
+            </w:r>
+            <w:proofErr w:type="spellEnd"/>
+            <w:r>
+              <w:rPr>
+                <w:rFonts w:asciiTheme="minorHAnsi" w:eastAsia="SimHei" w:hAnsiTheme="minorHAnsi" w:cs="Times New Roman"/>
+                <w:sz w:val="16"/>
+                <w:szCs w:val="16"/>
+              </w:rPr>
+              <w:t>(</w:t>
+            </w:r>
+            <w:proofErr w:type="spellStart"/>
+            <w:r>
+              <w:rPr>
+                <w:rFonts w:asciiTheme="minorHAnsi" w:eastAsia="SimHei" w:hAnsiTheme="minorHAnsi" w:cs="Times New Roman"/>
+                <w:sz w:val="16"/>
+                <w:szCs w:val="16"/>
+              </w:rPr>
+              <w:t>st</w:t>
+            </w:r>
+            <w:proofErr w:type="spellEnd"/>
+            <w:r>
+              <w:rPr>
+                <w:rFonts w:asciiTheme="minorHAnsi" w:eastAsia="SimHei" w:hAnsiTheme="minorHAnsi" w:cs="Times New Roman"/>
+                <w:sz w:val="16"/>
+                <w:szCs w:val="16"/>
+              </w:rPr>
+              <w:t>, oa.name).</w:t>
+            </w:r>
+            <w:proofErr w:type="spellStart"/>
+            <w:r>
+              <w:rPr>
+                <w:rFonts w:asciiTheme="minorHAnsi" w:eastAsia="SimHei" w:hAnsiTheme="minorHAnsi" w:cs="Times New Roman"/>
+                <w:sz w:val="16"/>
+                <w:szCs w:val="16"/>
+              </w:rPr>
+              <w:t>oclAsType</w:t>
+            </w:r>
+            <w:proofErr w:type="spellEnd"/>
+            <w:r>
+              <w:rPr>
+                <w:rFonts w:asciiTheme="minorHAnsi" w:eastAsia="SimHei" w:hAnsiTheme="minorHAnsi" w:cs="Times New Roman"/>
+                <w:sz w:val="16"/>
+                <w:szCs w:val="16"/>
+              </w:rPr>
+              <w:t>(Boolean)/]</w:t>
             </w:r>
           </w:p>
           <w:p>
@@ -3000,32 +5661,178 @@
                 <w:sz w:val="16"/>
                 <w:szCs w:val="16"/>
               </w:rPr>
-              <w:t>[if oa.name.contains('value')]</w:t>
-            </w:r>
-            <w:r>
-              <w:rPr>
-                <w:rFonts w:asciiTheme="minorHAnsi" w:eastAsia="SimHei" w:hAnsiTheme="minorHAnsi" w:cs="Times New Roman"/>
-                <w:sz w:val="16"/>
-                <w:szCs w:val="16"/>
-              </w:rPr>
-              <w:t xml:space="preserve">valueRange: </w:t>
-            </w:r>
-            <w:r>
-              <w:rPr>
-                <w:rFonts w:asciiTheme="minorHAnsi" w:eastAsia="SimHei" w:hAnsiTheme="minorHAnsi" w:cs="Times New Roman"/>
-                <w:color w:val="7030A0"/>
-                <w:sz w:val="16"/>
-                <w:szCs w:val="16"/>
-              </w:rPr>
-              <w:t>[if (not p.getValue(st, oa.name).oclIsUndefined())]</w:t>
-            </w:r>
-            <w:r>
-              <w:rPr>
-                <w:rFonts w:asciiTheme="minorHAnsi" w:eastAsia="SimHei" w:hAnsiTheme="minorHAnsi" w:cs="Times New Roman"/>
-                <w:sz w:val="16"/>
-                <w:szCs w:val="16"/>
-              </w:rPr>
-              <w:t>[p.getValue(st, oa.name).oclAsType(String)/]</w:t>
+              <w:t xml:space="preserve">[if </w:t>
+            </w:r>
+            <w:proofErr w:type="spellStart"/>
+            <w:proofErr w:type="gramStart"/>
+            <w:r>
+              <w:rPr>
+                <w:rFonts w:asciiTheme="minorHAnsi" w:eastAsia="SimHei" w:hAnsiTheme="minorHAnsi" w:cs="Times New Roman"/>
+                <w:color w:val="7030A0"/>
+                <w:sz w:val="16"/>
+                <w:szCs w:val="16"/>
+              </w:rPr>
+              <w:t>oa.name.contains</w:t>
+            </w:r>
+            <w:proofErr w:type="spellEnd"/>
+            <w:proofErr w:type="gramEnd"/>
+            <w:r>
+              <w:rPr>
+                <w:rFonts w:asciiTheme="minorHAnsi" w:eastAsia="SimHei" w:hAnsiTheme="minorHAnsi" w:cs="Times New Roman"/>
+                <w:color w:val="7030A0"/>
+                <w:sz w:val="16"/>
+                <w:szCs w:val="16"/>
+              </w:rPr>
+              <w:t>('value')]</w:t>
+            </w:r>
+            <w:proofErr w:type="spellStart"/>
+            <w:r>
+              <w:rPr>
+                <w:rFonts w:asciiTheme="minorHAnsi" w:eastAsia="SimHei" w:hAnsiTheme="minorHAnsi" w:cs="Times New Roman"/>
+                <w:sz w:val="16"/>
+                <w:szCs w:val="16"/>
+              </w:rPr>
+              <w:t>valueRange</w:t>
+            </w:r>
+            <w:proofErr w:type="spellEnd"/>
+            <w:r>
+              <w:rPr>
+                <w:rFonts w:asciiTheme="minorHAnsi" w:eastAsia="SimHei" w:hAnsiTheme="minorHAnsi" w:cs="Times New Roman"/>
+                <w:sz w:val="16"/>
+                <w:szCs w:val="16"/>
+              </w:rPr>
+              <w:t xml:space="preserve">: </w:t>
+            </w:r>
+            <w:r>
+              <w:rPr>
+                <w:rFonts w:asciiTheme="minorHAnsi" w:eastAsia="SimHei" w:hAnsiTheme="minorHAnsi" w:cs="Times New Roman"/>
+                <w:color w:val="7030A0"/>
+                <w:sz w:val="16"/>
+                <w:szCs w:val="16"/>
+              </w:rPr>
+              <w:t xml:space="preserve">[if (not </w:t>
+            </w:r>
+            <w:proofErr w:type="spellStart"/>
+            <w:r>
+              <w:rPr>
+                <w:rFonts w:asciiTheme="minorHAnsi" w:eastAsia="SimHei" w:hAnsiTheme="minorHAnsi" w:cs="Times New Roman"/>
+                <w:color w:val="7030A0"/>
+                <w:sz w:val="16"/>
+                <w:szCs w:val="16"/>
+              </w:rPr>
+              <w:t>p.getValue</w:t>
+            </w:r>
+            <w:proofErr w:type="spellEnd"/>
+            <w:r>
+              <w:rPr>
+                <w:rFonts w:asciiTheme="minorHAnsi" w:eastAsia="SimHei" w:hAnsiTheme="minorHAnsi" w:cs="Times New Roman"/>
+                <w:color w:val="7030A0"/>
+                <w:sz w:val="16"/>
+                <w:szCs w:val="16"/>
+              </w:rPr>
+              <w:t>(</w:t>
+            </w:r>
+            <w:proofErr w:type="spellStart"/>
+            <w:r>
+              <w:rPr>
+                <w:rFonts w:asciiTheme="minorHAnsi" w:eastAsia="SimHei" w:hAnsiTheme="minorHAnsi" w:cs="Times New Roman"/>
+                <w:color w:val="7030A0"/>
+                <w:sz w:val="16"/>
+                <w:szCs w:val="16"/>
+              </w:rPr>
+              <w:t>st</w:t>
+            </w:r>
+            <w:proofErr w:type="spellEnd"/>
+            <w:r>
+              <w:rPr>
+                <w:rFonts w:asciiTheme="minorHAnsi" w:eastAsia="SimHei" w:hAnsiTheme="minorHAnsi" w:cs="Times New Roman"/>
+                <w:color w:val="7030A0"/>
+                <w:sz w:val="16"/>
+                <w:szCs w:val="16"/>
+              </w:rPr>
+              <w:t>, oa.name).</w:t>
+            </w:r>
+            <w:proofErr w:type="spellStart"/>
+            <w:r>
+              <w:rPr>
+                <w:rFonts w:asciiTheme="minorHAnsi" w:eastAsia="SimHei" w:hAnsiTheme="minorHAnsi" w:cs="Times New Roman"/>
+                <w:color w:val="7030A0"/>
+                <w:sz w:val="16"/>
+                <w:szCs w:val="16"/>
+              </w:rPr>
+              <w:t>oclIsUndefined</w:t>
+            </w:r>
+            <w:proofErr w:type="spellEnd"/>
+            <w:r>
+              <w:rPr>
+                <w:rFonts w:asciiTheme="minorHAnsi" w:eastAsia="SimHei" w:hAnsiTheme="minorHAnsi" w:cs="Times New Roman"/>
+                <w:color w:val="7030A0"/>
+                <w:sz w:val="16"/>
+                <w:szCs w:val="16"/>
+              </w:rPr>
+              <w:t>())]</w:t>
+            </w:r>
+            <w:r>
+              <w:rPr>
+                <w:rFonts w:asciiTheme="minorHAnsi" w:eastAsia="SimHei" w:hAnsiTheme="minorHAnsi" w:cs="Times New Roman"/>
+                <w:sz w:val="16"/>
+                <w:szCs w:val="16"/>
+              </w:rPr>
+              <w:t>[</w:t>
+            </w:r>
+            <w:proofErr w:type="spellStart"/>
+            <w:r>
+              <w:rPr>
+                <w:rFonts w:asciiTheme="minorHAnsi" w:eastAsia="SimHei" w:hAnsiTheme="minorHAnsi" w:cs="Times New Roman"/>
+                <w:sz w:val="16"/>
+                <w:szCs w:val="16"/>
+              </w:rPr>
+              <w:t>p.getValue</w:t>
+            </w:r>
+            <w:proofErr w:type="spellEnd"/>
+            <w:r>
+              <w:rPr>
+                <w:rFonts w:asciiTheme="minorHAnsi" w:eastAsia="SimHei" w:hAnsiTheme="minorHAnsi" w:cs="Times New Roman"/>
+                <w:sz w:val="16"/>
+                <w:szCs w:val="16"/>
+              </w:rPr>
+              <w:t>(</w:t>
+            </w:r>
+            <w:proofErr w:type="spellStart"/>
+            <w:r>
+              <w:rPr>
+                <w:rFonts w:asciiTheme="minorHAnsi" w:eastAsia="SimHei" w:hAnsiTheme="minorHAnsi" w:cs="Times New Roman"/>
+                <w:sz w:val="16"/>
+                <w:szCs w:val="16"/>
+              </w:rPr>
+              <w:t>st</w:t>
+            </w:r>
+            <w:proofErr w:type="spellEnd"/>
+            <w:r>
+              <w:rPr>
+                <w:rFonts w:asciiTheme="minorHAnsi" w:eastAsia="SimHei" w:hAnsiTheme="minorHAnsi" w:cs="Times New Roman"/>
+                <w:sz w:val="16"/>
+                <w:szCs w:val="16"/>
+              </w:rPr>
+              <w:t>, oa.name).</w:t>
+            </w:r>
+            <w:proofErr w:type="spellStart"/>
+            <w:r>
+              <w:rPr>
+                <w:rFonts w:asciiTheme="minorHAnsi" w:eastAsia="SimHei" w:hAnsiTheme="minorHAnsi" w:cs="Times New Roman"/>
+                <w:sz w:val="16"/>
+                <w:szCs w:val="16"/>
+              </w:rPr>
+              <w:t>oclAsType</w:t>
+            </w:r>
+            <w:proofErr w:type="spellEnd"/>
+            <w:r>
+              <w:rPr>
+                <w:rFonts w:asciiTheme="minorHAnsi" w:eastAsia="SimHei" w:hAnsiTheme="minorHAnsi" w:cs="Times New Roman"/>
+                <w:sz w:val="16"/>
+                <w:szCs w:val="16"/>
+              </w:rPr>
+              <w:t>(String)/]</w:t>
             </w:r>
             <w:r>
               <w:rPr>
@@ -3100,15 +5907,119 @@
                 <w:sz w:val="16"/>
                 <w:szCs w:val="16"/>
               </w:rPr>
-              <w:t>[if oa.name.contains('Length')]</w:t>
-            </w:r>
-            <w:r>
-              <w:rPr>
-                <w:rFonts w:asciiTheme="minorHAnsi" w:eastAsia="SimHei" w:hAnsiTheme="minorHAnsi" w:cs="Times New Roman"/>
-                <w:sz w:val="16"/>
-                <w:szCs w:val="16"/>
-              </w:rPr>
-              <w:t>bitLength: [p.getValue(st, oa.name).oclAsType(EnumerationLiteral).name/]</w:t>
+              <w:t xml:space="preserve">[if </w:t>
+            </w:r>
+            <w:proofErr w:type="spellStart"/>
+            <w:proofErr w:type="gramStart"/>
+            <w:r>
+              <w:rPr>
+                <w:rFonts w:asciiTheme="minorHAnsi" w:eastAsia="SimHei" w:hAnsiTheme="minorHAnsi" w:cs="Times New Roman"/>
+                <w:color w:val="7030A0"/>
+                <w:sz w:val="16"/>
+                <w:szCs w:val="16"/>
+              </w:rPr>
+              <w:t>oa.name.contains</w:t>
+            </w:r>
+            <w:proofErr w:type="spellEnd"/>
+            <w:proofErr w:type="gramEnd"/>
+            <w:r>
+              <w:rPr>
+                <w:rFonts w:asciiTheme="minorHAnsi" w:eastAsia="SimHei" w:hAnsiTheme="minorHAnsi" w:cs="Times New Roman"/>
+                <w:color w:val="7030A0"/>
+                <w:sz w:val="16"/>
+                <w:szCs w:val="16"/>
+              </w:rPr>
+              <w:t>('Length')]</w:t>
+            </w:r>
+            <w:proofErr w:type="spellStart"/>
+            <w:r>
+              <w:rPr>
+                <w:rFonts w:asciiTheme="minorHAnsi" w:eastAsia="SimHei" w:hAnsiTheme="minorHAnsi" w:cs="Times New Roman"/>
+                <w:sz w:val="16"/>
+                <w:szCs w:val="16"/>
+              </w:rPr>
+              <w:t>bitLength</w:t>
+            </w:r>
+            <w:proofErr w:type="spellEnd"/>
+            <w:r>
+              <w:rPr>
+                <w:rFonts w:asciiTheme="minorHAnsi" w:eastAsia="SimHei" w:hAnsiTheme="minorHAnsi" w:cs="Times New Roman"/>
+                <w:sz w:val="16"/>
+                <w:szCs w:val="16"/>
+              </w:rPr>
+              <w:t>: [</w:t>
+            </w:r>
+            <w:proofErr w:type="spellStart"/>
+            <w:r>
+              <w:rPr>
+                <w:rFonts w:asciiTheme="minorHAnsi" w:eastAsia="SimHei" w:hAnsiTheme="minorHAnsi" w:cs="Times New Roman"/>
+                <w:sz w:val="16"/>
+                <w:szCs w:val="16"/>
+              </w:rPr>
+              <w:t>p.getValue</w:t>
+            </w:r>
+            <w:proofErr w:type="spellEnd"/>
+            <w:r>
+              <w:rPr>
+                <w:rFonts w:asciiTheme="minorHAnsi" w:eastAsia="SimHei" w:hAnsiTheme="minorHAnsi" w:cs="Times New Roman"/>
+                <w:sz w:val="16"/>
+                <w:szCs w:val="16"/>
+              </w:rPr>
+              <w:t>(</w:t>
+            </w:r>
+            <w:proofErr w:type="spellStart"/>
+            <w:r>
+              <w:rPr>
+                <w:rFonts w:asciiTheme="minorHAnsi" w:eastAsia="SimHei" w:hAnsiTheme="minorHAnsi" w:cs="Times New Roman"/>
+                <w:sz w:val="16"/>
+                <w:szCs w:val="16"/>
+              </w:rPr>
+              <w:t>st</w:t>
+            </w:r>
+            <w:proofErr w:type="spellEnd"/>
+            <w:r>
+              <w:rPr>
+                <w:rFonts w:asciiTheme="minorHAnsi" w:eastAsia="SimHei" w:hAnsiTheme="minorHAnsi" w:cs="Times New Roman"/>
+                <w:sz w:val="16"/>
+                <w:szCs w:val="16"/>
+              </w:rPr>
+              <w:t>, oa.name).</w:t>
+            </w:r>
+            <w:proofErr w:type="spellStart"/>
+            <w:r>
+              <w:rPr>
+                <w:rFonts w:asciiTheme="minorHAnsi" w:eastAsia="SimHei" w:hAnsiTheme="minorHAnsi" w:cs="Times New Roman"/>
+                <w:sz w:val="16"/>
+                <w:szCs w:val="16"/>
+              </w:rPr>
+              <w:t>oclAsType</w:t>
+            </w:r>
+            <w:proofErr w:type="spellEnd"/>
+            <w:r>
+              <w:rPr>
+                <w:rFonts w:asciiTheme="minorHAnsi" w:eastAsia="SimHei" w:hAnsiTheme="minorHAnsi" w:cs="Times New Roman"/>
+                <w:sz w:val="16"/>
+                <w:szCs w:val="16"/>
+              </w:rPr>
+              <w:t>(</w:t>
+            </w:r>
+            <w:proofErr w:type="spellStart"/>
+            <w:r>
+              <w:rPr>
+                <w:rFonts w:asciiTheme="minorHAnsi" w:eastAsia="SimHei" w:hAnsiTheme="minorHAnsi" w:cs="Times New Roman"/>
+                <w:sz w:val="16"/>
+                <w:szCs w:val="16"/>
+              </w:rPr>
+              <w:t>EnumerationLiteral</w:t>
+            </w:r>
+            <w:proofErr w:type="spellEnd"/>
+            <w:r>
+              <w:rPr>
+                <w:rFonts w:asciiTheme="minorHAnsi" w:eastAsia="SimHei" w:hAnsiTheme="minorHAnsi" w:cs="Times New Roman"/>
+                <w:sz w:val="16"/>
+                <w:szCs w:val="16"/>
+              </w:rPr>
+              <w:t>).name/]</w:t>
             </w:r>
           </w:p>
           <w:p>
@@ -3157,7 +6068,29 @@
                 <w:sz w:val="16"/>
                 <w:szCs w:val="16"/>
               </w:rPr>
-              <w:t>[if oa.name.contains('unit')]</w:t>
+              <w:t xml:space="preserve">[if </w:t>
+            </w:r>
+            <w:proofErr w:type="spellStart"/>
+            <w:proofErr w:type="gramStart"/>
+            <w:r>
+              <w:rPr>
+                <w:rFonts w:asciiTheme="minorHAnsi" w:eastAsia="SimHei" w:hAnsiTheme="minorHAnsi" w:cs="Times New Roman"/>
+                <w:color w:val="7030A0"/>
+                <w:sz w:val="16"/>
+                <w:szCs w:val="16"/>
+              </w:rPr>
+              <w:t>oa.name.contains</w:t>
+            </w:r>
+            <w:proofErr w:type="spellEnd"/>
+            <w:proofErr w:type="gramEnd"/>
+            <w:r>
+              <w:rPr>
+                <w:rFonts w:asciiTheme="minorHAnsi" w:eastAsia="SimHei" w:hAnsiTheme="minorHAnsi" w:cs="Times New Roman"/>
+                <w:color w:val="7030A0"/>
+                <w:sz w:val="16"/>
+                <w:szCs w:val="16"/>
+              </w:rPr>
+              <w:t>('unit')]</w:t>
             </w:r>
             <w:r>
               <w:rPr>
@@ -3174,7 +6107,47 @@
                 <w:sz w:val="16"/>
                 <w:szCs w:val="16"/>
               </w:rPr>
-              <w:t xml:space="preserve">[if (not p.getValue(st, </w:t>
+              <w:t xml:space="preserve">[if (not </w:t>
+            </w:r>
+            <w:proofErr w:type="spellStart"/>
+            <w:r>
+              <w:rPr>
+                <w:rFonts w:asciiTheme="minorHAnsi" w:eastAsia="SimHei" w:hAnsiTheme="minorHAnsi" w:cs="Times New Roman"/>
+                <w:color w:val="7030A0"/>
+                <w:sz w:val="16"/>
+                <w:szCs w:val="16"/>
+              </w:rPr>
+              <w:t>p.getValue</w:t>
+            </w:r>
+            <w:proofErr w:type="spellEnd"/>
+            <w:r>
+              <w:rPr>
+                <w:rFonts w:asciiTheme="minorHAnsi" w:eastAsia="SimHei" w:hAnsiTheme="minorHAnsi" w:cs="Times New Roman"/>
+                <w:color w:val="7030A0"/>
+                <w:sz w:val="16"/>
+                <w:szCs w:val="16"/>
+              </w:rPr>
+              <w:t>(</w:t>
+            </w:r>
+            <w:proofErr w:type="spellStart"/>
+            <w:r>
+              <w:rPr>
+                <w:rFonts w:asciiTheme="minorHAnsi" w:eastAsia="SimHei" w:hAnsiTheme="minorHAnsi" w:cs="Times New Roman"/>
+                <w:color w:val="7030A0"/>
+                <w:sz w:val="16"/>
+                <w:szCs w:val="16"/>
+              </w:rPr>
+              <w:t>st</w:t>
+            </w:r>
+            <w:proofErr w:type="spellEnd"/>
+            <w:r>
+              <w:rPr>
+                <w:rFonts w:asciiTheme="minorHAnsi" w:eastAsia="SimHei" w:hAnsiTheme="minorHAnsi" w:cs="Times New Roman"/>
+                <w:color w:val="7030A0"/>
+                <w:sz w:val="16"/>
+                <w:szCs w:val="16"/>
+              </w:rPr>
+              <w:t xml:space="preserve">, </w:t>
             </w:r>
             <w:r>
               <w:rPr>
@@ -3184,15 +6157,89 @@
                 <w:szCs w:val="16"/>
               </w:rPr>
               <w:lastRenderedPageBreak/>
-              <w:t>oa.name).oclIsUndefined())]</w:t>
-            </w:r>
-            <w:r>
-              <w:rPr>
-                <w:rFonts w:asciiTheme="minorHAnsi" w:eastAsia="SimHei" w:hAnsiTheme="minorHAnsi" w:cs="Times New Roman"/>
-                <w:sz w:val="16"/>
-                <w:szCs w:val="16"/>
-              </w:rPr>
-              <w:t>[p.getValue(st, oa.name).oclAsType(String)/]</w:t>
+              <w:t>oa.name).</w:t>
+            </w:r>
+            <w:proofErr w:type="spellStart"/>
+            <w:r>
+              <w:rPr>
+                <w:rFonts w:asciiTheme="minorHAnsi" w:eastAsia="SimHei" w:hAnsiTheme="minorHAnsi" w:cs="Times New Roman"/>
+                <w:color w:val="7030A0"/>
+                <w:sz w:val="16"/>
+                <w:szCs w:val="16"/>
+              </w:rPr>
+              <w:t>oclIsUndefined</w:t>
+            </w:r>
+            <w:proofErr w:type="spellEnd"/>
+            <w:r>
+              <w:rPr>
+                <w:rFonts w:asciiTheme="minorHAnsi" w:eastAsia="SimHei" w:hAnsiTheme="minorHAnsi" w:cs="Times New Roman"/>
+                <w:color w:val="7030A0"/>
+                <w:sz w:val="16"/>
+                <w:szCs w:val="16"/>
+              </w:rPr>
+              <w:t>())]</w:t>
+            </w:r>
+            <w:r>
+              <w:rPr>
+                <w:rFonts w:asciiTheme="minorHAnsi" w:eastAsia="SimHei" w:hAnsiTheme="minorHAnsi" w:cs="Times New Roman"/>
+                <w:sz w:val="16"/>
+                <w:szCs w:val="16"/>
+              </w:rPr>
+              <w:t>[</w:t>
+            </w:r>
+            <w:proofErr w:type="spellStart"/>
+            <w:r>
+              <w:rPr>
+                <w:rFonts w:asciiTheme="minorHAnsi" w:eastAsia="SimHei" w:hAnsiTheme="minorHAnsi" w:cs="Times New Roman"/>
+                <w:sz w:val="16"/>
+                <w:szCs w:val="16"/>
+              </w:rPr>
+              <w:t>p.getValue</w:t>
+            </w:r>
+            <w:proofErr w:type="spellEnd"/>
+            <w:r>
+              <w:rPr>
+                <w:rFonts w:asciiTheme="minorHAnsi" w:eastAsia="SimHei" w:hAnsiTheme="minorHAnsi" w:cs="Times New Roman"/>
+                <w:sz w:val="16"/>
+                <w:szCs w:val="16"/>
+              </w:rPr>
+              <w:t>(</w:t>
+            </w:r>
+            <w:proofErr w:type="spellStart"/>
+            <w:r>
+              <w:rPr>
+                <w:rFonts w:asciiTheme="minorHAnsi" w:eastAsia="SimHei" w:hAnsiTheme="minorHAnsi" w:cs="Times New Roman"/>
+                <w:sz w:val="16"/>
+                <w:szCs w:val="16"/>
+              </w:rPr>
+              <w:t>st</w:t>
+            </w:r>
+            <w:proofErr w:type="spellEnd"/>
+            <w:r>
+              <w:rPr>
+                <w:rFonts w:asciiTheme="minorHAnsi" w:eastAsia="SimHei" w:hAnsiTheme="minorHAnsi" w:cs="Times New Roman"/>
+                <w:sz w:val="16"/>
+                <w:szCs w:val="16"/>
+              </w:rPr>
+              <w:t>, oa.name).</w:t>
+            </w:r>
+            <w:proofErr w:type="spellStart"/>
+            <w:r>
+              <w:rPr>
+                <w:rFonts w:asciiTheme="minorHAnsi" w:eastAsia="SimHei" w:hAnsiTheme="minorHAnsi" w:cs="Times New Roman"/>
+                <w:sz w:val="16"/>
+                <w:szCs w:val="16"/>
+              </w:rPr>
+              <w:t>oclAsType</w:t>
+            </w:r>
+            <w:proofErr w:type="spellEnd"/>
+            <w:r>
+              <w:rPr>
+                <w:rFonts w:asciiTheme="minorHAnsi" w:eastAsia="SimHei" w:hAnsiTheme="minorHAnsi" w:cs="Times New Roman"/>
+                <w:sz w:val="16"/>
+                <w:szCs w:val="16"/>
+              </w:rPr>
+              <w:t>(String)/]</w:t>
             </w:r>
             <w:r>
               <w:rPr>
@@ -3267,15 +6314,109 @@
                 <w:sz w:val="16"/>
                 <w:szCs w:val="16"/>
               </w:rPr>
-              <w:t>[if oa.name.contains('support')]</w:t>
-            </w:r>
-            <w:r>
-              <w:rPr>
-                <w:rFonts w:asciiTheme="minorHAnsi" w:eastAsia="SimHei" w:hAnsiTheme="minorHAnsi" w:cs="Times New Roman"/>
-                <w:sz w:val="16"/>
-                <w:szCs w:val="16"/>
-              </w:rPr>
-              <w:t>support: [p.getValue(st, oa.name).oclAsType(EnumerationLiteral).name/]</w:t>
+              <w:t xml:space="preserve">[if </w:t>
+            </w:r>
+            <w:proofErr w:type="spellStart"/>
+            <w:proofErr w:type="gramStart"/>
+            <w:r>
+              <w:rPr>
+                <w:rFonts w:asciiTheme="minorHAnsi" w:eastAsia="SimHei" w:hAnsiTheme="minorHAnsi" w:cs="Times New Roman"/>
+                <w:color w:val="7030A0"/>
+                <w:sz w:val="16"/>
+                <w:szCs w:val="16"/>
+              </w:rPr>
+              <w:t>oa.name.contains</w:t>
+            </w:r>
+            <w:proofErr w:type="spellEnd"/>
+            <w:proofErr w:type="gramEnd"/>
+            <w:r>
+              <w:rPr>
+                <w:rFonts w:asciiTheme="minorHAnsi" w:eastAsia="SimHei" w:hAnsiTheme="minorHAnsi" w:cs="Times New Roman"/>
+                <w:color w:val="7030A0"/>
+                <w:sz w:val="16"/>
+                <w:szCs w:val="16"/>
+              </w:rPr>
+              <w:t>('support')]</w:t>
+            </w:r>
+            <w:r>
+              <w:rPr>
+                <w:rFonts w:asciiTheme="minorHAnsi" w:eastAsia="SimHei" w:hAnsiTheme="minorHAnsi" w:cs="Times New Roman"/>
+                <w:sz w:val="16"/>
+                <w:szCs w:val="16"/>
+              </w:rPr>
+              <w:t>support: [</w:t>
+            </w:r>
+            <w:proofErr w:type="spellStart"/>
+            <w:r>
+              <w:rPr>
+                <w:rFonts w:asciiTheme="minorHAnsi" w:eastAsia="SimHei" w:hAnsiTheme="minorHAnsi" w:cs="Times New Roman"/>
+                <w:sz w:val="16"/>
+                <w:szCs w:val="16"/>
+              </w:rPr>
+              <w:t>p.getValue</w:t>
+            </w:r>
+            <w:proofErr w:type="spellEnd"/>
+            <w:r>
+              <w:rPr>
+                <w:rFonts w:asciiTheme="minorHAnsi" w:eastAsia="SimHei" w:hAnsiTheme="minorHAnsi" w:cs="Times New Roman"/>
+                <w:sz w:val="16"/>
+                <w:szCs w:val="16"/>
+              </w:rPr>
+              <w:t>(</w:t>
+            </w:r>
+            <w:proofErr w:type="spellStart"/>
+            <w:r>
+              <w:rPr>
+                <w:rFonts w:asciiTheme="minorHAnsi" w:eastAsia="SimHei" w:hAnsiTheme="minorHAnsi" w:cs="Times New Roman"/>
+                <w:sz w:val="16"/>
+                <w:szCs w:val="16"/>
+              </w:rPr>
+              <w:t>st</w:t>
+            </w:r>
+            <w:proofErr w:type="spellEnd"/>
+            <w:r>
+              <w:rPr>
+                <w:rFonts w:asciiTheme="minorHAnsi" w:eastAsia="SimHei" w:hAnsiTheme="minorHAnsi" w:cs="Times New Roman"/>
+                <w:sz w:val="16"/>
+                <w:szCs w:val="16"/>
+              </w:rPr>
+              <w:t>, oa.name).</w:t>
+            </w:r>
+            <w:proofErr w:type="spellStart"/>
+            <w:r>
+              <w:rPr>
+                <w:rFonts w:asciiTheme="minorHAnsi" w:eastAsia="SimHei" w:hAnsiTheme="minorHAnsi" w:cs="Times New Roman"/>
+                <w:sz w:val="16"/>
+                <w:szCs w:val="16"/>
+              </w:rPr>
+              <w:t>oclAsType</w:t>
+            </w:r>
+            <w:proofErr w:type="spellEnd"/>
+            <w:r>
+              <w:rPr>
+                <w:rFonts w:asciiTheme="minorHAnsi" w:eastAsia="SimHei" w:hAnsiTheme="minorHAnsi" w:cs="Times New Roman"/>
+                <w:sz w:val="16"/>
+                <w:szCs w:val="16"/>
+              </w:rPr>
+              <w:t>(</w:t>
+            </w:r>
+            <w:proofErr w:type="spellStart"/>
+            <w:r>
+              <w:rPr>
+                <w:rFonts w:asciiTheme="minorHAnsi" w:eastAsia="SimHei" w:hAnsiTheme="minorHAnsi" w:cs="Times New Roman"/>
+                <w:sz w:val="16"/>
+                <w:szCs w:val="16"/>
+              </w:rPr>
+              <w:t>EnumerationLiteral</w:t>
+            </w:r>
+            <w:proofErr w:type="spellEnd"/>
+            <w:r>
+              <w:rPr>
+                <w:rFonts w:asciiTheme="minorHAnsi" w:eastAsia="SimHei" w:hAnsiTheme="minorHAnsi" w:cs="Times New Roman"/>
+                <w:sz w:val="16"/>
+                <w:szCs w:val="16"/>
+              </w:rPr>
+              <w:t>).name/]</w:t>
             </w:r>
           </w:p>
           <w:p>
@@ -3324,15 +6465,151 @@
                 <w:sz w:val="16"/>
                 <w:szCs w:val="16"/>
               </w:rPr>
-              <w:t>[if oa.name.contains('condition')][if (not p.getValue(st, oa.name).oclIsUndefined())]</w:t>
-            </w:r>
-            <w:r>
-              <w:rPr>
-                <w:rFonts w:asciiTheme="minorHAnsi" w:eastAsia="SimHei" w:hAnsiTheme="minorHAnsi" w:cs="Times New Roman"/>
-                <w:sz w:val="16"/>
-                <w:szCs w:val="16"/>
-              </w:rPr>
-              <w:t>condition:[p.getValue(st, oa.name).oclAsType(String)/]</w:t>
+              <w:t xml:space="preserve">[if </w:t>
+            </w:r>
+            <w:proofErr w:type="spellStart"/>
+            <w:proofErr w:type="gramStart"/>
+            <w:r>
+              <w:rPr>
+                <w:rFonts w:asciiTheme="minorHAnsi" w:eastAsia="SimHei" w:hAnsiTheme="minorHAnsi" w:cs="Times New Roman"/>
+                <w:color w:val="7030A0"/>
+                <w:sz w:val="16"/>
+                <w:szCs w:val="16"/>
+              </w:rPr>
+              <w:t>oa.name.contains</w:t>
+            </w:r>
+            <w:proofErr w:type="spellEnd"/>
+            <w:proofErr w:type="gramEnd"/>
+            <w:r>
+              <w:rPr>
+                <w:rFonts w:asciiTheme="minorHAnsi" w:eastAsia="SimHei" w:hAnsiTheme="minorHAnsi" w:cs="Times New Roman"/>
+                <w:color w:val="7030A0"/>
+                <w:sz w:val="16"/>
+                <w:szCs w:val="16"/>
+              </w:rPr>
+              <w:t xml:space="preserve">('condition')][if (not </w:t>
+            </w:r>
+            <w:proofErr w:type="spellStart"/>
+            <w:r>
+              <w:rPr>
+                <w:rFonts w:asciiTheme="minorHAnsi" w:eastAsia="SimHei" w:hAnsiTheme="minorHAnsi" w:cs="Times New Roman"/>
+                <w:color w:val="7030A0"/>
+                <w:sz w:val="16"/>
+                <w:szCs w:val="16"/>
+              </w:rPr>
+              <w:t>p.getValue</w:t>
+            </w:r>
+            <w:proofErr w:type="spellEnd"/>
+            <w:r>
+              <w:rPr>
+                <w:rFonts w:asciiTheme="minorHAnsi" w:eastAsia="SimHei" w:hAnsiTheme="minorHAnsi" w:cs="Times New Roman"/>
+                <w:color w:val="7030A0"/>
+                <w:sz w:val="16"/>
+                <w:szCs w:val="16"/>
+              </w:rPr>
+              <w:t>(</w:t>
+            </w:r>
+            <w:proofErr w:type="spellStart"/>
+            <w:r>
+              <w:rPr>
+                <w:rFonts w:asciiTheme="minorHAnsi" w:eastAsia="SimHei" w:hAnsiTheme="minorHAnsi" w:cs="Times New Roman"/>
+                <w:color w:val="7030A0"/>
+                <w:sz w:val="16"/>
+                <w:szCs w:val="16"/>
+              </w:rPr>
+              <w:t>st</w:t>
+            </w:r>
+            <w:proofErr w:type="spellEnd"/>
+            <w:r>
+              <w:rPr>
+                <w:rFonts w:asciiTheme="minorHAnsi" w:eastAsia="SimHei" w:hAnsiTheme="minorHAnsi" w:cs="Times New Roman"/>
+                <w:color w:val="7030A0"/>
+                <w:sz w:val="16"/>
+                <w:szCs w:val="16"/>
+              </w:rPr>
+              <w:t>, oa.name).</w:t>
+            </w:r>
+            <w:proofErr w:type="spellStart"/>
+            <w:r>
+              <w:rPr>
+                <w:rFonts w:asciiTheme="minorHAnsi" w:eastAsia="SimHei" w:hAnsiTheme="minorHAnsi" w:cs="Times New Roman"/>
+                <w:color w:val="7030A0"/>
+                <w:sz w:val="16"/>
+                <w:szCs w:val="16"/>
+              </w:rPr>
+              <w:t>oclIsUndefined</w:t>
+            </w:r>
+            <w:proofErr w:type="spellEnd"/>
+            <w:r>
+              <w:rPr>
+                <w:rFonts w:asciiTheme="minorHAnsi" w:eastAsia="SimHei" w:hAnsiTheme="minorHAnsi" w:cs="Times New Roman"/>
+                <w:color w:val="7030A0"/>
+                <w:sz w:val="16"/>
+                <w:szCs w:val="16"/>
+              </w:rPr>
+              <w:t>())]</w:t>
+            </w:r>
+            <w:r>
+              <w:rPr>
+                <w:rFonts w:asciiTheme="minorHAnsi" w:eastAsia="SimHei" w:hAnsiTheme="minorHAnsi" w:cs="Times New Roman"/>
+                <w:sz w:val="16"/>
+                <w:szCs w:val="16"/>
+              </w:rPr>
+              <w:t>condition:[</w:t>
+            </w:r>
+            <w:proofErr w:type="spellStart"/>
+            <w:r>
+              <w:rPr>
+                <w:rFonts w:asciiTheme="minorHAnsi" w:eastAsia="SimHei" w:hAnsiTheme="minorHAnsi" w:cs="Times New Roman"/>
+                <w:sz w:val="16"/>
+                <w:szCs w:val="16"/>
+              </w:rPr>
+              <w:t>p.getValue</w:t>
+            </w:r>
+            <w:proofErr w:type="spellEnd"/>
+            <w:r>
+              <w:rPr>
+                <w:rFonts w:asciiTheme="minorHAnsi" w:eastAsia="SimHei" w:hAnsiTheme="minorHAnsi" w:cs="Times New Roman"/>
+                <w:sz w:val="16"/>
+                <w:szCs w:val="16"/>
+              </w:rPr>
+              <w:t>(</w:t>
+            </w:r>
+            <w:proofErr w:type="spellStart"/>
+            <w:r>
+              <w:rPr>
+                <w:rFonts w:asciiTheme="minorHAnsi" w:eastAsia="SimHei" w:hAnsiTheme="minorHAnsi" w:cs="Times New Roman"/>
+                <w:sz w:val="16"/>
+                <w:szCs w:val="16"/>
+              </w:rPr>
+              <w:t>st</w:t>
+            </w:r>
+            <w:proofErr w:type="spellEnd"/>
+            <w:r>
+              <w:rPr>
+                <w:rFonts w:asciiTheme="minorHAnsi" w:eastAsia="SimHei" w:hAnsiTheme="minorHAnsi" w:cs="Times New Roman"/>
+                <w:sz w:val="16"/>
+                <w:szCs w:val="16"/>
+              </w:rPr>
+              <w:t>, oa.name).</w:t>
+            </w:r>
+            <w:proofErr w:type="spellStart"/>
+            <w:r>
+              <w:rPr>
+                <w:rFonts w:asciiTheme="minorHAnsi" w:eastAsia="SimHei" w:hAnsiTheme="minorHAnsi" w:cs="Times New Roman"/>
+                <w:sz w:val="16"/>
+                <w:szCs w:val="16"/>
+              </w:rPr>
+              <w:t>oclAsType</w:t>
+            </w:r>
+            <w:proofErr w:type="spellEnd"/>
+            <w:r>
+              <w:rPr>
+                <w:rFonts w:asciiTheme="minorHAnsi" w:eastAsia="SimHei" w:hAnsiTheme="minorHAnsi" w:cs="Times New Roman"/>
+                <w:sz w:val="16"/>
+                <w:szCs w:val="16"/>
+              </w:rPr>
+              <w:t>(String)/]</w:t>
             </w:r>
             <w:r>
               <w:rPr>
@@ -3388,7 +6665,29 @@
                 <w:szCs w:val="16"/>
                 <w:lang w:eastAsia="ja-JP"/>
               </w:rPr>
-              <w:t>[/if]&lt;drop/&gt;</w:t>
+              <w:t>[/</w:t>
+            </w:r>
+            <w:proofErr w:type="gramStart"/>
+            <w:r>
+              <w:rPr>
+                <w:rFonts w:asciiTheme="minorHAnsi" w:eastAsia="SimHei" w:hAnsiTheme="minorHAnsi" w:cs="Times New Roman"/>
+                <w:color w:val="7030A0"/>
+                <w:sz w:val="16"/>
+                <w:szCs w:val="16"/>
+                <w:lang w:eastAsia="ja-JP"/>
+              </w:rPr>
+              <w:t>if]&lt;</w:t>
+            </w:r>
+            <w:proofErr w:type="gramEnd"/>
+            <w:r>
+              <w:rPr>
+                <w:rFonts w:asciiTheme="minorHAnsi" w:eastAsia="SimHei" w:hAnsiTheme="minorHAnsi" w:cs="Times New Roman"/>
+                <w:color w:val="7030A0"/>
+                <w:sz w:val="16"/>
+                <w:szCs w:val="16"/>
+                <w:lang w:eastAsia="ja-JP"/>
+              </w:rPr>
+              <w:t>drop/&gt;</w:t>
             </w:r>
           </w:p>
           <w:p>
@@ -3411,7 +6710,29 @@
                 <w:szCs w:val="16"/>
                 <w:lang w:eastAsia="ja-JP"/>
               </w:rPr>
-              <w:t>[/if]&lt;drop/&gt;</w:t>
+              <w:t>[/</w:t>
+            </w:r>
+            <w:proofErr w:type="gramStart"/>
+            <w:r>
+              <w:rPr>
+                <w:rFonts w:asciiTheme="minorHAnsi" w:eastAsia="SimHei" w:hAnsiTheme="minorHAnsi" w:cs="Times New Roman"/>
+                <w:color w:val="7030A0"/>
+                <w:sz w:val="16"/>
+                <w:szCs w:val="16"/>
+                <w:lang w:eastAsia="ja-JP"/>
+              </w:rPr>
+              <w:t>if]&lt;</w:t>
+            </w:r>
+            <w:proofErr w:type="gramEnd"/>
+            <w:r>
+              <w:rPr>
+                <w:rFonts w:asciiTheme="minorHAnsi" w:eastAsia="SimHei" w:hAnsiTheme="minorHAnsi" w:cs="Times New Roman"/>
+                <w:color w:val="7030A0"/>
+                <w:sz w:val="16"/>
+                <w:szCs w:val="16"/>
+                <w:lang w:eastAsia="ja-JP"/>
+              </w:rPr>
+              <w:t>drop/&gt;</w:t>
             </w:r>
           </w:p>
           <w:p>
@@ -3434,7 +6755,29 @@
                 <w:szCs w:val="16"/>
                 <w:lang w:eastAsia="ja-JP"/>
               </w:rPr>
-              <w:t xml:space="preserve"> [/if]&lt;drop/&gt;</w:t>
+              <w:t xml:space="preserve"> [/</w:t>
+            </w:r>
+            <w:proofErr w:type="gramStart"/>
+            <w:r>
+              <w:rPr>
+                <w:rFonts w:asciiTheme="minorHAnsi" w:eastAsia="SimHei" w:hAnsiTheme="minorHAnsi" w:cs="Times New Roman"/>
+                <w:color w:val="7030A0"/>
+                <w:sz w:val="16"/>
+                <w:szCs w:val="16"/>
+                <w:lang w:eastAsia="ja-JP"/>
+              </w:rPr>
+              <w:t>if]&lt;</w:t>
+            </w:r>
+            <w:proofErr w:type="gramEnd"/>
+            <w:r>
+              <w:rPr>
+                <w:rFonts w:asciiTheme="minorHAnsi" w:eastAsia="SimHei" w:hAnsiTheme="minorHAnsi" w:cs="Times New Roman"/>
+                <w:color w:val="7030A0"/>
+                <w:sz w:val="16"/>
+                <w:szCs w:val="16"/>
+                <w:lang w:eastAsia="ja-JP"/>
+              </w:rPr>
+              <w:t>drop/&gt;</w:t>
             </w:r>
           </w:p>
           <w:p>
@@ -3457,7 +6800,29 @@
                 <w:szCs w:val="16"/>
                 <w:lang w:eastAsia="ja-JP"/>
               </w:rPr>
-              <w:t>[/if]&lt;drop/&gt;</w:t>
+              <w:t>[/</w:t>
+            </w:r>
+            <w:proofErr w:type="gramStart"/>
+            <w:r>
+              <w:rPr>
+                <w:rFonts w:asciiTheme="minorHAnsi" w:eastAsia="SimHei" w:hAnsiTheme="minorHAnsi" w:cs="Times New Roman"/>
+                <w:color w:val="7030A0"/>
+                <w:sz w:val="16"/>
+                <w:szCs w:val="16"/>
+                <w:lang w:eastAsia="ja-JP"/>
+              </w:rPr>
+              <w:t>if]&lt;</w:t>
+            </w:r>
+            <w:proofErr w:type="gramEnd"/>
+            <w:r>
+              <w:rPr>
+                <w:rFonts w:asciiTheme="minorHAnsi" w:eastAsia="SimHei" w:hAnsiTheme="minorHAnsi" w:cs="Times New Roman"/>
+                <w:color w:val="7030A0"/>
+                <w:sz w:val="16"/>
+                <w:szCs w:val="16"/>
+                <w:lang w:eastAsia="ja-JP"/>
+              </w:rPr>
+              <w:t>drop/&gt;</w:t>
             </w:r>
           </w:p>
           <w:p>
@@ -3480,7 +6845,29 @@
                 <w:szCs w:val="16"/>
                 <w:lang w:eastAsia="ja-JP"/>
               </w:rPr>
-              <w:t>[/if]&lt;drop/&gt;</w:t>
+              <w:t>[/</w:t>
+            </w:r>
+            <w:proofErr w:type="gramStart"/>
+            <w:r>
+              <w:rPr>
+                <w:rFonts w:asciiTheme="minorHAnsi" w:eastAsia="SimHei" w:hAnsiTheme="minorHAnsi" w:cs="Times New Roman"/>
+                <w:color w:val="7030A0"/>
+                <w:sz w:val="16"/>
+                <w:szCs w:val="16"/>
+                <w:lang w:eastAsia="ja-JP"/>
+              </w:rPr>
+              <w:t>if]&lt;</w:t>
+            </w:r>
+            <w:proofErr w:type="gramEnd"/>
+            <w:r>
+              <w:rPr>
+                <w:rFonts w:asciiTheme="minorHAnsi" w:eastAsia="SimHei" w:hAnsiTheme="minorHAnsi" w:cs="Times New Roman"/>
+                <w:color w:val="7030A0"/>
+                <w:sz w:val="16"/>
+                <w:szCs w:val="16"/>
+                <w:lang w:eastAsia="ja-JP"/>
+              </w:rPr>
+              <w:t>drop/&gt;</w:t>
             </w:r>
           </w:p>
           <w:p>
@@ -3503,7 +6890,29 @@
                 <w:szCs w:val="16"/>
                 <w:lang w:eastAsia="ja-JP"/>
               </w:rPr>
-              <w:t>[/if]&lt;drop/&gt;</w:t>
+              <w:t>[/</w:t>
+            </w:r>
+            <w:proofErr w:type="gramStart"/>
+            <w:r>
+              <w:rPr>
+                <w:rFonts w:asciiTheme="minorHAnsi" w:eastAsia="SimHei" w:hAnsiTheme="minorHAnsi" w:cs="Times New Roman"/>
+                <w:color w:val="7030A0"/>
+                <w:sz w:val="16"/>
+                <w:szCs w:val="16"/>
+                <w:lang w:eastAsia="ja-JP"/>
+              </w:rPr>
+              <w:t>if]&lt;</w:t>
+            </w:r>
+            <w:proofErr w:type="gramEnd"/>
+            <w:r>
+              <w:rPr>
+                <w:rFonts w:asciiTheme="minorHAnsi" w:eastAsia="SimHei" w:hAnsiTheme="minorHAnsi" w:cs="Times New Roman"/>
+                <w:color w:val="7030A0"/>
+                <w:sz w:val="16"/>
+                <w:szCs w:val="16"/>
+                <w:lang w:eastAsia="ja-JP"/>
+              </w:rPr>
+              <w:t>drop/&gt;</w:t>
             </w:r>
           </w:p>
           <w:p>
@@ -3526,7 +6935,29 @@
                 <w:szCs w:val="16"/>
                 <w:lang w:eastAsia="ja-JP"/>
               </w:rPr>
-              <w:t>[/if]&lt;drop/&gt;</w:t>
+              <w:t>[/</w:t>
+            </w:r>
+            <w:proofErr w:type="gramStart"/>
+            <w:r>
+              <w:rPr>
+                <w:rFonts w:asciiTheme="minorHAnsi" w:eastAsia="SimHei" w:hAnsiTheme="minorHAnsi" w:cs="Times New Roman"/>
+                <w:color w:val="7030A0"/>
+                <w:sz w:val="16"/>
+                <w:szCs w:val="16"/>
+                <w:lang w:eastAsia="ja-JP"/>
+              </w:rPr>
+              <w:t>if]&lt;</w:t>
+            </w:r>
+            <w:proofErr w:type="gramEnd"/>
+            <w:r>
+              <w:rPr>
+                <w:rFonts w:asciiTheme="minorHAnsi" w:eastAsia="SimHei" w:hAnsiTheme="minorHAnsi" w:cs="Times New Roman"/>
+                <w:color w:val="7030A0"/>
+                <w:sz w:val="16"/>
+                <w:szCs w:val="16"/>
+                <w:lang w:eastAsia="ja-JP"/>
+              </w:rPr>
+              <w:t>drop/&gt;</w:t>
             </w:r>
           </w:p>
           <w:p>
@@ -3559,7 +6990,29 @@
                 <w:szCs w:val="16"/>
                 <w:lang w:eastAsia="ja-JP"/>
               </w:rPr>
-              <w:t>/if]&lt;drop/&gt;</w:t>
+              <w:t>/</w:t>
+            </w:r>
+            <w:proofErr w:type="gramStart"/>
+            <w:r>
+              <w:rPr>
+                <w:rFonts w:asciiTheme="minorHAnsi" w:eastAsia="SimHei" w:hAnsiTheme="minorHAnsi" w:cs="Times New Roman"/>
+                <w:color w:val="7030A0"/>
+                <w:sz w:val="16"/>
+                <w:szCs w:val="16"/>
+                <w:lang w:eastAsia="ja-JP"/>
+              </w:rPr>
+              <w:t>if]&lt;</w:t>
+            </w:r>
+            <w:proofErr w:type="gramEnd"/>
+            <w:r>
+              <w:rPr>
+                <w:rFonts w:asciiTheme="minorHAnsi" w:eastAsia="SimHei" w:hAnsiTheme="minorHAnsi" w:cs="Times New Roman"/>
+                <w:color w:val="7030A0"/>
+                <w:sz w:val="16"/>
+                <w:szCs w:val="16"/>
+                <w:lang w:eastAsia="ja-JP"/>
+              </w:rPr>
+              <w:t>drop/&gt;</w:t>
             </w:r>
           </w:p>
           <w:p>
@@ -3582,7 +7035,29 @@
                 <w:szCs w:val="16"/>
                 <w:lang w:eastAsia="ja-JP"/>
               </w:rPr>
-              <w:t>[/for]&lt;drop/&gt;</w:t>
+              <w:t>[/</w:t>
+            </w:r>
+            <w:proofErr w:type="gramStart"/>
+            <w:r>
+              <w:rPr>
+                <w:rFonts w:asciiTheme="minorHAnsi" w:eastAsia="SimHei" w:hAnsiTheme="minorHAnsi" w:cs="Times New Roman"/>
+                <w:color w:val="7030A0"/>
+                <w:sz w:val="16"/>
+                <w:szCs w:val="16"/>
+                <w:lang w:eastAsia="ja-JP"/>
+              </w:rPr>
+              <w:t>for]&lt;</w:t>
+            </w:r>
+            <w:proofErr w:type="gramEnd"/>
+            <w:r>
+              <w:rPr>
+                <w:rFonts w:asciiTheme="minorHAnsi" w:eastAsia="SimHei" w:hAnsiTheme="minorHAnsi" w:cs="Times New Roman"/>
+                <w:color w:val="7030A0"/>
+                <w:sz w:val="16"/>
+                <w:szCs w:val="16"/>
+                <w:lang w:eastAsia="ja-JP"/>
+              </w:rPr>
+              <w:t>drop/&gt;</w:t>
             </w:r>
           </w:p>
           <w:p>
@@ -3603,7 +7078,29 @@
                 <w:szCs w:val="16"/>
                 <w:lang w:eastAsia="ja-JP"/>
               </w:rPr>
-              <w:t>[/for]&lt;drop/&gt;</w:t>
+              <w:t>[/</w:t>
+            </w:r>
+            <w:proofErr w:type="gramStart"/>
+            <w:r>
+              <w:rPr>
+                <w:rFonts w:asciiTheme="minorHAnsi" w:eastAsia="SimHei" w:hAnsiTheme="minorHAnsi" w:cs="Times New Roman"/>
+                <w:color w:val="7030A0"/>
+                <w:sz w:val="16"/>
+                <w:szCs w:val="16"/>
+                <w:lang w:eastAsia="ja-JP"/>
+              </w:rPr>
+              <w:t>for]&lt;</w:t>
+            </w:r>
+            <w:proofErr w:type="gramEnd"/>
+            <w:r>
+              <w:rPr>
+                <w:rFonts w:asciiTheme="minorHAnsi" w:eastAsia="SimHei" w:hAnsiTheme="minorHAnsi" w:cs="Times New Roman"/>
+                <w:color w:val="7030A0"/>
+                <w:sz w:val="16"/>
+                <w:szCs w:val="16"/>
+                <w:lang w:eastAsia="ja-JP"/>
+              </w:rPr>
+              <w:t>drop/&gt;</w:t>
             </w:r>
           </w:p>
         </w:tc>
@@ -3631,7 +7128,53 @@
                 <w:lang w:eastAsia="ja-JP"/>
               </w:rPr>
               <w:lastRenderedPageBreak/>
-              <w:t>[for (c:Comment | p.ownedComment)] &lt;drop/&gt;</w:t>
+              <w:t>[for (</w:t>
+            </w:r>
+            <w:proofErr w:type="spellStart"/>
+            <w:proofErr w:type="gramStart"/>
+            <w:r>
+              <w:rPr>
+                <w:rFonts w:asciiTheme="minorHAnsi" w:eastAsia="SimHei" w:hAnsiTheme="minorHAnsi" w:cs="Times New Roman"/>
+                <w:color w:val="7030A0"/>
+                <w:sz w:val="16"/>
+                <w:szCs w:val="16"/>
+                <w:lang w:eastAsia="ja-JP"/>
+              </w:rPr>
+              <w:t>c:Comment</w:t>
+            </w:r>
+            <w:proofErr w:type="spellEnd"/>
+            <w:proofErr w:type="gramEnd"/>
+            <w:r>
+              <w:rPr>
+                <w:rFonts w:asciiTheme="minorHAnsi" w:eastAsia="SimHei" w:hAnsiTheme="minorHAnsi" w:cs="Times New Roman"/>
+                <w:color w:val="7030A0"/>
+                <w:sz w:val="16"/>
+                <w:szCs w:val="16"/>
+                <w:lang w:eastAsia="ja-JP"/>
+              </w:rPr>
+              <w:t xml:space="preserve"> | </w:t>
+            </w:r>
+            <w:proofErr w:type="spellStart"/>
+            <w:r>
+              <w:rPr>
+                <w:rFonts w:asciiTheme="minorHAnsi" w:eastAsia="SimHei" w:hAnsiTheme="minorHAnsi" w:cs="Times New Roman"/>
+                <w:color w:val="7030A0"/>
+                <w:sz w:val="16"/>
+                <w:szCs w:val="16"/>
+                <w:lang w:eastAsia="ja-JP"/>
+              </w:rPr>
+              <w:t>p.ownedComment</w:t>
+            </w:r>
+            <w:proofErr w:type="spellEnd"/>
+            <w:r>
+              <w:rPr>
+                <w:rFonts w:asciiTheme="minorHAnsi" w:eastAsia="SimHei" w:hAnsiTheme="minorHAnsi" w:cs="Times New Roman"/>
+                <w:color w:val="7030A0"/>
+                <w:sz w:val="16"/>
+                <w:szCs w:val="16"/>
+                <w:lang w:eastAsia="ja-JP"/>
+              </w:rPr>
+              <w:t>)] &lt;drop/&gt;</w:t>
             </w:r>
           </w:p>
           <w:p>
@@ -3652,7 +7195,31 @@
                 <w:szCs w:val="16"/>
                 <w:lang w:eastAsia="ja-JP"/>
               </w:rPr>
-              <w:t>[c._body.clean()/]</w:t>
+              <w:t>[c._</w:t>
+            </w:r>
+            <w:proofErr w:type="spellStart"/>
+            <w:proofErr w:type="gramStart"/>
+            <w:r>
+              <w:rPr>
+                <w:rFonts w:asciiTheme="minorHAnsi" w:eastAsia="SimHei" w:hAnsiTheme="minorHAnsi" w:cs="Times New Roman"/>
+                <w:color w:val="141313"/>
+                <w:sz w:val="16"/>
+                <w:szCs w:val="16"/>
+                <w:lang w:eastAsia="ja-JP"/>
+              </w:rPr>
+              <w:t>body.clean</w:t>
+            </w:r>
+            <w:proofErr w:type="spellEnd"/>
+            <w:proofErr w:type="gramEnd"/>
+            <w:r>
+              <w:rPr>
+                <w:rFonts w:asciiTheme="minorHAnsi" w:eastAsia="SimHei" w:hAnsiTheme="minorHAnsi" w:cs="Times New Roman"/>
+                <w:color w:val="141313"/>
+                <w:sz w:val="16"/>
+                <w:szCs w:val="16"/>
+                <w:lang w:eastAsia="ja-JP"/>
+              </w:rPr>
+              <w:t>()/]</w:t>
             </w:r>
           </w:p>
           <w:p>
@@ -3673,7 +7240,29 @@
                 <w:szCs w:val="16"/>
                 <w:lang w:eastAsia="ja-JP"/>
               </w:rPr>
-              <w:t>[/for]&lt;drop/&gt;</w:t>
+              <w:t>[/</w:t>
+            </w:r>
+            <w:proofErr w:type="gramStart"/>
+            <w:r>
+              <w:rPr>
+                <w:rFonts w:asciiTheme="minorHAnsi" w:eastAsia="SimHei" w:hAnsiTheme="minorHAnsi" w:cs="Times New Roman"/>
+                <w:color w:val="7030A0"/>
+                <w:sz w:val="16"/>
+                <w:szCs w:val="16"/>
+                <w:lang w:eastAsia="ja-JP"/>
+              </w:rPr>
+              <w:t>for]&lt;</w:t>
+            </w:r>
+            <w:proofErr w:type="gramEnd"/>
+            <w:r>
+              <w:rPr>
+                <w:rFonts w:asciiTheme="minorHAnsi" w:eastAsia="SimHei" w:hAnsiTheme="minorHAnsi" w:cs="Times New Roman"/>
+                <w:color w:val="7030A0"/>
+                <w:sz w:val="16"/>
+                <w:szCs w:val="16"/>
+                <w:lang w:eastAsia="ja-JP"/>
+              </w:rPr>
+              <w:t>drop/&gt;</w:t>
             </w:r>
           </w:p>
           <w:p>
@@ -3707,7 +7296,21 @@
         <w:rPr>
           <w:color w:val="7030A0"/>
         </w:rPr>
-        <w:t>[/for]&lt;drop/&gt;</w:t>
+        <w:t>[/</w:t>
+      </w:r>
+      <w:proofErr w:type="gramStart"/>
+      <w:r>
+        <w:rPr>
+          <w:color w:val="7030A0"/>
+        </w:rPr>
+        <w:t>for]&lt;</w:t>
+      </w:r>
+      <w:proofErr w:type="gramEnd"/>
+      <w:r>
+        <w:rPr>
+          <w:color w:val="7030A0"/>
+        </w:rPr>
+        <w:t>drop/&gt;</w:t>
       </w:r>
     </w:p>
     <w:p>
@@ -3735,7 +7338,21 @@
         <w:rPr>
           <w:color w:val="7030A0"/>
         </w:rPr>
-        <w:t>[else][/if]&lt;drop/&gt;</w:t>
+        <w:t>[else][/</w:t>
+      </w:r>
+      <w:proofErr w:type="gramStart"/>
+      <w:r>
+        <w:rPr>
+          <w:color w:val="7030A0"/>
+        </w:rPr>
+        <w:t>if]&lt;</w:t>
+      </w:r>
+      <w:proofErr w:type="gramEnd"/>
+      <w:r>
+        <w:rPr>
+          <w:color w:val="7030A0"/>
+        </w:rPr>
+        <w:t>drop/&gt;</w:t>
       </w:r>
     </w:p>
     <w:p>
@@ -3749,7 +7366,21 @@
         <w:rPr>
           <w:color w:val="7030A0"/>
         </w:rPr>
-        <w:t>[else][/if]&lt;drop/&gt;</w:t>
+        <w:t>[else][/</w:t>
+      </w:r>
+      <w:proofErr w:type="gramStart"/>
+      <w:r>
+        <w:rPr>
+          <w:color w:val="7030A0"/>
+        </w:rPr>
+        <w:t>if]&lt;</w:t>
+      </w:r>
+      <w:proofErr w:type="gramEnd"/>
+      <w:r>
+        <w:rPr>
+          <w:color w:val="7030A0"/>
+        </w:rPr>
+        <w:t>drop/&gt;</w:t>
       </w:r>
     </w:p>
     <w:p>
@@ -3764,7 +7395,23 @@
           <w:bCs/>
           <w:color w:val="7030A0"/>
         </w:rPr>
-        <w:t>[/for]&lt;drop/&gt;</w:t>
+        <w:t>[/</w:t>
+      </w:r>
+      <w:proofErr w:type="gramStart"/>
+      <w:r>
+        <w:rPr>
+          <w:bCs/>
+          <w:color w:val="7030A0"/>
+        </w:rPr>
+        <w:t>for]&lt;</w:t>
+      </w:r>
+      <w:proofErr w:type="gramEnd"/>
+      <w:r>
+        <w:rPr>
+          <w:bCs/>
+          <w:color w:val="7030A0"/>
+        </w:rPr>
+        <w:t>drop/&gt;</w:t>
       </w:r>
     </w:p>
     <w:p>
@@ -3788,14 +7435,64 @@
           <w:bCs/>
           <w:color w:val="7030A0"/>
         </w:rPr>
-        <w:t>[for (dt:DataType | DataType.allInsta</w:t>
-      </w:r>
+        <w:t>[for (</w:t>
+      </w:r>
+      <w:proofErr w:type="spellStart"/>
+      <w:proofErr w:type="gramStart"/>
       <w:r>
         <w:rPr>
           <w:bCs/>
           <w:color w:val="7030A0"/>
         </w:rPr>
-        <w:t>nces()-&gt;sortedBy(name))]&lt;drop/&gt;</w:t>
+        <w:t>dt:DataType</w:t>
+      </w:r>
+      <w:proofErr w:type="spellEnd"/>
+      <w:proofErr w:type="gramEnd"/>
+      <w:r>
+        <w:rPr>
+          <w:bCs/>
+          <w:color w:val="7030A0"/>
+        </w:rPr>
+        <w:t xml:space="preserve"> | </w:t>
+      </w:r>
+      <w:proofErr w:type="spellStart"/>
+      <w:r>
+        <w:rPr>
+          <w:bCs/>
+          <w:color w:val="7030A0"/>
+        </w:rPr>
+        <w:t>DataType.allInsta</w:t>
+      </w:r>
+      <w:r>
+        <w:rPr>
+          <w:bCs/>
+          <w:color w:val="7030A0"/>
+        </w:rPr>
+        <w:t>nces</w:t>
+      </w:r>
+      <w:proofErr w:type="spellEnd"/>
+      <w:r>
+        <w:rPr>
+          <w:bCs/>
+          <w:color w:val="7030A0"/>
+        </w:rPr>
+        <w:t>()-&gt;</w:t>
+      </w:r>
+      <w:proofErr w:type="spellStart"/>
+      <w:r>
+        <w:rPr>
+          <w:bCs/>
+          <w:color w:val="7030A0"/>
+        </w:rPr>
+        <w:t>sortedBy</w:t>
+      </w:r>
+      <w:proofErr w:type="spellEnd"/>
+      <w:r>
+        <w:rPr>
+          <w:bCs/>
+          <w:color w:val="7030A0"/>
+        </w:rPr>
+        <w:t>(name))]&lt;drop/&gt;</w:t>
       </w:r>
     </w:p>
     <w:p>
@@ -3811,7 +7508,25 @@
           <w:bCs/>
           <w:color w:val="7030A0"/>
         </w:rPr>
-        <w:t>[if dt.oclIsTypeOf(Enumeration)]&lt;drop/&gt;</w:t>
+        <w:t xml:space="preserve">[if </w:t>
+      </w:r>
+      <w:proofErr w:type="spellStart"/>
+      <w:proofErr w:type="gramStart"/>
+      <w:r>
+        <w:rPr>
+          <w:bCs/>
+          <w:color w:val="7030A0"/>
+        </w:rPr>
+        <w:t>dt.oclIsTypeOf</w:t>
+      </w:r>
+      <w:proofErr w:type="spellEnd"/>
+      <w:proofErr w:type="gramEnd"/>
+      <w:r>
+        <w:rPr>
+          <w:bCs/>
+          <w:color w:val="7030A0"/>
+        </w:rPr>
+        <w:t>(Enumeration)]&lt;drop/&gt;</w:t>
       </w:r>
     </w:p>
     <w:p>
@@ -3835,14 +7550,48 @@
           <w:bCs/>
           <w:color w:val="7030A0"/>
         </w:rPr>
-        <w:t>[for (co:Com</w:t>
-      </w:r>
+        <w:t>[for (</w:t>
+      </w:r>
+      <w:proofErr w:type="spellStart"/>
+      <w:proofErr w:type="gramStart"/>
       <w:r>
         <w:rPr>
           <w:bCs/>
           <w:color w:val="7030A0"/>
         </w:rPr>
-        <w:t>ment | dt.ownedComment)]&lt;drop/&gt;</w:t>
+        <w:t>co:Com</w:t>
+      </w:r>
+      <w:r>
+        <w:rPr>
+          <w:bCs/>
+          <w:color w:val="7030A0"/>
+        </w:rPr>
+        <w:t>ment</w:t>
+      </w:r>
+      <w:proofErr w:type="spellEnd"/>
+      <w:proofErr w:type="gramEnd"/>
+      <w:r>
+        <w:rPr>
+          <w:bCs/>
+          <w:color w:val="7030A0"/>
+        </w:rPr>
+        <w:t xml:space="preserve"> | </w:t>
+      </w:r>
+      <w:proofErr w:type="spellStart"/>
+      <w:r>
+        <w:rPr>
+          <w:bCs/>
+          <w:color w:val="7030A0"/>
+        </w:rPr>
+        <w:t>dt.ownedComment</w:t>
+      </w:r>
+      <w:proofErr w:type="spellEnd"/>
+      <w:r>
+        <w:rPr>
+          <w:bCs/>
+          <w:color w:val="7030A0"/>
+        </w:rPr>
+        <w:t>)]&lt;drop/&gt;</w:t>
       </w:r>
     </w:p>
     <w:p>
@@ -3857,13 +7606,34 @@
         <w:rPr>
           <w:color w:val="7030A0"/>
         </w:rPr>
-        <w:t>&lt;dropEmpty&gt;</w:t>
+        <w:t>&lt;</w:t>
+      </w:r>
+      <w:proofErr w:type="spellStart"/>
+      <w:r>
+        <w:rPr>
+          <w:color w:val="7030A0"/>
+        </w:rPr>
+        <w:t>dropEmpty</w:t>
+      </w:r>
+      <w:proofErr w:type="spellEnd"/>
+      <w:r>
+        <w:rPr>
+          <w:color w:val="7030A0"/>
+        </w:rPr>
+        <w:t>&gt;</w:t>
       </w:r>
       <w:r>
         <w:t>[co._</w:t>
       </w:r>
-      <w:r>
-        <w:t>body.clean()/</w:t>
+      <w:proofErr w:type="spellStart"/>
+      <w:proofErr w:type="gramStart"/>
+      <w:r>
+        <w:t>body.clean</w:t>
+      </w:r>
+      <w:proofErr w:type="spellEnd"/>
+      <w:proofErr w:type="gramEnd"/>
+      <w:r>
+        <w:t>()/</w:t>
       </w:r>
       <w:r>
         <w:t>]</w:t>
@@ -3872,7 +7642,21 @@
         <w:rPr>
           <w:color w:val="7030A0"/>
         </w:rPr>
-        <w:t>&lt;/dropEmpty&gt;</w:t>
+        <w:t>&lt;/</w:t>
+      </w:r>
+      <w:proofErr w:type="spellStart"/>
+      <w:r>
+        <w:rPr>
+          <w:color w:val="7030A0"/>
+        </w:rPr>
+        <w:t>dropEmpty</w:t>
+      </w:r>
+      <w:proofErr w:type="spellEnd"/>
+      <w:r>
+        <w:rPr>
+          <w:color w:val="7030A0"/>
+        </w:rPr>
+        <w:t>&gt;</w:t>
       </w:r>
     </w:p>
     <w:p>
@@ -3887,7 +7671,21 @@
         <w:rPr>
           <w:color w:val="7030A0"/>
         </w:rPr>
-        <w:t>[/for]&lt;drop/&gt;</w:t>
+        <w:t>[/</w:t>
+      </w:r>
+      <w:proofErr w:type="gramStart"/>
+      <w:r>
+        <w:rPr>
+          <w:color w:val="7030A0"/>
+        </w:rPr>
+        <w:t>for]&lt;</w:t>
+      </w:r>
+      <w:proofErr w:type="gramEnd"/>
+      <w:r>
+        <w:rPr>
+          <w:color w:val="7030A0"/>
+        </w:rPr>
+        <w:t>drop/&gt;</w:t>
       </w:r>
     </w:p>
     <w:p>
@@ -3925,7 +7723,23 @@
           <w:color w:val="7030A0"/>
         </w:rPr>
         <w:lastRenderedPageBreak/>
-        <w:t>[for (e:EnumerationLiteral|dt.oclAsType(Enumeration).ownedLiteral)]&lt;drop/&gt;</w:t>
+        <w:t>[for (</w:t>
+      </w:r>
+      <w:proofErr w:type="gramStart"/>
+      <w:r>
+        <w:rPr>
+          <w:bCs/>
+          <w:color w:val="7030A0"/>
+        </w:rPr>
+        <w:t>e:EnumerationLiteral|dt.oclAsType</w:t>
+      </w:r>
+      <w:proofErr w:type="gramEnd"/>
+      <w:r>
+        <w:rPr>
+          <w:bCs/>
+          <w:color w:val="7030A0"/>
+        </w:rPr>
+        <w:t>(Enumeration).ownedLiteral)]&lt;drop/&gt;</w:t>
       </w:r>
     </w:p>
     <w:p>
@@ -3957,7 +7771,37 @@
         <w:rPr>
           <w:color w:val="7030A0"/>
         </w:rPr>
-        <w:t xml:space="preserve">[for (co:Comment | e.ownedComment)]&lt;drop/&gt; </w:t>
+        <w:t>[for (</w:t>
+      </w:r>
+      <w:proofErr w:type="spellStart"/>
+      <w:proofErr w:type="gramStart"/>
+      <w:r>
+        <w:rPr>
+          <w:color w:val="7030A0"/>
+        </w:rPr>
+        <w:t>co:Comment</w:t>
+      </w:r>
+      <w:proofErr w:type="spellEnd"/>
+      <w:proofErr w:type="gramEnd"/>
+      <w:r>
+        <w:rPr>
+          <w:color w:val="7030A0"/>
+        </w:rPr>
+        <w:t xml:space="preserve"> | </w:t>
+      </w:r>
+      <w:proofErr w:type="spellStart"/>
+      <w:r>
+        <w:rPr>
+          <w:color w:val="7030A0"/>
+        </w:rPr>
+        <w:t>e.ownedComment</w:t>
+      </w:r>
+      <w:proofErr w:type="spellEnd"/>
+      <w:r>
+        <w:rPr>
+          <w:color w:val="7030A0"/>
+        </w:rPr>
+        <w:t xml:space="preserve">)]&lt;drop/&gt; </w:t>
       </w:r>
     </w:p>
     <w:p>
@@ -3973,13 +7817,34 @@
         <w:rPr>
           <w:color w:val="7030A0"/>
         </w:rPr>
-        <w:t>&lt;dropEmpty&gt;</w:t>
+        <w:t>&lt;</w:t>
+      </w:r>
+      <w:proofErr w:type="spellStart"/>
+      <w:r>
+        <w:rPr>
+          <w:color w:val="7030A0"/>
+        </w:rPr>
+        <w:t>dropEmpty</w:t>
+      </w:r>
+      <w:proofErr w:type="spellEnd"/>
+      <w:r>
+        <w:rPr>
+          <w:color w:val="7030A0"/>
+        </w:rPr>
+        <w:t>&gt;</w:t>
       </w:r>
       <w:r>
         <w:t>[co._</w:t>
       </w:r>
-      <w:r>
-        <w:t>body.clean()/</w:t>
+      <w:proofErr w:type="spellStart"/>
+      <w:proofErr w:type="gramStart"/>
+      <w:r>
+        <w:t>body.clean</w:t>
+      </w:r>
+      <w:proofErr w:type="spellEnd"/>
+      <w:proofErr w:type="gramEnd"/>
+      <w:r>
+        <w:t>()/</w:t>
       </w:r>
       <w:r>
         <w:t>]</w:t>
@@ -4001,7 +7866,35 @@
         <w:rPr>
           <w:color w:val="7030A0"/>
         </w:rPr>
-        <w:t>&lt;/dropEmpty&gt;[/for]&lt;drop/&gt;</w:t>
+        <w:t>&lt;/</w:t>
+      </w:r>
+      <w:proofErr w:type="spellStart"/>
+      <w:r>
+        <w:rPr>
+          <w:color w:val="7030A0"/>
+        </w:rPr>
+        <w:t>dropEmpty</w:t>
+      </w:r>
+      <w:proofErr w:type="spellEnd"/>
+      <w:r>
+        <w:rPr>
+          <w:color w:val="7030A0"/>
+        </w:rPr>
+        <w:t>&gt;[/</w:t>
+      </w:r>
+      <w:proofErr w:type="gramStart"/>
+      <w:r>
+        <w:rPr>
+          <w:color w:val="7030A0"/>
+        </w:rPr>
+        <w:t>for]&lt;</w:t>
+      </w:r>
+      <w:proofErr w:type="gramEnd"/>
+      <w:r>
+        <w:rPr>
+          <w:color w:val="7030A0"/>
+        </w:rPr>
+        <w:t>drop/&gt;</w:t>
       </w:r>
     </w:p>
     <w:p>
@@ -4015,7 +7908,21 @@
         <w:rPr>
           <w:color w:val="7030A0"/>
         </w:rPr>
-        <w:t>[/for]&lt;drop/&gt;</w:t>
+        <w:t>[/</w:t>
+      </w:r>
+      <w:proofErr w:type="gramStart"/>
+      <w:r>
+        <w:rPr>
+          <w:color w:val="7030A0"/>
+        </w:rPr>
+        <w:t>for]&lt;</w:t>
+      </w:r>
+      <w:proofErr w:type="gramEnd"/>
+      <w:r>
+        <w:rPr>
+          <w:color w:val="7030A0"/>
+        </w:rPr>
+        <w:t>drop/&gt;</w:t>
       </w:r>
     </w:p>
     <w:p>
@@ -4029,7 +7936,21 @@
         <w:rPr>
           <w:color w:val="7030A0"/>
         </w:rPr>
-        <w:t>[else] [/if]&lt;drop/&gt;</w:t>
+        <w:t>[else] [/</w:t>
+      </w:r>
+      <w:proofErr w:type="gramStart"/>
+      <w:r>
+        <w:rPr>
+          <w:color w:val="7030A0"/>
+        </w:rPr>
+        <w:t>if]&lt;</w:t>
+      </w:r>
+      <w:proofErr w:type="gramEnd"/>
+      <w:r>
+        <w:rPr>
+          <w:color w:val="7030A0"/>
+        </w:rPr>
+        <w:t>drop/&gt;</w:t>
       </w:r>
     </w:p>
     <w:p>
@@ -4043,7 +7964,21 @@
         <w:rPr>
           <w:color w:val="7030A0"/>
         </w:rPr>
-        <w:t>[/for]&lt;drop/&gt;</w:t>
+        <w:t>[/</w:t>
+      </w:r>
+      <w:proofErr w:type="gramStart"/>
+      <w:r>
+        <w:rPr>
+          <w:color w:val="7030A0"/>
+        </w:rPr>
+        <w:t>for]&lt;</w:t>
+      </w:r>
+      <w:proofErr w:type="gramEnd"/>
+      <w:r>
+        <w:rPr>
+          <w:color w:val="7030A0"/>
+        </w:rPr>
+        <w:t>drop/&gt;</w:t>
       </w:r>
     </w:p>
     <w:p>
@@ -4065,7 +8000,51 @@
         <w:rPr>
           <w:color w:val="7030A0"/>
         </w:rPr>
-        <w:t>[for (dt:DataType | DataType.allInstances()-&gt;sortedBy(name))]&lt;drop/&gt;</w:t>
+        <w:t>[for (</w:t>
+      </w:r>
+      <w:proofErr w:type="spellStart"/>
+      <w:proofErr w:type="gramStart"/>
+      <w:r>
+        <w:rPr>
+          <w:color w:val="7030A0"/>
+        </w:rPr>
+        <w:t>dt:DataType</w:t>
+      </w:r>
+      <w:proofErr w:type="spellEnd"/>
+      <w:proofErr w:type="gramEnd"/>
+      <w:r>
+        <w:rPr>
+          <w:color w:val="7030A0"/>
+        </w:rPr>
+        <w:t xml:space="preserve"> | </w:t>
+      </w:r>
+      <w:proofErr w:type="spellStart"/>
+      <w:r>
+        <w:rPr>
+          <w:color w:val="7030A0"/>
+        </w:rPr>
+        <w:t>DataType.allInstances</w:t>
+      </w:r>
+      <w:proofErr w:type="spellEnd"/>
+      <w:r>
+        <w:rPr>
+          <w:color w:val="7030A0"/>
+        </w:rPr>
+        <w:t>()-&gt;</w:t>
+      </w:r>
+      <w:proofErr w:type="spellStart"/>
+      <w:r>
+        <w:rPr>
+          <w:color w:val="7030A0"/>
+        </w:rPr>
+        <w:t>sortedBy</w:t>
+      </w:r>
+      <w:proofErr w:type="spellEnd"/>
+      <w:r>
+        <w:rPr>
+          <w:color w:val="7030A0"/>
+        </w:rPr>
+        <w:t>(name))]&lt;drop/&gt;</w:t>
       </w:r>
     </w:p>
     <w:p>
@@ -4079,7 +8058,37 @@
         <w:rPr>
           <w:color w:val="7030A0"/>
         </w:rPr>
-        <w:t>[if dt.oclIsTypeOf(PrimitiveType)]&lt;drop/&gt;</w:t>
+        <w:t xml:space="preserve">[if </w:t>
+      </w:r>
+      <w:proofErr w:type="spellStart"/>
+      <w:proofErr w:type="gramStart"/>
+      <w:r>
+        <w:rPr>
+          <w:color w:val="7030A0"/>
+        </w:rPr>
+        <w:t>dt.oclIsTypeOf</w:t>
+      </w:r>
+      <w:proofErr w:type="spellEnd"/>
+      <w:proofErr w:type="gramEnd"/>
+      <w:r>
+        <w:rPr>
+          <w:color w:val="7030A0"/>
+        </w:rPr>
+        <w:t>(</w:t>
+      </w:r>
+      <w:proofErr w:type="spellStart"/>
+      <w:r>
+        <w:rPr>
+          <w:color w:val="7030A0"/>
+        </w:rPr>
+        <w:t>PrimitiveType</w:t>
+      </w:r>
+      <w:proofErr w:type="spellEnd"/>
+      <w:r>
+        <w:rPr>
+          <w:color w:val="7030A0"/>
+        </w:rPr>
+        <w:t>)]&lt;drop/&gt;</w:t>
       </w:r>
     </w:p>
     <w:p>
@@ -4101,13 +8110,43 @@
         <w:rPr>
           <w:color w:val="7030A0"/>
         </w:rPr>
-        <w:t>[for (co:Com</w:t>
-      </w:r>
-      <w:r>
-        <w:rPr>
-          <w:color w:val="7030A0"/>
-        </w:rPr>
-        <w:t>ment | dt.ownedComment)]&lt;drop/&gt;</w:t>
+        <w:t>[for (</w:t>
+      </w:r>
+      <w:proofErr w:type="spellStart"/>
+      <w:proofErr w:type="gramStart"/>
+      <w:r>
+        <w:rPr>
+          <w:color w:val="7030A0"/>
+        </w:rPr>
+        <w:t>co:Com</w:t>
+      </w:r>
+      <w:r>
+        <w:rPr>
+          <w:color w:val="7030A0"/>
+        </w:rPr>
+        <w:t>ment</w:t>
+      </w:r>
+      <w:proofErr w:type="spellEnd"/>
+      <w:proofErr w:type="gramEnd"/>
+      <w:r>
+        <w:rPr>
+          <w:color w:val="7030A0"/>
+        </w:rPr>
+        <w:t xml:space="preserve"> | </w:t>
+      </w:r>
+      <w:proofErr w:type="spellStart"/>
+      <w:r>
+        <w:rPr>
+          <w:color w:val="7030A0"/>
+        </w:rPr>
+        <w:t>dt.ownedComment</w:t>
+      </w:r>
+      <w:proofErr w:type="spellEnd"/>
+      <w:r>
+        <w:rPr>
+          <w:color w:val="7030A0"/>
+        </w:rPr>
+        <w:t>)]&lt;drop/&gt;</w:t>
       </w:r>
     </w:p>
     <w:p>
@@ -4121,13 +8160,34 @@
         <w:rPr>
           <w:color w:val="7030A0"/>
         </w:rPr>
-        <w:t>&lt;dropEmpty&gt;</w:t>
+        <w:t>&lt;</w:t>
+      </w:r>
+      <w:proofErr w:type="spellStart"/>
+      <w:r>
+        <w:rPr>
+          <w:color w:val="7030A0"/>
+        </w:rPr>
+        <w:t>dropEmpty</w:t>
+      </w:r>
+      <w:proofErr w:type="spellEnd"/>
+      <w:r>
+        <w:rPr>
+          <w:color w:val="7030A0"/>
+        </w:rPr>
+        <w:t>&gt;</w:t>
       </w:r>
       <w:r>
         <w:t>[co._</w:t>
       </w:r>
-      <w:r>
-        <w:t>body.clean()/</w:t>
+      <w:proofErr w:type="spellStart"/>
+      <w:proofErr w:type="gramStart"/>
+      <w:r>
+        <w:t>body.clean</w:t>
+      </w:r>
+      <w:proofErr w:type="spellEnd"/>
+      <w:proofErr w:type="gramEnd"/>
+      <w:r>
+        <w:t>()/</w:t>
       </w:r>
       <w:r>
         <w:t>]</w:t>
@@ -4136,7 +8196,21 @@
         <w:rPr>
           <w:color w:val="7030A0"/>
         </w:rPr>
-        <w:t>&lt;/dropEmpty&gt;</w:t>
+        <w:t>&lt;/</w:t>
+      </w:r>
+      <w:proofErr w:type="spellStart"/>
+      <w:r>
+        <w:rPr>
+          <w:color w:val="7030A0"/>
+        </w:rPr>
+        <w:t>dropEmpty</w:t>
+      </w:r>
+      <w:proofErr w:type="spellEnd"/>
+      <w:r>
+        <w:rPr>
+          <w:color w:val="7030A0"/>
+        </w:rPr>
+        <w:t>&gt;</w:t>
       </w:r>
     </w:p>
     <w:p>
@@ -4150,7 +8224,21 @@
         <w:rPr>
           <w:color w:val="7030A0"/>
         </w:rPr>
-        <w:t>[/for]&lt;drop/&gt;</w:t>
+        <w:t>[/</w:t>
+      </w:r>
+      <w:proofErr w:type="gramStart"/>
+      <w:r>
+        <w:rPr>
+          <w:color w:val="7030A0"/>
+        </w:rPr>
+        <w:t>for]&lt;</w:t>
+      </w:r>
+      <w:proofErr w:type="gramEnd"/>
+      <w:r>
+        <w:rPr>
+          <w:color w:val="7030A0"/>
+        </w:rPr>
+        <w:t>drop/&gt;</w:t>
       </w:r>
     </w:p>
     <w:p>
@@ -4164,7 +8252,21 @@
         <w:rPr>
           <w:color w:val="7030A0"/>
         </w:rPr>
-        <w:t>[else] [/if]&lt;drop/&gt;</w:t>
+        <w:t>[else] [/</w:t>
+      </w:r>
+      <w:proofErr w:type="gramStart"/>
+      <w:r>
+        <w:rPr>
+          <w:color w:val="7030A0"/>
+        </w:rPr>
+        <w:t>if]&lt;</w:t>
+      </w:r>
+      <w:proofErr w:type="gramEnd"/>
+      <w:r>
+        <w:rPr>
+          <w:color w:val="7030A0"/>
+        </w:rPr>
+        <w:t>drop/&gt;</w:t>
       </w:r>
     </w:p>
     <w:p>
@@ -4178,7 +8280,21 @@
         <w:rPr>
           <w:color w:val="7030A0"/>
         </w:rPr>
-        <w:t>[/for]&lt;drop/&gt;</w:t>
+        <w:t>[/</w:t>
+      </w:r>
+      <w:proofErr w:type="gramStart"/>
+      <w:r>
+        <w:rPr>
+          <w:color w:val="7030A0"/>
+        </w:rPr>
+        <w:t>for]&lt;</w:t>
+      </w:r>
+      <w:proofErr w:type="gramEnd"/>
+      <w:r>
+        <w:rPr>
+          <w:color w:val="7030A0"/>
+        </w:rPr>
+        <w:t>drop/&gt;</w:t>
       </w:r>
     </w:p>
     <w:p>
@@ -4208,7 +8324,29 @@
           <w:sz w:val="20"/>
           <w:szCs w:val="20"/>
         </w:rPr>
-        <w:t>&lt;/gendoc&gt;&lt;drop/&gt;</w:t>
+        <w:t>&lt;/</w:t>
+      </w:r>
+      <w:proofErr w:type="spellStart"/>
+      <w:r>
+        <w:rPr>
+          <w:rFonts w:asciiTheme="minorHAnsi" w:hAnsiTheme="minorHAnsi"/>
+          <w:bCs/>
+          <w:color w:val="7030A0"/>
+          <w:sz w:val="20"/>
+          <w:szCs w:val="20"/>
+        </w:rPr>
+        <w:t>gendoc</w:t>
+      </w:r>
+      <w:proofErr w:type="spellEnd"/>
+      <w:r>
+        <w:rPr>
+          <w:rFonts w:asciiTheme="minorHAnsi" w:hAnsiTheme="minorHAnsi"/>
+          <w:bCs/>
+          <w:color w:val="7030A0"/>
+          <w:sz w:val="20"/>
+          <w:szCs w:val="20"/>
+        </w:rPr>
+        <w:t>&gt;&lt;drop/&gt;</w:t>
       </w:r>
     </w:p>
     <w:sectPr>
@@ -4227,7 +8365,7 @@
 </file>
 
 <file path=word/endnotes.xml><?xml version="1.0" encoding="utf-8"?>
-<w:endnotes xmlns:wpc="http://schemas.microsoft.com/office/word/2010/wordprocessingCanvas" xmlns:cx="http://schemas.microsoft.com/office/drawing/2014/chartex" xmlns:cx1="http://schemas.microsoft.com/office/drawing/2015/9/8/chartex" xmlns:cx2="http://schemas.microsoft.com/office/drawing/2015/10/21/chartex" xmlns:cx3="http://schemas.microsoft.com/office/drawing/2016/5/9/chartex" xmlns:cx4="http://schemas.microsoft.com/office/drawing/2016/5/10/chartex" xmlns:cx5="http://schemas.microsoft.com/office/drawing/2016/5/11/chartex" xmlns:cx6="http://schemas.microsoft.com/office/drawing/2016/5/12/chartex" xmlns:cx7="http://schemas.microsoft.com/office/drawing/2016/5/13/chartex" xmlns:cx8="http://schemas.microsoft.com/office/drawing/2016/5/14/chartex" xmlns:mc="http://schemas.openxmlformats.org/markup-compatibility/2006" xmlns:aink="http://schemas.microsoft.com/office/drawing/2016/ink" xmlns:am3d="http://schemas.microsoft.com/office/drawing/2017/model3d" xmlns:o="urn:schemas-microsoft-com:office:office" xmlns:oel="http://schemas.microsoft.com/office/2019/extlst" xmlns:r="http://schemas.openxmlformats.org/officeDocument/2006/relationships" xmlns:m="http://schemas.openxmlformats.org/officeDocument/2006/math" xmlns:v="urn:schemas-microsoft-com:vml" xmlns:wp14="http://schemas.microsoft.com/office/word/2010/wordprocessingDrawing" xmlns:wp="http://schemas.openxmlformats.org/drawingml/2006/wordprocessingDrawing" xmlns:w10="urn:schemas-microsoft-com:office:word" xmlns:w="http://schemas.openxmlformats.org/wordprocessingml/2006/main" xmlns:w14="http://schemas.microsoft.com/office/word/2010/wordml" xmlns:w15="http://schemas.microsoft.com/office/word/2012/wordml" xmlns:w16cex="http://schemas.microsoft.com/office/word/2018/wordml/cex" xmlns:w16cid="http://schemas.microsoft.com/office/word/2016/wordml/cid" xmlns:w16="http://schemas.microsoft.com/office/word/2018/wordml" xmlns:w16sdtdh="http://schemas.microsoft.com/office/word/2020/wordml/sdtdatahash" xmlns:w16se="http://schemas.microsoft.com/office/word/2015/wordml/symex" xmlns:wpg="http://schemas.microsoft.com/office/word/2010/wordprocessingGroup" xmlns:wpi="http://schemas.microsoft.com/office/word/2010/wordprocessingInk" xmlns:wne="http://schemas.microsoft.com/office/word/2006/wordml" xmlns:wps="http://schemas.microsoft.com/office/word/2010/wordprocessingShape" mc:Ignorable="w14 w15 w16se w16cid w16 w16cex w16sdtdh wp14">
+<w:endnotes xmlns:wpc="http://schemas.microsoft.com/office/word/2010/wordprocessingCanvas" xmlns:cx="http://schemas.microsoft.com/office/drawing/2014/chartex" xmlns:cx1="http://schemas.microsoft.com/office/drawing/2015/9/8/chartex" xmlns:cx2="http://schemas.microsoft.com/office/drawing/2015/10/21/chartex" xmlns:cx3="http://schemas.microsoft.com/office/drawing/2016/5/9/chartex" xmlns:cx4="http://schemas.microsoft.com/office/drawing/2016/5/10/chartex" xmlns:cx5="http://schemas.microsoft.com/office/drawing/2016/5/11/chartex" xmlns:cx6="http://schemas.microsoft.com/office/drawing/2016/5/12/chartex" xmlns:cx7="http://schemas.microsoft.com/office/drawing/2016/5/13/chartex" xmlns:cx8="http://schemas.microsoft.com/office/drawing/2016/5/14/chartex" xmlns:mc="http://schemas.openxmlformats.org/markup-compatibility/2006" xmlns:aink="http://schemas.microsoft.com/office/drawing/2016/ink" xmlns:am3d="http://schemas.microsoft.com/office/drawing/2017/model3d" xmlns:o="urn:schemas-microsoft-com:office:office" xmlns:oel="http://schemas.microsoft.com/office/2019/extlst" xmlns:r="http://schemas.openxmlformats.org/officeDocument/2006/relationships" xmlns:m="http://schemas.openxmlformats.org/officeDocument/2006/math" xmlns:v="urn:schemas-microsoft-com:vml" xmlns:wp14="http://schemas.microsoft.com/office/word/2010/wordprocessingDrawing" xmlns:wp="http://schemas.openxmlformats.org/drawingml/2006/wordprocessingDrawing" xmlns:w10="urn:schemas-microsoft-com:office:word" xmlns:w="http://schemas.openxmlformats.org/wordprocessingml/2006/main" xmlns:w14="http://schemas.microsoft.com/office/word/2010/wordml" xmlns:w15="http://schemas.microsoft.com/office/word/2012/wordml" xmlns:w16cex="http://schemas.microsoft.com/office/word/2018/wordml/cex" xmlns:w16cid="http://schemas.microsoft.com/office/word/2016/wordml/cid" xmlns:w16="http://schemas.microsoft.com/office/word/2018/wordml" xmlns:w16du="http://schemas.microsoft.com/office/word/2023/wordml/word16du" xmlns:w16sdtdh="http://schemas.microsoft.com/office/word/2020/wordml/sdtdatahash" xmlns:w16se="http://schemas.microsoft.com/office/word/2015/wordml/symex" xmlns:wpg="http://schemas.microsoft.com/office/word/2010/wordprocessingGroup" xmlns:wpi="http://schemas.microsoft.com/office/word/2010/wordprocessingInk" xmlns:wne="http://schemas.microsoft.com/office/word/2006/wordml" xmlns:wps="http://schemas.microsoft.com/office/word/2010/wordprocessingShape" mc:Ignorable="w14 w15 w16se w16cid w16 w16cex w16sdtdh w16du wp14">
   <w:endnote w:type="separator" w:id="-1">
     <w:p>
       <w:r>
@@ -4246,7 +8384,7 @@
 </file>
 
 <file path=word/footer1.xml><?xml version="1.0" encoding="utf-8"?>
-<w:ftr xmlns:wpc="http://schemas.microsoft.com/office/word/2010/wordprocessingCanvas" xmlns:cx="http://schemas.microsoft.com/office/drawing/2014/chartex" xmlns:cx1="http://schemas.microsoft.com/office/drawing/2015/9/8/chartex" xmlns:cx2="http://schemas.microsoft.com/office/drawing/2015/10/21/chartex" xmlns:cx3="http://schemas.microsoft.com/office/drawing/2016/5/9/chartex" xmlns:cx4="http://schemas.microsoft.com/office/drawing/2016/5/10/chartex" xmlns:cx5="http://schemas.microsoft.com/office/drawing/2016/5/11/chartex" xmlns:cx6="http://schemas.microsoft.com/office/drawing/2016/5/12/chartex" xmlns:cx7="http://schemas.microsoft.com/office/drawing/2016/5/13/chartex" xmlns:cx8="http://schemas.microsoft.com/office/drawing/2016/5/14/chartex" xmlns:mc="http://schemas.openxmlformats.org/markup-compatibility/2006" xmlns:aink="http://schemas.microsoft.com/office/drawing/2016/ink" xmlns:am3d="http://schemas.microsoft.com/office/drawing/2017/model3d" xmlns:o="urn:schemas-microsoft-com:office:office" xmlns:oel="http://schemas.microsoft.com/office/2019/extlst" xmlns:r="http://schemas.openxmlformats.org/officeDocument/2006/relationships" xmlns:m="http://schemas.openxmlformats.org/officeDocument/2006/math" xmlns:v="urn:schemas-microsoft-com:vml" xmlns:wp14="http://schemas.microsoft.com/office/word/2010/wordprocessingDrawing" xmlns:wp="http://schemas.openxmlformats.org/drawingml/2006/wordprocessingDrawing" xmlns:w10="urn:schemas-microsoft-com:office:word" xmlns:w="http://schemas.openxmlformats.org/wordprocessingml/2006/main" xmlns:w14="http://schemas.microsoft.com/office/word/2010/wordml" xmlns:w15="http://schemas.microsoft.com/office/word/2012/wordml" xmlns:w16cex="http://schemas.microsoft.com/office/word/2018/wordml/cex" xmlns:w16cid="http://schemas.microsoft.com/office/word/2016/wordml/cid" xmlns:w16="http://schemas.microsoft.com/office/word/2018/wordml" xmlns:w16sdtdh="http://schemas.microsoft.com/office/word/2020/wordml/sdtdatahash" xmlns:w16se="http://schemas.microsoft.com/office/word/2015/wordml/symex" xmlns:wpg="http://schemas.microsoft.com/office/word/2010/wordprocessingGroup" xmlns:wpi="http://schemas.microsoft.com/office/word/2010/wordprocessingInk" xmlns:wne="http://schemas.microsoft.com/office/word/2006/wordml" xmlns:wps="http://schemas.microsoft.com/office/word/2010/wordprocessingShape" mc:Ignorable="w14 w15 w16se w16cid w16 w16cex w16sdtdh wp14">
+<w:ftr xmlns:wpc="http://schemas.microsoft.com/office/word/2010/wordprocessingCanvas" xmlns:cx="http://schemas.microsoft.com/office/drawing/2014/chartex" xmlns:cx1="http://schemas.microsoft.com/office/drawing/2015/9/8/chartex" xmlns:cx2="http://schemas.microsoft.com/office/drawing/2015/10/21/chartex" xmlns:cx3="http://schemas.microsoft.com/office/drawing/2016/5/9/chartex" xmlns:cx4="http://schemas.microsoft.com/office/drawing/2016/5/10/chartex" xmlns:cx5="http://schemas.microsoft.com/office/drawing/2016/5/11/chartex" xmlns:cx6="http://schemas.microsoft.com/office/drawing/2016/5/12/chartex" xmlns:cx7="http://schemas.microsoft.com/office/drawing/2016/5/13/chartex" xmlns:cx8="http://schemas.microsoft.com/office/drawing/2016/5/14/chartex" xmlns:mc="http://schemas.openxmlformats.org/markup-compatibility/2006" xmlns:aink="http://schemas.microsoft.com/office/drawing/2016/ink" xmlns:am3d="http://schemas.microsoft.com/office/drawing/2017/model3d" xmlns:o="urn:schemas-microsoft-com:office:office" xmlns:oel="http://schemas.microsoft.com/office/2019/extlst" xmlns:r="http://schemas.openxmlformats.org/officeDocument/2006/relationships" xmlns:m="http://schemas.openxmlformats.org/officeDocument/2006/math" xmlns:v="urn:schemas-microsoft-com:vml" xmlns:wp14="http://schemas.microsoft.com/office/word/2010/wordprocessingDrawing" xmlns:wp="http://schemas.openxmlformats.org/drawingml/2006/wordprocessingDrawing" xmlns:w10="urn:schemas-microsoft-com:office:word" xmlns:w="http://schemas.openxmlformats.org/wordprocessingml/2006/main" xmlns:w14="http://schemas.microsoft.com/office/word/2010/wordml" xmlns:w15="http://schemas.microsoft.com/office/word/2012/wordml" xmlns:w16cex="http://schemas.microsoft.com/office/word/2018/wordml/cex" xmlns:w16cid="http://schemas.microsoft.com/office/word/2016/wordml/cid" xmlns:w16="http://schemas.microsoft.com/office/word/2018/wordml" xmlns:w16du="http://schemas.microsoft.com/office/word/2023/wordml/word16du" xmlns:w16sdtdh="http://schemas.microsoft.com/office/word/2020/wordml/sdtdatahash" xmlns:w16se="http://schemas.microsoft.com/office/word/2015/wordml/symex" xmlns:wpg="http://schemas.microsoft.com/office/word/2010/wordprocessingGroup" xmlns:wpi="http://schemas.microsoft.com/office/word/2010/wordprocessingInk" xmlns:wne="http://schemas.microsoft.com/office/word/2006/wordml" xmlns:wps="http://schemas.microsoft.com/office/word/2010/wordprocessingShape" mc:Ignorable="w14 w15 w16se w16cid w16 w16cex w16sdtdh w16du wp14">
   <w:p>
     <w:pPr>
       <w:pBdr>
@@ -4316,7 +8454,7 @@
 </file>
 
 <file path=word/footnotes.xml><?xml version="1.0" encoding="utf-8"?>
-<w:footnotes xmlns:wpc="http://schemas.microsoft.com/office/word/2010/wordprocessingCanvas" xmlns:cx="http://schemas.microsoft.com/office/drawing/2014/chartex" xmlns:cx1="http://schemas.microsoft.com/office/drawing/2015/9/8/chartex" xmlns:cx2="http://schemas.microsoft.com/office/drawing/2015/10/21/chartex" xmlns:cx3="http://schemas.microsoft.com/office/drawing/2016/5/9/chartex" xmlns:cx4="http://schemas.microsoft.com/office/drawing/2016/5/10/chartex" xmlns:cx5="http://schemas.microsoft.com/office/drawing/2016/5/11/chartex" xmlns:cx6="http://schemas.microsoft.com/office/drawing/2016/5/12/chartex" xmlns:cx7="http://schemas.microsoft.com/office/drawing/2016/5/13/chartex" xmlns:cx8="http://schemas.microsoft.com/office/drawing/2016/5/14/chartex" xmlns:mc="http://schemas.openxmlformats.org/markup-compatibility/2006" xmlns:aink="http://schemas.microsoft.com/office/drawing/2016/ink" xmlns:am3d="http://schemas.microsoft.com/office/drawing/2017/model3d" xmlns:o="urn:schemas-microsoft-com:office:office" xmlns:oel="http://schemas.microsoft.com/office/2019/extlst" xmlns:r="http://schemas.openxmlformats.org/officeDocument/2006/relationships" xmlns:m="http://schemas.openxmlformats.org/officeDocument/2006/math" xmlns:v="urn:schemas-microsoft-com:vml" xmlns:wp14="http://schemas.microsoft.com/office/word/2010/wordprocessingDrawing" xmlns:wp="http://schemas.openxmlformats.org/drawingml/2006/wordprocessingDrawing" xmlns:w10="urn:schemas-microsoft-com:office:word" xmlns:w="http://schemas.openxmlformats.org/wordprocessingml/2006/main" xmlns:w14="http://schemas.microsoft.com/office/word/2010/wordml" xmlns:w15="http://schemas.microsoft.com/office/word/2012/wordml" xmlns:w16cex="http://schemas.microsoft.com/office/word/2018/wordml/cex" xmlns:w16cid="http://schemas.microsoft.com/office/word/2016/wordml/cid" xmlns:w16="http://schemas.microsoft.com/office/word/2018/wordml" xmlns:w16sdtdh="http://schemas.microsoft.com/office/word/2020/wordml/sdtdatahash" xmlns:w16se="http://schemas.microsoft.com/office/word/2015/wordml/symex" xmlns:wpg="http://schemas.microsoft.com/office/word/2010/wordprocessingGroup" xmlns:wpi="http://schemas.microsoft.com/office/word/2010/wordprocessingInk" xmlns:wne="http://schemas.microsoft.com/office/word/2006/wordml" xmlns:wps="http://schemas.microsoft.com/office/word/2010/wordprocessingShape" mc:Ignorable="w14 w15 w16se w16cid w16 w16cex w16sdtdh wp14">
+<w:footnotes xmlns:wpc="http://schemas.microsoft.com/office/word/2010/wordprocessingCanvas" xmlns:cx="http://schemas.microsoft.com/office/drawing/2014/chartex" xmlns:cx1="http://schemas.microsoft.com/office/drawing/2015/9/8/chartex" xmlns:cx2="http://schemas.microsoft.com/office/drawing/2015/10/21/chartex" xmlns:cx3="http://schemas.microsoft.com/office/drawing/2016/5/9/chartex" xmlns:cx4="http://schemas.microsoft.com/office/drawing/2016/5/10/chartex" xmlns:cx5="http://schemas.microsoft.com/office/drawing/2016/5/11/chartex" xmlns:cx6="http://schemas.microsoft.com/office/drawing/2016/5/12/chartex" xmlns:cx7="http://schemas.microsoft.com/office/drawing/2016/5/13/chartex" xmlns:cx8="http://schemas.microsoft.com/office/drawing/2016/5/14/chartex" xmlns:mc="http://schemas.openxmlformats.org/markup-compatibility/2006" xmlns:aink="http://schemas.microsoft.com/office/drawing/2016/ink" xmlns:am3d="http://schemas.microsoft.com/office/drawing/2017/model3d" xmlns:o="urn:schemas-microsoft-com:office:office" xmlns:oel="http://schemas.microsoft.com/office/2019/extlst" xmlns:r="http://schemas.openxmlformats.org/officeDocument/2006/relationships" xmlns:m="http://schemas.openxmlformats.org/officeDocument/2006/math" xmlns:v="urn:schemas-microsoft-com:vml" xmlns:wp14="http://schemas.microsoft.com/office/word/2010/wordprocessingDrawing" xmlns:wp="http://schemas.openxmlformats.org/drawingml/2006/wordprocessingDrawing" xmlns:w10="urn:schemas-microsoft-com:office:word" xmlns:w="http://schemas.openxmlformats.org/wordprocessingml/2006/main" xmlns:w14="http://schemas.microsoft.com/office/word/2010/wordml" xmlns:w15="http://schemas.microsoft.com/office/word/2012/wordml" xmlns:w16cex="http://schemas.microsoft.com/office/word/2018/wordml/cex" xmlns:w16cid="http://schemas.microsoft.com/office/word/2016/wordml/cid" xmlns:w16="http://schemas.microsoft.com/office/word/2018/wordml" xmlns:w16du="http://schemas.microsoft.com/office/word/2023/wordml/word16du" xmlns:w16sdtdh="http://schemas.microsoft.com/office/word/2020/wordml/sdtdatahash" xmlns:w16se="http://schemas.microsoft.com/office/word/2015/wordml/symex" xmlns:wpg="http://schemas.microsoft.com/office/word/2010/wordprocessingGroup" xmlns:wpi="http://schemas.microsoft.com/office/word/2010/wordprocessingInk" xmlns:wne="http://schemas.microsoft.com/office/word/2006/wordml" xmlns:wps="http://schemas.microsoft.com/office/word/2010/wordprocessingShape" mc:Ignorable="w14 w15 w16se w16cid w16 w16cex w16sdtdh w16du wp14">
   <w:footnote w:type="separator" w:id="-1">
     <w:p>
       <w:r>
@@ -4335,7 +8473,7 @@
 </file>
 
 <file path=word/header1.xml><?xml version="1.0" encoding="utf-8"?>
-<w:hdr xmlns:wpc="http://schemas.microsoft.com/office/word/2010/wordprocessingCanvas" xmlns:cx="http://schemas.microsoft.com/office/drawing/2014/chartex" xmlns:cx1="http://schemas.microsoft.com/office/drawing/2015/9/8/chartex" xmlns:cx2="http://schemas.microsoft.com/office/drawing/2015/10/21/chartex" xmlns:cx3="http://schemas.microsoft.com/office/drawing/2016/5/9/chartex" xmlns:cx4="http://schemas.microsoft.com/office/drawing/2016/5/10/chartex" xmlns:cx5="http://schemas.microsoft.com/office/drawing/2016/5/11/chartex" xmlns:cx6="http://schemas.microsoft.com/office/drawing/2016/5/12/chartex" xmlns:cx7="http://schemas.microsoft.com/office/drawing/2016/5/13/chartex" xmlns:cx8="http://schemas.microsoft.com/office/drawing/2016/5/14/chartex" xmlns:mc="http://schemas.openxmlformats.org/markup-compatibility/2006" xmlns:aink="http://schemas.microsoft.com/office/drawing/2016/ink" xmlns:am3d="http://schemas.microsoft.com/office/drawing/2017/model3d" xmlns:o="urn:schemas-microsoft-com:office:office" xmlns:oel="http://schemas.microsoft.com/office/2019/extlst" xmlns:r="http://schemas.openxmlformats.org/officeDocument/2006/relationships" xmlns:m="http://schemas.openxmlformats.org/officeDocument/2006/math" xmlns:v="urn:schemas-microsoft-com:vml" xmlns:wp14="http://schemas.microsoft.com/office/word/2010/wordprocessingDrawing" xmlns:wp="http://schemas.openxmlformats.org/drawingml/2006/wordprocessingDrawing" xmlns:w10="urn:schemas-microsoft-com:office:word" xmlns:w="http://schemas.openxmlformats.org/wordprocessingml/2006/main" xmlns:w14="http://schemas.microsoft.com/office/word/2010/wordml" xmlns:w15="http://schemas.microsoft.com/office/word/2012/wordml" xmlns:w16cex="http://schemas.microsoft.com/office/word/2018/wordml/cex" xmlns:w16cid="http://schemas.microsoft.com/office/word/2016/wordml/cid" xmlns:w16="http://schemas.microsoft.com/office/word/2018/wordml" xmlns:w16sdtdh="http://schemas.microsoft.com/office/word/2020/wordml/sdtdatahash" xmlns:w16se="http://schemas.microsoft.com/office/word/2015/wordml/symex" xmlns:wpg="http://schemas.microsoft.com/office/word/2010/wordprocessingGroup" xmlns:wpi="http://schemas.microsoft.com/office/word/2010/wordprocessingInk" xmlns:wne="http://schemas.microsoft.com/office/word/2006/wordml" xmlns:wps="http://schemas.microsoft.com/office/word/2010/wordprocessingShape" mc:Ignorable="w14 w15 w16se w16cid w16 w16cex w16sdtdh wp14">
+<w:hdr xmlns:wpc="http://schemas.microsoft.com/office/word/2010/wordprocessingCanvas" xmlns:cx="http://schemas.microsoft.com/office/drawing/2014/chartex" xmlns:cx1="http://schemas.microsoft.com/office/drawing/2015/9/8/chartex" xmlns:cx2="http://schemas.microsoft.com/office/drawing/2015/10/21/chartex" xmlns:cx3="http://schemas.microsoft.com/office/drawing/2016/5/9/chartex" xmlns:cx4="http://schemas.microsoft.com/office/drawing/2016/5/10/chartex" xmlns:cx5="http://schemas.microsoft.com/office/drawing/2016/5/11/chartex" xmlns:cx6="http://schemas.microsoft.com/office/drawing/2016/5/12/chartex" xmlns:cx7="http://schemas.microsoft.com/office/drawing/2016/5/13/chartex" xmlns:cx8="http://schemas.microsoft.com/office/drawing/2016/5/14/chartex" xmlns:mc="http://schemas.openxmlformats.org/markup-compatibility/2006" xmlns:aink="http://schemas.microsoft.com/office/drawing/2016/ink" xmlns:am3d="http://schemas.microsoft.com/office/drawing/2017/model3d" xmlns:o="urn:schemas-microsoft-com:office:office" xmlns:oel="http://schemas.microsoft.com/office/2019/extlst" xmlns:r="http://schemas.openxmlformats.org/officeDocument/2006/relationships" xmlns:m="http://schemas.openxmlformats.org/officeDocument/2006/math" xmlns:v="urn:schemas-microsoft-com:vml" xmlns:wp14="http://schemas.microsoft.com/office/word/2010/wordprocessingDrawing" xmlns:wp="http://schemas.openxmlformats.org/drawingml/2006/wordprocessingDrawing" xmlns:w10="urn:schemas-microsoft-com:office:word" xmlns:w="http://schemas.openxmlformats.org/wordprocessingml/2006/main" xmlns:w14="http://schemas.microsoft.com/office/word/2010/wordml" xmlns:w15="http://schemas.microsoft.com/office/word/2012/wordml" xmlns:w16cex="http://schemas.microsoft.com/office/word/2018/wordml/cex" xmlns:w16cid="http://schemas.microsoft.com/office/word/2016/wordml/cid" xmlns:w16="http://schemas.microsoft.com/office/word/2018/wordml" xmlns:w16du="http://schemas.microsoft.com/office/word/2023/wordml/word16du" xmlns:w16sdtdh="http://schemas.microsoft.com/office/word/2020/wordml/sdtdatahash" xmlns:w16se="http://schemas.microsoft.com/office/word/2015/wordml/symex" xmlns:wpg="http://schemas.microsoft.com/office/word/2010/wordprocessingGroup" xmlns:wpi="http://schemas.microsoft.com/office/word/2010/wordprocessingInk" xmlns:wne="http://schemas.microsoft.com/office/word/2006/wordml" xmlns:wps="http://schemas.microsoft.com/office/word/2010/wordprocessingShape" mc:Ignorable="w14 w15 w16se w16cid w16 w16cex w16sdtdh w16du wp14">
   <w:p>
     <w:pPr>
       <w:pStyle w:val="Kopfzeile"/>
@@ -4348,9 +8486,11 @@
         <w:tab w:val="right" w:pos="14569"/>
       </w:tabs>
     </w:pPr>
+    <w:proofErr w:type="spellStart"/>
     <w:r>
       <w:t>BackupAndRestore</w:t>
     </w:r>
+    <w:proofErr w:type="spellEnd"/>
     <w:r>
       <w:tab/>
     </w:r>
@@ -4358,16 +8498,19 @@
       <w:t>1</w:t>
     </w:r>
     <w:r>
-      <w:t>.0.0</w:t>
+      <w:t>.0.</w:t>
     </w:r>
     <w:r>
-      <w:t>-ts</w:t>
+      <w:t>1</w:t>
     </w:r>
     <w:r>
-      <w:t>i</w:t>
+      <w:t>-</w:t>
     </w:r>
     <w:r>
-      <w:t>.d.t+gendoc</w:t>
+      <w:t>ts.250115.1215</w:t>
+    </w:r>
+    <w:r>
+      <w:t>+gendoc</w:t>
     </w:r>
     <w:r>
       <w:t>.</w:t>
@@ -4380,7 +8523,7 @@
 </file>
 
 <file path=word/numbering.xml><?xml version="1.0" encoding="utf-8"?>
-<w:numbering xmlns:wpc="http://schemas.microsoft.com/office/word/2010/wordprocessingCanvas" xmlns:cx="http://schemas.microsoft.com/office/drawing/2014/chartex" xmlns:cx1="http://schemas.microsoft.com/office/drawing/2015/9/8/chartex" xmlns:cx2="http://schemas.microsoft.com/office/drawing/2015/10/21/chartex" xmlns:cx3="http://schemas.microsoft.com/office/drawing/2016/5/9/chartex" xmlns:cx4="http://schemas.microsoft.com/office/drawing/2016/5/10/chartex" xmlns:cx5="http://schemas.microsoft.com/office/drawing/2016/5/11/chartex" xmlns:cx6="http://schemas.microsoft.com/office/drawing/2016/5/12/chartex" xmlns:cx7="http://schemas.microsoft.com/office/drawing/2016/5/13/chartex" xmlns:cx8="http://schemas.microsoft.com/office/drawing/2016/5/14/chartex" xmlns:mc="http://schemas.openxmlformats.org/markup-compatibility/2006" xmlns:aink="http://schemas.microsoft.com/office/drawing/2016/ink" xmlns:am3d="http://schemas.microsoft.com/office/drawing/2017/model3d" xmlns:o="urn:schemas-microsoft-com:office:office" xmlns:oel="http://schemas.microsoft.com/office/2019/extlst" xmlns:r="http://schemas.openxmlformats.org/officeDocument/2006/relationships" xmlns:m="http://schemas.openxmlformats.org/officeDocument/2006/math" xmlns:v="urn:schemas-microsoft-com:vml" xmlns:wp14="http://schemas.microsoft.com/office/word/2010/wordprocessingDrawing" xmlns:wp="http://schemas.openxmlformats.org/drawingml/2006/wordprocessingDrawing" xmlns:w10="urn:schemas-microsoft-com:office:word" xmlns:w="http://schemas.openxmlformats.org/wordprocessingml/2006/main" xmlns:w14="http://schemas.microsoft.com/office/word/2010/wordml" xmlns:w15="http://schemas.microsoft.com/office/word/2012/wordml" xmlns:w16cex="http://schemas.microsoft.com/office/word/2018/wordml/cex" xmlns:w16cid="http://schemas.microsoft.com/office/word/2016/wordml/cid" xmlns:w16="http://schemas.microsoft.com/office/word/2018/wordml" xmlns:w16sdtdh="http://schemas.microsoft.com/office/word/2020/wordml/sdtdatahash" xmlns:w16se="http://schemas.microsoft.com/office/word/2015/wordml/symex" xmlns:wpg="http://schemas.microsoft.com/office/word/2010/wordprocessingGroup" xmlns:wpi="http://schemas.microsoft.com/office/word/2010/wordprocessingInk" xmlns:wne="http://schemas.microsoft.com/office/word/2006/wordml" xmlns:wps="http://schemas.microsoft.com/office/word/2010/wordprocessingShape" mc:Ignorable="w14 w15 w16se w16cid w16 w16cex w16sdtdh wp14">
+<w:numbering xmlns:wpc="http://schemas.microsoft.com/office/word/2010/wordprocessingCanvas" xmlns:cx="http://schemas.microsoft.com/office/drawing/2014/chartex" xmlns:cx1="http://schemas.microsoft.com/office/drawing/2015/9/8/chartex" xmlns:cx2="http://schemas.microsoft.com/office/drawing/2015/10/21/chartex" xmlns:cx3="http://schemas.microsoft.com/office/drawing/2016/5/9/chartex" xmlns:cx4="http://schemas.microsoft.com/office/drawing/2016/5/10/chartex" xmlns:cx5="http://schemas.microsoft.com/office/drawing/2016/5/11/chartex" xmlns:cx6="http://schemas.microsoft.com/office/drawing/2016/5/12/chartex" xmlns:cx7="http://schemas.microsoft.com/office/drawing/2016/5/13/chartex" xmlns:cx8="http://schemas.microsoft.com/office/drawing/2016/5/14/chartex" xmlns:mc="http://schemas.openxmlformats.org/markup-compatibility/2006" xmlns:aink="http://schemas.microsoft.com/office/drawing/2016/ink" xmlns:am3d="http://schemas.microsoft.com/office/drawing/2017/model3d" xmlns:o="urn:schemas-microsoft-com:office:office" xmlns:oel="http://schemas.microsoft.com/office/2019/extlst" xmlns:r="http://schemas.openxmlformats.org/officeDocument/2006/relationships" xmlns:m="http://schemas.openxmlformats.org/officeDocument/2006/math" xmlns:v="urn:schemas-microsoft-com:vml" xmlns:wp14="http://schemas.microsoft.com/office/word/2010/wordprocessingDrawing" xmlns:wp="http://schemas.openxmlformats.org/drawingml/2006/wordprocessingDrawing" xmlns:w10="urn:schemas-microsoft-com:office:word" xmlns:w="http://schemas.openxmlformats.org/wordprocessingml/2006/main" xmlns:w14="http://schemas.microsoft.com/office/word/2010/wordml" xmlns:w15="http://schemas.microsoft.com/office/word/2012/wordml" xmlns:w16cex="http://schemas.microsoft.com/office/word/2018/wordml/cex" xmlns:w16cid="http://schemas.microsoft.com/office/word/2016/wordml/cid" xmlns:w16="http://schemas.microsoft.com/office/word/2018/wordml" xmlns:w16du="http://schemas.microsoft.com/office/word/2023/wordml/word16du" xmlns:w16sdtdh="http://schemas.microsoft.com/office/word/2020/wordml/sdtdatahash" xmlns:w16se="http://schemas.microsoft.com/office/word/2015/wordml/symex" xmlns:wpg="http://schemas.microsoft.com/office/word/2010/wordprocessingGroup" xmlns:wpi="http://schemas.microsoft.com/office/word/2010/wordprocessingInk" xmlns:wne="http://schemas.microsoft.com/office/word/2006/wordml" xmlns:wps="http://schemas.microsoft.com/office/word/2010/wordprocessingShape" mc:Ignorable="w14 w15 w16se w16cid w16 w16cex w16sdtdh w16du wp14">
   <w:abstractNum w:abstractNumId="0" w15:restartNumberingAfterBreak="0">
     <w:nsid w:val="FFFFFF7D"/>
     <w:multiLevelType w:val="singleLevel"/>
@@ -6465,7 +10608,7 @@
 </file>
 
 <file path=word/styles.xml><?xml version="1.0" encoding="utf-8"?>
-<w:styles xmlns:mc="http://schemas.openxmlformats.org/markup-compatibility/2006" xmlns:r="http://schemas.openxmlformats.org/officeDocument/2006/relationships" xmlns:w="http://schemas.openxmlformats.org/wordprocessingml/2006/main" xmlns:w14="http://schemas.microsoft.com/office/word/2010/wordml" xmlns:w15="http://schemas.microsoft.com/office/word/2012/wordml" xmlns:w16cex="http://schemas.microsoft.com/office/word/2018/wordml/cex" xmlns:w16cid="http://schemas.microsoft.com/office/word/2016/wordml/cid" xmlns:w16="http://schemas.microsoft.com/office/word/2018/wordml" xmlns:w16sdtdh="http://schemas.microsoft.com/office/word/2020/wordml/sdtdatahash" xmlns:w16se="http://schemas.microsoft.com/office/word/2015/wordml/symex" mc:Ignorable="w14 w15 w16se w16cid w16 w16cex w16sdtdh">
+<w:styles xmlns:mc="http://schemas.openxmlformats.org/markup-compatibility/2006" xmlns:r="http://schemas.openxmlformats.org/officeDocument/2006/relationships" xmlns:w="http://schemas.openxmlformats.org/wordprocessingml/2006/main" xmlns:w14="http://schemas.microsoft.com/office/word/2010/wordml" xmlns:w15="http://schemas.microsoft.com/office/word/2012/wordml" xmlns:w16cex="http://schemas.microsoft.com/office/word/2018/wordml/cex" xmlns:w16cid="http://schemas.microsoft.com/office/word/2016/wordml/cid" xmlns:w16="http://schemas.microsoft.com/office/word/2018/wordml" xmlns:w16du="http://schemas.microsoft.com/office/word/2023/wordml/word16du" xmlns:w16sdtdh="http://schemas.microsoft.com/office/word/2020/wordml/sdtdatahash" xmlns:w16se="http://schemas.microsoft.com/office/word/2015/wordml/symex" mc:Ignorable="w14 w15 w16se w16cid w16 w16cex w16sdtdh w16du">
   <w:docDefaults>
     <w:rPrDefault>
       <w:rPr>
